--- a/downloads/student/ai-4-week-11.docx
+++ b/downloads/student/ai-4-week-11.docx
@@ -2033,6 +2033,16 @@
       </w:r>
     </w:p>
     <w:p>
+      <w:r>
+        <w:t>Read the labelled picture: Which input distinguishes the original and changed tree? Point to the relevant step in the picture, then write the changed result and the rule or evidence that supports it.</w:t>
+      </w:r>
+    </w:p>
+    <w:p>
+      <w:r>
+        <w:t>Change one thing: The stored rule changes to visible_spots&gt;2. Predict the result before checking the explanation. What remains the same?</w:t>
+      </w:r>
+    </w:p>
+    <w:p>
       <w:pPr>
         <w:pStyle w:val="Heading1"/>
       </w:pPr>
@@ -3851,6 +3861,187 @@
     <w:p>
       <w:r>
         <w:t>Attempt the independent case before hints. Record whether you worked alone, used a hint or followed a model. After feedback, fix the first unsupported step and explain why it changed. A later check uses a changed case, not a copied answer.</w:t>
+      </w:r>
+    </w:p>
+    <w:p>
+      <w:pPr>
+        <w:pStyle w:val="Heading1"/>
+      </w:pPr>
+      <w:r>
+        <w:t>15. Your lesson route</w:t>
+      </w:r>
+    </w:p>
+    <w:p>
+      <w:r>
+        <w:t>Start with this question: Trace a small fitted tree, including its exact boundary.</w:t>
+      </w:r>
+    </w:p>
+    <w:tbl>
+      <w:tblPr>
+        <w:tblStyle w:val="LightShading-Accent1"/>
+        <w:tblW w:type="auto" w:w="0"/>
+        <w:tblLook w:firstColumn="1" w:firstRow="1" w:lastColumn="0" w:lastRow="0" w:noHBand="0" w:noVBand="1" w:val="04A0"/>
+      </w:tblPr>
+      <w:tblGrid>
+        <w:gridCol w:w="5112"/>
+        <w:gridCol w:w="5112"/>
+      </w:tblGrid>
+      <w:tr>
+        <w:trPr>
+          <w:tblHeader/>
+        </w:trPr>
+        <w:tc>
+          <w:tcPr>
+            <w:tcW w:type="dxa" w:w="5112"/>
+          </w:tcPr>
+          <w:p>
+            <w:r>
+              <w:t>By the end, I can</w:t>
+            </w:r>
+          </w:p>
+        </w:tc>
+        <w:tc>
+          <w:tcPr>
+            <w:tcW w:type="dxa" w:w="5112"/>
+          </w:tcPr>
+          <w:p>
+            <w:r>
+              <w:t>How I will show it</w:t>
+            </w:r>
+          </w:p>
+        </w:tc>
+      </w:tr>
+      <w:tr>
+        <w:tc>
+          <w:tcPr>
+            <w:tcW w:type="dxa" w:w="5112"/>
+          </w:tcPr>
+          <w:p>
+            <w:r>
+              <w:t>Fit a root question and leaf predictions from training examples</w:t>
+            </w:r>
+          </w:p>
+        </w:tc>
+        <w:tc>
+          <w:tcPr>
+            <w:tcW w:type="dxa" w:w="5112"/>
+          </w:tcPr>
+          <w:p>
+            <w:r>
+              <w:t>Explain the deciding step, show a trace or test, and state one limit.</w:t>
+            </w:r>
+          </w:p>
+        </w:tc>
+      </w:tr>
+      <w:tr>
+        <w:tc>
+          <w:tcPr>
+            <w:tcW w:type="dxa" w:w="5112"/>
+          </w:tcPr>
+          <w:p>
+            <w:r>
+              <w:t>Trace a new example through the learned tree</w:t>
+            </w:r>
+          </w:p>
+        </w:tc>
+        <w:tc>
+          <w:tcPr>
+            <w:tcW w:type="dxa" w:w="5112"/>
+          </w:tcPr>
+          <w:p>
+            <w:r>
+              <w:t>Explain the deciding step, show a trace or test, and state one limit.</w:t>
+            </w:r>
+          </w:p>
+        </w:tc>
+      </w:tr>
+      <w:tr>
+        <w:tc>
+          <w:tcPr>
+            <w:tcW w:type="dxa" w:w="5112"/>
+          </w:tcPr>
+          <w:p>
+            <w:r>
+              <w:t>Compare a shallow tree with a baseline and state its limits</w:t>
+            </w:r>
+          </w:p>
+        </w:tc>
+        <w:tc>
+          <w:tcPr>
+            <w:tcW w:type="dxa" w:w="5112"/>
+          </w:tcPr>
+          <w:p>
+            <w:r>
+              <w:t>Explain the deciding step, show a trace or test, and state one limit.</w:t>
+            </w:r>
+          </w:p>
+        </w:tc>
+      </w:tr>
+    </w:tbl>
+    <w:p>
+      <w:r>
+        <w:t>Remember → watch and explain → try with help → investigate → try independently → keep project evidence. Your teacher may spread this lesson across several classes.</w:t>
+      </w:r>
+    </w:p>
+    <w:p>
+      <w:r>
+        <w:t>Keep your first prediction. Compare it with what the evidence shows and explain any change.</w:t>
+      </w:r>
+    </w:p>
+    <w:p>
+      <w:pPr>
+        <w:pStyle w:val="Heading1"/>
+      </w:pPr>
+      <w:r>
+        <w:t>16. Finish and return</w:t>
+      </w:r>
+    </w:p>
+    <w:p>
+      <w:r>
+        <w:t>Close your notes. Explain this goal in your own words: Fit a root question and leaf predictions from training examples</w:t>
+      </w:r>
+    </w:p>
+    <w:p>
+      <w:pPr>
+        <w:pStyle w:val="Heading3"/>
+      </w:pPr>
+      <w:r>
+        <w:t>My deciding step, evidence and one remaining question</w:t>
+      </w:r>
+    </w:p>
+    <w:p>
+      <w:r>
+        <w:t>________________________________________________________________</w:t>
+      </w:r>
+    </w:p>
+    <w:p>
+      <w:r>
+        <w:t>________________________________________________________________</w:t>
+      </w:r>
+    </w:p>
+    <w:p>
+      <w:r>
+        <w:t>________________________________________________________________</w:t>
+      </w:r>
+    </w:p>
+    <w:p>
+      <w:r>
+        <w:t>________________________________________________________________</w:t>
+      </w:r>
+    </w:p>
+    <w:p>
+      <w:r>
+        <w:t>________________________________________________________________</w:t>
+      </w:r>
+    </w:p>
+    <w:p>
+      <w:r>
+        <w:t>If you are unsure, return to the worked picture and explain one arrow. If you are ready, change an input or assumption and justify your prediction.</w:t>
+      </w:r>
+    </w:p>
+    <w:p>
+      <w:r>
+        <w:t>Save your workbook evidence. At the next review, try a different case before opening your old answer.</w:t>
       </w:r>
     </w:p>
     <w:sectPr>

--- a/downloads/student/ai-4-week-11.docx
+++ b/downloads/student/ai-4-week-11.docx
@@ -4042,6 +4042,215 @@
     <w:p>
       <w:r>
         <w:t>Save your workbook evidence. At the next review, try a different case before opening your old answer.</w:t>
+      </w:r>
+    </w:p>
+    <w:p>
+      <w:pPr>
+        <w:pStyle w:val="Heading1"/>
+      </w:pPr>
+      <w:r>
+        <w:t>17. Supported practice, repair and portfolio</w:t>
+      </w:r>
+    </w:p>
+    <w:p>
+      <w:r>
+        <w:t>Use this supported practice once, in the browser or on paper. Keep the reserved independent assessment for a separate first attempt before teacher feedback.</w:t>
+      </w:r>
+    </w:p>
+    <w:p>
+      <w:r>
+        <w:t>Trace a small fitted tree, including its exact boundary.</w:t>
+      </w:r>
+    </w:p>
+    <w:p>
+      <w:pPr>
+        <w:pStyle w:val="Heading3"/>
+      </w:pPr>
+      <w:r>
+        <w:t>Practice 1: explain the deciding evidence</w:t>
+      </w:r>
+    </w:p>
+    <w:p>
+      <w:r>
+        <w:t>Which labelled step matches this detail? N lacks a count, so use review rather than inventing zero.</w:t>
+      </w:r>
+    </w:p>
+    <w:p>
+      <w:r>
+        <w:t>1. Read boundary</w:t>
+      </w:r>
+    </w:p>
+    <w:p>
+      <w:r>
+        <w:t>2. Read first branch</w:t>
+      </w:r>
+    </w:p>
+    <w:p>
+      <w:r>
+        <w:t>3. Stop missing path</w:t>
+      </w:r>
+    </w:p>
+    <w:p>
+      <w:pPr>
+        <w:pStyle w:val="Heading3"/>
+      </w:pPr>
+      <w:r>
+        <w:t>My selected conclusion, deciding fact and explanation</w:t>
+      </w:r>
+    </w:p>
+    <w:p>
+      <w:r>
+        <w:t>________________________________________________________________</w:t>
+      </w:r>
+    </w:p>
+    <w:p>
+      <w:r>
+        <w:t>________________________________________________________________</w:t>
+      </w:r>
+    </w:p>
+    <w:p>
+      <w:r>
+        <w:t>________________________________________________________________</w:t>
+      </w:r>
+    </w:p>
+    <w:p>
+      <w:r>
+        <w:t>________________________________________________________________</w:t>
+      </w:r>
+    </w:p>
+    <w:p>
+      <w:r>
+        <w:t>________________________________________________________________</w:t>
+      </w:r>
+    </w:p>
+    <w:p>
+      <w:r>
+        <w:t>Hint if needed: Read the steps in the pictorial case. Match the supplied detail to the stage that performs or records it.</w:t>
+      </w:r>
+    </w:p>
+    <w:p>
+      <w:r>
+        <w:t>After your attempt, compare with the supported explanation: Stop missing path N lacks a count, so use review rather than inventing zero. Read the picture in order. N lacks a count, so use review rather than inventing zero. The arrows show which recorded input or intermediate result each decision uses. Explain the deciding step aloud before checking the changed case; pointing to the final answer alone does not show how it follows.</w:t>
+      </w:r>
+    </w:p>
+    <w:p>
+      <w:pPr>
+        <w:pStyle w:val="Heading3"/>
+      </w:pPr>
+      <w:r>
+        <w:t>Practice 2: explain the deciding evidence</w:t>
+      </w:r>
+    </w:p>
+    <w:p>
+      <w:r>
+        <w:t>Changed-case practice: The stored rule changes to visible_spots&gt;2. Which conclusion is supported by the supplied facts?</w:t>
+      </w:r>
+    </w:p>
+    <w:p>
+      <w:r>
+        <w:t>1. We can decide the result without examining the changed input or the procedure.</w:t>
+      </w:r>
+    </w:p>
+    <w:p>
+      <w:r>
+        <w:t>2. This one example guarantees correct results for every future input.</w:t>
+      </w:r>
+    </w:p>
+    <w:p>
+      <w:r>
+        <w:t>3. M is now predicted healthy.</w:t>
+      </w:r>
+    </w:p>
+    <w:p>
+      <w:pPr>
+        <w:pStyle w:val="Heading3"/>
+      </w:pPr>
+      <w:r>
+        <w:t>My selected conclusion, deciding fact and explanation</w:t>
+      </w:r>
+    </w:p>
+    <w:p>
+      <w:r>
+        <w:t>________________________________________________________________</w:t>
+      </w:r>
+    </w:p>
+    <w:p>
+      <w:r>
+        <w:t>________________________________________________________________</w:t>
+      </w:r>
+    </w:p>
+    <w:p>
+      <w:r>
+        <w:t>________________________________________________________________</w:t>
+      </w:r>
+    </w:p>
+    <w:p>
+      <w:r>
+        <w:t>________________________________________________________________</w:t>
+      </w:r>
+    </w:p>
+    <w:p>
+      <w:r>
+        <w:t>________________________________________________________________</w:t>
+      </w:r>
+    </w:p>
+    <w:p>
+      <w:r>
+        <w:t>Hint if needed: Use the changed condition and the deciding step in the pictorial trace. The answer must say what follows from those facts.</w:t>
+      </w:r>
+    </w:p>
+    <w:p>
+      <w:r>
+        <w:t>After your attempt, compare with the supported explanation: M is now predicted healthy. Changing &gt;= to &gt; moves the exact value 2 to the other branch.</w:t>
+      </w:r>
+    </w:p>
+    <w:p>
+      <w:pPr>
+        <w:pStyle w:val="Heading3"/>
+      </w:pPr>
+      <w:r>
+        <w:t>Repair a missing building block</w:t>
+      </w:r>
+    </w:p>
+    <w:p>
+      <w:r>
+        <w:t>Review Baselines First (ai-4/10). Goal: Fit a majority label baseline using training labels only. Short practice: Can the candidate’s training accuracy replace this validation comparison? Point to the relevant step in the picture, then write the changed result and the rule or evidence that supports it.. Return to this week and explain what you changed.</w:t>
+      </w:r>
+    </w:p>
+    <w:p>
+      <w:r>
+        <w:t>Review Leakage (ai-4/8). Goal: Choose a split unit that matches the intended prediction claim. Short practice: How many independently new plant identities are in the original test? Point to the relevant step in the picture, then write the changed result and the rule or evidence that supports it.. Return to this week and explain what you changed.</w:t>
+      </w:r>
+    </w:p>
+    <w:p>
+      <w:r>
+        <w:t>Review Inspect Before Modeling (ai-4/5). Goal: Inspect row meaning missing values and repeated records. Short practice: Which original information should the inspection log preserve? Point to the relevant step in the picture, then write the changed result and the rule or evidence that supports it.. Return to this week and explain what you changed.</w:t>
+      </w:r>
+    </w:p>
+    <w:p>
+      <w:pPr>
+        <w:pStyle w:val="Heading3"/>
+      </w:pPr>
+      <w:r>
+        <w:t>Predict, run and debug</w:t>
+      </w:r>
+    </w:p>
+    <w:p>
+      <w:r>
+        <w:t>The browser lab lets you edit the supported Python examples already included in this lesson. Predict first, run, inspect the actual output or error, change one input, then run again. Keep code, predictions, actual results and a reasoned revision together. On paper, label your result as a trace rather than an execution.</w:t>
+      </w:r>
+    </w:p>
+    <w:p>
+      <w:pPr>
+        <w:pStyle w:val="Heading3"/>
+      </w:pPr>
+      <w:r>
+        <w:t>Keep your completed work</w:t>
+      </w:r>
+    </w:p>
+    <w:p>
+      <w:r>
+        <w:t>Use Download completed work in the hosted lesson to export your answers, reflections, practice feedback and code-run evidence. Open the HTML copy to read or print it. Drafts stay in this browser when storage is available; clear drafts on a shared device.</w:t>
       </w:r>
     </w:p>
     <w:sectPr>

--- a/downloads/student/ai-4-week-11.docx
+++ b/downloads/student/ai-4-week-11.docx
@@ -42,6 +42,11 @@
       </w:r>
     </w:p>
     <w:p>
+      <w:r>
+        <w:t>Start with the target: Fit a root question and leaf predictions from training examples. Try the recall before opening notes.</w:t>
+      </w:r>
+    </w:p>
+    <w:p>
       <w:pPr>
         <w:pStyle w:val="Heading3"/>
       </w:pPr>
@@ -50,17 +55,83 @@
       </w:r>
     </w:p>
     <w:p>
-      <w:r>
-        <w:t>I can fit a root question and leaf predictions from training examples.</w:t>
-      </w:r>
-    </w:p>
-    <w:p>
-      <w:r>
+      <w:pPr>
+        <w:spacing w:line="336" w:lineRule="auto" w:after="180"/>
+      </w:pPr>
+      <w:r>
+        <w:rPr>
+          <w:b w:val="0"/>
+        </w:rPr>
+        <w:t xml:space="preserve">I can fit a </w:t>
+      </w:r>
+      <w:r>
+        <w:rPr>
+          <w:b/>
+        </w:rPr>
+        <w:t>root</w:t>
+      </w:r>
+      <w:r>
+        <w:rPr>
+          <w:b w:val="0"/>
+        </w:rPr>
+        <w:t xml:space="preserve"> question and </w:t>
+      </w:r>
+      <w:r>
+        <w:rPr>
+          <w:b/>
+        </w:rPr>
+        <w:t>leaf</w:t>
+      </w:r>
+      <w:r>
+        <w:rPr>
+          <w:b w:val="0"/>
+        </w:rPr>
+        <w:t xml:space="preserve"> </w:t>
+      </w:r>
+      <w:r>
+        <w:rPr>
+          <w:b/>
+        </w:rPr>
+        <w:t>prediction</w:t>
+      </w:r>
+      <w:r>
+        <w:rPr>
+          <w:b w:val="0"/>
+        </w:rPr>
+        <w:t xml:space="preserve">s from </w:t>
+      </w:r>
+      <w:r>
+        <w:rPr>
+          <w:b/>
+        </w:rPr>
+        <w:t>training</w:t>
+      </w:r>
+      <w:r>
+        <w:rPr>
+          <w:b w:val="0"/>
+        </w:rPr>
+        <w:t xml:space="preserve"> examples.</w:t>
+      </w:r>
+    </w:p>
+    <w:p>
+      <w:pPr>
+        <w:spacing w:line="336" w:lineRule="auto" w:after="180"/>
+      </w:pPr>
+      <w:r>
+        <w:rPr>
+          <w:b w:val="0"/>
+        </w:rPr>
         <w:t>I can trace a new example through the learned tree.</w:t>
       </w:r>
     </w:p>
     <w:p>
-      <w:r>
+      <w:pPr>
+        <w:spacing w:line="336" w:lineRule="auto" w:after="180"/>
+      </w:pPr>
+      <w:r>
+        <w:rPr>
+          <w:b w:val="0"/>
+        </w:rPr>
         <w:t>I can compare a shallow tree with a baseline and state its limits.</w:t>
       </w:r>
     </w:p>
@@ -73,33 +144,105 @@
       </w:r>
     </w:p>
     <w:p>
-      <w:r>
+      <w:pPr>
+        <w:spacing w:line="336" w:lineRule="auto" w:after="180"/>
+      </w:pPr>
+      <w:r>
+        <w:rPr>
+          <w:b w:val="0"/>
+        </w:rPr>
         <w:t>Close your notes first. A rough first answer helps us choose the right starting point; it is not a score for your ability.</w:t>
       </w:r>
     </w:p>
     <w:p>
-      <w:r>
+      <w:pPr>
+        <w:spacing w:line="336" w:lineRule="auto" w:after="180"/>
+      </w:pPr>
+      <w:r>
+        <w:rPr>
+          <w:b w:val="0"/>
+        </w:rPr>
         <w:t>Without opening the old lesson, explain one key idea from Baselines First. Give an example and a mistake that the idea helps you avoid.</w:t>
       </w:r>
     </w:p>
     <w:p>
-      <w:r>
+      <w:pPr>
+        <w:spacing w:line="336" w:lineRule="auto" w:after="180"/>
+      </w:pPr>
+      <w:r>
+        <w:rPr>
+          <w:b w:val="0"/>
+        </w:rPr>
         <w:t>Without opening the old lesson, explain one key idea from Leakage. Give an example and a mistake that the idea helps you avoid.</w:t>
       </w:r>
     </w:p>
     <w:p>
-      <w:r>
+      <w:pPr>
+        <w:spacing w:line="336" w:lineRule="auto" w:after="180"/>
+      </w:pPr>
+      <w:r>
+        <w:rPr>
+          <w:b w:val="0"/>
+        </w:rPr>
         <w:t>Without opening the old lesson, explain one key idea from Inspect Before Modeling. Give an example and a mistake that the idea helps you avoid.</w:t>
       </w:r>
     </w:p>
     <w:p>
-      <w:r>
-        <w:t>After trying, check the relevant lesson or ask your teacher. Change the part of your explanation that the evidence shows was wrong.</w:t>
-      </w:r>
-    </w:p>
-    <w:p>
-      <w:r>
-        <w:t>A decision tree partitions feature space using ordered questions; each leaf produces a prediction.</w:t>
+      <w:pPr>
+        <w:spacing w:line="336" w:lineRule="auto" w:after="180"/>
+      </w:pPr>
+      <w:r>
+        <w:rPr>
+          <w:b w:val="0"/>
+        </w:rPr>
+        <w:t xml:space="preserve">After trying, check the relevant lesson or ask your teacher. Change the part of your explanation that the </w:t>
+      </w:r>
+      <w:r>
+        <w:rPr>
+          <w:b/>
+        </w:rPr>
+        <w:t>evidence</w:t>
+      </w:r>
+      <w:r>
+        <w:rPr>
+          <w:b w:val="0"/>
+        </w:rPr>
+        <w:t xml:space="preserve"> shows was wrong.</w:t>
+      </w:r>
+    </w:p>
+    <w:p>
+      <w:pPr>
+        <w:spacing w:line="336" w:lineRule="auto" w:after="180"/>
+      </w:pPr>
+      <w:r>
+        <w:rPr>
+          <w:b w:val="0"/>
+        </w:rPr>
+        <w:t xml:space="preserve">A decision tree partitions feature space using ordered questions; each </w:t>
+      </w:r>
+      <w:r>
+        <w:rPr>
+          <w:b/>
+        </w:rPr>
+        <w:t>leaf</w:t>
+      </w:r>
+      <w:r>
+        <w:rPr>
+          <w:b w:val="0"/>
+        </w:rPr>
+        <w:t xml:space="preserve"> produces a </w:t>
+      </w:r>
+      <w:r>
+        <w:rPr>
+          <w:b/>
+        </w:rPr>
+        <w:t>prediction</w:t>
+      </w:r>
+      <w:r>
+        <w:rPr>
+          <w:b w:val="0"/>
+        </w:rPr>
+        <w:t>.</w:t>
       </w:r>
     </w:p>
     <w:p>
@@ -139,12 +282,57 @@
       </w:r>
     </w:p>
     <w:p>
-      <w:r>
-        <w:t>LEARNING TARGET  Rule: if spots&gt;=4 predict spotted, otherwise healthy. Trace 3,4,5 and missing. Does applying this rule demonstrate that training found the threshold?</w:t>
-      </w:r>
-    </w:p>
-    <w:p>
-      <w:r>
+      <w:pPr>
+        <w:pStyle w:val="Heading3"/>
+      </w:pPr>
+      <w:r>
+        <w:t>Your target</w:t>
+      </w:r>
+    </w:p>
+    <w:p>
+      <w:pPr>
+        <w:spacing w:line="336" w:lineRule="auto" w:after="180"/>
+        <w:shd w:fill="EDF7F3"/>
+      </w:pPr>
+      <w:r>
+        <w:rPr>
+          <w:b w:val="0"/>
+        </w:rPr>
+        <w:t xml:space="preserve">LEARNING TARGET  Rule: if spots&gt;=4 predict spotted, otherwise healthy. Trace 3,4,5 and missing. Does applying this rule demonstrate that </w:t>
+      </w:r>
+      <w:r>
+        <w:rPr>
+          <w:b/>
+        </w:rPr>
+        <w:t>training</w:t>
+      </w:r>
+      <w:r>
+        <w:rPr>
+          <w:b w:val="0"/>
+        </w:rPr>
+        <w:t xml:space="preserve"> found the </w:t>
+      </w:r>
+      <w:r>
+        <w:rPr>
+          <w:b/>
+        </w:rPr>
+        <w:t>threshold</w:t>
+      </w:r>
+      <w:r>
+        <w:rPr>
+          <w:b w:val="0"/>
+        </w:rPr>
+        <w:t>?</w:t>
+      </w:r>
+    </w:p>
+    <w:p>
+      <w:pPr>
+        <w:spacing w:line="336" w:lineRule="auto" w:after="180"/>
+      </w:pPr>
+      <w:r>
+        <w:rPr>
+          <w:b w:val="0"/>
+        </w:rPr>
         <w:t>Builder name and experiment date:</w:t>
       </w:r>
     </w:p>
@@ -157,8 +345,27 @@
       </w:r>
     </w:p>
     <w:p>
-      <w:r>
-        <w:t>Why does a cutoff with zero training errors still need validation on separate examples?</w:t>
+      <w:pPr>
+        <w:spacing w:line="336" w:lineRule="auto" w:after="180"/>
+        <w:shd w:fill="F5F1FB"/>
+      </w:pPr>
+      <w:r>
+        <w:rPr>
+          <w:b w:val="0"/>
+        </w:rPr>
+        <w:t xml:space="preserve">Why does a cutoff with zero </w:t>
+      </w:r>
+      <w:r>
+        <w:rPr>
+          <w:b/>
+        </w:rPr>
+        <w:t>training</w:t>
+      </w:r>
+      <w:r>
+        <w:rPr>
+          <w:b w:val="0"/>
+        </w:rPr>
+        <w:t xml:space="preserve"> errors still need validation on separate examples?</w:t>
       </w:r>
     </w:p>
     <w:p>
@@ -170,7 +377,13 @@
       </w:r>
     </w:p>
     <w:p>
-      <w:r>
+      <w:pPr>
+        <w:spacing w:line="336" w:lineRule="auto" w:after="180"/>
+      </w:pPr>
+      <w:r>
+        <w:rPr>
+          <w:b w:val="0"/>
+        </w:rPr>
         <w:t>By the end, I can explain decision trees using a traced example and a stated limitation.</w:t>
       </w:r>
     </w:p>
@@ -184,6 +397,17 @@
     </w:p>
     <w:p>
       <w:r>
+        <w:t>Investigate the supplied Decision Trees case. Separate observations, given facts and assumptions before choosing an explanation.</w:t>
+      </w:r>
+    </w:p>
+    <w:p>
+      <w:pPr>
+        <w:spacing w:line="336" w:lineRule="auto" w:after="180"/>
+      </w:pPr>
+      <w:r>
+        <w:rPr>
+          <w:b/>
+        </w:rPr>
         <w:t>PICTURE ENTRY</w:t>
       </w:r>
     </w:p>
@@ -196,8 +420,26 @@
       </w:r>
     </w:p>
     <w:p>
-      <w:r>
-        <w:t>Begin with visible evidence; do not explain more than the picture and information support.</w:t>
+      <w:pPr>
+        <w:spacing w:line="336" w:lineRule="auto" w:after="180"/>
+      </w:pPr>
+      <w:r>
+        <w:rPr>
+          <w:b w:val="0"/>
+        </w:rPr>
+        <w:t xml:space="preserve">Begin with visible </w:t>
+      </w:r>
+      <w:r>
+        <w:rPr>
+          <w:b/>
+        </w:rPr>
+        <w:t>evidence</w:t>
+      </w:r>
+      <w:r>
+        <w:rPr>
+          <w:b w:val="0"/>
+        </w:rPr>
+        <w:t>; do not explain more than the picture and information support.</w:t>
       </w:r>
     </w:p>
     <w:p>
@@ -237,33 +479,138 @@
       </w:r>
     </w:p>
     <w:p>
-      <w:r>
-        <w:t>MYSTERY  The team must use decision trees to solve a model-building problem. What information do they have? What important evidence is still missing?</w:t>
-      </w:r>
-    </w:p>
-    <w:p>
-      <w:r>
+      <w:pPr>
+        <w:pStyle w:val="Heading3"/>
+      </w:pPr>
+      <w:r>
+        <w:t>Start with this puzzle</w:t>
+      </w:r>
+    </w:p>
+    <w:p>
+      <w:pPr>
+        <w:spacing w:line="336" w:lineRule="auto" w:after="180"/>
+        <w:shd w:fill="F1F6FC"/>
+      </w:pPr>
+      <w:r>
+        <w:rPr>
+          <w:b w:val="0"/>
+        </w:rPr>
+        <w:t xml:space="preserve">MYSTERY  The team must use decision trees to solve a model-building problem. What information do they have? What important </w:t>
+      </w:r>
+      <w:r>
+        <w:rPr>
+          <w:b/>
+        </w:rPr>
+        <w:t>evidence</w:t>
+      </w:r>
+      <w:r>
+        <w:rPr>
+          <w:b w:val="0"/>
+        </w:rPr>
+        <w:t xml:space="preserve"> is still missing?</w:t>
+      </w:r>
+    </w:p>
+    <w:p>
+      <w:pPr>
+        <w:spacing w:line="336" w:lineRule="auto" w:after="180"/>
+      </w:pPr>
+      <w:r>
+        <w:rPr>
+          <w:b w:val="0"/>
+        </w:rPr>
         <w:t>Name three visible details without interpreting them.</w:t>
       </w:r>
     </w:p>
     <w:p>
-      <w:r>
+      <w:pPr>
+        <w:spacing w:line="336" w:lineRule="auto" w:after="180"/>
+      </w:pPr>
+      <w:r>
+        <w:rPr>
+          <w:b w:val="0"/>
+        </w:rPr>
         <w:t>Predict the data, model, or evaluation decision being made.</w:t>
       </w:r>
     </w:p>
     <w:p>
-      <w:r>
+      <w:pPr>
+        <w:spacing w:line="336" w:lineRule="auto" w:after="180"/>
+      </w:pPr>
+      <w:r>
+        <w:rPr>
+          <w:b w:val="0"/>
+        </w:rPr>
         <w:t>Identify one hidden assumption that could change the result.</w:t>
       </w:r>
     </w:p>
     <w:p>
-      <w:r>
-        <w:t>State what evidence would confirm or reject your prediction.</w:t>
-      </w:r>
-    </w:p>
-    <w:p>
-      <w:r>
-        <w:t>My prediction and supporting evidence:</w:t>
+      <w:pPr>
+        <w:spacing w:line="336" w:lineRule="auto" w:after="180"/>
+      </w:pPr>
+      <w:r>
+        <w:rPr>
+          <w:b w:val="0"/>
+        </w:rPr>
+        <w:t xml:space="preserve">State what </w:t>
+      </w:r>
+      <w:r>
+        <w:rPr>
+          <w:b/>
+        </w:rPr>
+        <w:t>evidence</w:t>
+      </w:r>
+      <w:r>
+        <w:rPr>
+          <w:b w:val="0"/>
+        </w:rPr>
+        <w:t xml:space="preserve"> would confirm or reject your </w:t>
+      </w:r>
+      <w:r>
+        <w:rPr>
+          <w:b/>
+        </w:rPr>
+        <w:t>prediction</w:t>
+      </w:r>
+      <w:r>
+        <w:rPr>
+          <w:b w:val="0"/>
+        </w:rPr>
+        <w:t>.</w:t>
+      </w:r>
+    </w:p>
+    <w:p>
+      <w:pPr>
+        <w:spacing w:line="336" w:lineRule="auto" w:after="180"/>
+      </w:pPr>
+      <w:r>
+        <w:rPr>
+          <w:b w:val="0"/>
+        </w:rPr>
+        <w:t xml:space="preserve">My </w:t>
+      </w:r>
+      <w:r>
+        <w:rPr>
+          <w:b/>
+        </w:rPr>
+        <w:t>prediction</w:t>
+      </w:r>
+      <w:r>
+        <w:rPr>
+          <w:b w:val="0"/>
+        </w:rPr>
+        <w:t xml:space="preserve"> and supporting </w:t>
+      </w:r>
+      <w:r>
+        <w:rPr>
+          <w:b/>
+        </w:rPr>
+        <w:t>evidence</w:t>
+      </w:r>
+      <w:r>
+        <w:rPr>
+          <w:b w:val="0"/>
+        </w:rPr>
+        <w:t>:</w:t>
       </w:r>
     </w:p>
     <w:p>
@@ -275,13 +622,131 @@
       </w:r>
     </w:p>
     <w:p>
-      <w:r>
-        <w:t>A decision tree asks a feature question and follows a branch to a prediction. A tree with one question has depth one and is sometimes called a stump. Unlike Week 8, where the two output labels were fixed in advance, this week we fit both the question and the label stored at each leaf.</w:t>
-      </w:r>
-    </w:p>
-    <w:p>
-      <w:r>
-        <w:t>Our six fictional training rows have two binary sensor flags available before prediction: near and tall. A value of 1 means that flag is present; 0 means absent. The reviewed scene label is separate. Each row represents a different trip on a familiar route, including rows with identical values. Similar readings can have different scene labels. These are teaching examples, not robot control instructions.</w:t>
+      <w:pPr>
+        <w:spacing w:line="336" w:lineRule="auto" w:after="180"/>
+      </w:pPr>
+      <w:r>
+        <w:rPr>
+          <w:b w:val="0"/>
+        </w:rPr>
+        <w:t xml:space="preserve">A decision tree asks a feature question and follows a </w:t>
+      </w:r>
+      <w:r>
+        <w:rPr>
+          <w:b/>
+        </w:rPr>
+        <w:t>branch</w:t>
+      </w:r>
+      <w:r>
+        <w:rPr>
+          <w:b w:val="0"/>
+        </w:rPr>
+        <w:t xml:space="preserve"> to a </w:t>
+      </w:r>
+      <w:r>
+        <w:rPr>
+          <w:b/>
+        </w:rPr>
+        <w:t>prediction</w:t>
+      </w:r>
+      <w:r>
+        <w:rPr>
+          <w:b w:val="0"/>
+        </w:rPr>
+        <w:t xml:space="preserve">. A tree with one question has </w:t>
+      </w:r>
+      <w:r>
+        <w:rPr>
+          <w:b/>
+        </w:rPr>
+        <w:t>depth</w:t>
+      </w:r>
+      <w:r>
+        <w:rPr>
+          <w:b w:val="0"/>
+        </w:rPr>
+        <w:t xml:space="preserve"> one and is sometimes called a stump.</w:t>
+      </w:r>
+    </w:p>
+    <w:p>
+      <w:pPr>
+        <w:spacing w:line="336" w:lineRule="auto" w:after="180"/>
+      </w:pPr>
+      <w:r>
+        <w:rPr>
+          <w:b w:val="0"/>
+        </w:rPr>
+        <w:t xml:space="preserve">Unlike Week 8, where the two </w:t>
+      </w:r>
+      <w:r>
+        <w:rPr>
+          <w:b/>
+        </w:rPr>
+        <w:t>output</w:t>
+      </w:r>
+      <w:r>
+        <w:rPr>
+          <w:b w:val="0"/>
+        </w:rPr>
+        <w:t xml:space="preserve"> labels were fixed in advance, this week we fit both the question and the label stored at each </w:t>
+      </w:r>
+      <w:r>
+        <w:rPr>
+          <w:b/>
+        </w:rPr>
+        <w:t>leaf</w:t>
+      </w:r>
+      <w:r>
+        <w:rPr>
+          <w:b w:val="0"/>
+        </w:rPr>
+        <w:t>.</w:t>
+      </w:r>
+    </w:p>
+    <w:p>
+      <w:pPr>
+        <w:spacing w:line="336" w:lineRule="auto" w:after="180"/>
+      </w:pPr>
+      <w:r>
+        <w:rPr>
+          <w:b w:val="0"/>
+        </w:rPr>
+        <w:t xml:space="preserve">Our six fictional </w:t>
+      </w:r>
+      <w:r>
+        <w:rPr>
+          <w:b/>
+        </w:rPr>
+        <w:t>training</w:t>
+      </w:r>
+      <w:r>
+        <w:rPr>
+          <w:b w:val="0"/>
+        </w:rPr>
+        <w:t xml:space="preserve"> rows have two binary sensor flags available before </w:t>
+      </w:r>
+      <w:r>
+        <w:rPr>
+          <w:b/>
+        </w:rPr>
+        <w:t>prediction</w:t>
+      </w:r>
+      <w:r>
+        <w:rPr>
+          <w:b w:val="0"/>
+        </w:rPr>
+        <w:t>: near and tall. A value of 1 means that flag is present; 0 means absent. The reviewed scene label is separate.</w:t>
+      </w:r>
+    </w:p>
+    <w:p>
+      <w:pPr>
+        <w:spacing w:line="336" w:lineRule="auto" w:after="180"/>
+      </w:pPr>
+      <w:r>
+        <w:rPr>
+          <w:b w:val="0"/>
+        </w:rPr>
+        <w:t>Each row represents a different trip on a familiar route, including rows with identical values. Similar readings can have different scene labels. These are teaching examples, not robot control instructions.</w:t>
       </w:r>
     </w:p>
     <w:tbl>
@@ -595,8 +1060,61 @@
       </w:tr>
     </w:tbl>
     <w:p>
-      <w:r>
-        <w:t>Try near first and tall second. For each question, group the training rows by 0 and 1, then predict each group’s majority label; choose clear for tied label counts. Count all training mistakes and keep the first question if scores tie. Stop after one question. This is our stated classroom fitting procedure.</w:t>
+      <w:pPr>
+        <w:spacing w:line="336" w:lineRule="auto" w:after="180"/>
+      </w:pPr>
+      <w:r>
+        <w:rPr>
+          <w:b w:val="0"/>
+        </w:rPr>
+        <w:t xml:space="preserve">Try near first and tall second. For each question, group the </w:t>
+      </w:r>
+      <w:r>
+        <w:rPr>
+          <w:b/>
+        </w:rPr>
+        <w:t>training</w:t>
+      </w:r>
+      <w:r>
+        <w:rPr>
+          <w:b w:val="0"/>
+        </w:rPr>
+        <w:t xml:space="preserve"> rows by 0 and 1, then predict each group’s majority label; choose clear for tied label counts.</w:t>
+      </w:r>
+    </w:p>
+    <w:p>
+      <w:pPr>
+        <w:spacing w:line="336" w:lineRule="auto" w:after="180"/>
+      </w:pPr>
+      <w:r>
+        <w:rPr>
+          <w:b w:val="0"/>
+        </w:rPr>
+        <w:t xml:space="preserve">Count all </w:t>
+      </w:r>
+      <w:r>
+        <w:rPr>
+          <w:b/>
+        </w:rPr>
+        <w:t>training</w:t>
+      </w:r>
+      <w:r>
+        <w:rPr>
+          <w:b w:val="0"/>
+        </w:rPr>
+        <w:t xml:space="preserve"> mistakes and keep the first question if scores tie. Stop after one question. This is our stated classroom </w:t>
+      </w:r>
+      <w:r>
+        <w:rPr>
+          <w:b/>
+        </w:rPr>
+        <w:t>fitting</w:t>
+      </w:r>
+      <w:r>
+        <w:rPr>
+          <w:b w:val="0"/>
+        </w:rPr>
+        <w:t xml:space="preserve"> procedure.</w:t>
       </w:r>
     </w:p>
     <w:p>
@@ -609,7 +1127,24 @@
     </w:p>
     <w:p>
       <w:r>
-        <w:t>ML MECHANISM</w:t>
+        <w:t>Follow the mechanism for Decision Trees. Connect each labelled input, deciding step and result.</w:t>
+      </w:r>
+    </w:p>
+    <w:p>
+      <w:pPr>
+        <w:spacing w:line="336" w:lineRule="auto" w:after="180"/>
+      </w:pPr>
+      <w:r>
+        <w:rPr>
+          <w:b/>
+        </w:rPr>
+        <w:t xml:space="preserve">ML </w:t>
+      </w:r>
+      <w:r>
+        <w:rPr>
+          <w:b/>
+        </w:rPr>
+        <w:t>MECHANISM</w:t>
       </w:r>
     </w:p>
     <w:p>
@@ -621,7 +1156,13 @@
       </w:r>
     </w:p>
     <w:p>
-      <w:r>
+      <w:pPr>
+        <w:spacing w:line="336" w:lineRule="auto" w:after="180"/>
+      </w:pPr>
+      <w:r>
+        <w:rPr>
+          <w:b w:val="0"/>
+        </w:rPr>
         <w:t>Trace the information, fitted behavior, and evaluation proof separately.</w:t>
       </w:r>
     </w:p>
@@ -734,28 +1275,148 @@
       </w:r>
     </w:p>
     <w:p>
-      <w:r>
+      <w:pPr>
+        <w:pStyle w:val="Heading3"/>
+      </w:pPr>
+      <w:r>
+        <w:t>Question to explain</w:t>
+      </w:r>
+    </w:p>
+    <w:p>
+      <w:pPr>
+        <w:spacing w:line="336" w:lineRule="auto" w:after="180"/>
+        <w:shd w:fill="F5F1FB"/>
+      </w:pPr>
+      <w:r>
+        <w:rPr>
+          <w:b w:val="0"/>
+        </w:rPr>
         <w:t>QUESTION  Trace, draw, and prune a tiny tree while preserving test behavior.</w:t>
       </w:r>
     </w:p>
     <w:p>
-      <w:r>
-        <w:t>MODEL IDEA  A decision tree partitions feature space using ordered questions; each leaf produces a prediction.</w:t>
-      </w:r>
-    </w:p>
-    <w:p>
-      <w:r>
+      <w:pPr>
+        <w:spacing w:line="336" w:lineRule="auto" w:after="180"/>
+      </w:pPr>
+      <w:r>
+        <w:rPr>
+          <w:b w:val="0"/>
+        </w:rPr>
+        <w:t xml:space="preserve">MODEL IDEA  A decision tree partitions feature space using ordered questions; each </w:t>
+      </w:r>
+      <w:r>
+        <w:rPr>
+          <w:b/>
+        </w:rPr>
+        <w:t>leaf</w:t>
+      </w:r>
+      <w:r>
+        <w:rPr>
+          <w:b w:val="0"/>
+        </w:rPr>
+        <w:t xml:space="preserve"> produces a </w:t>
+      </w:r>
+      <w:r>
+        <w:rPr>
+          <w:b/>
+        </w:rPr>
+        <w:t>prediction</w:t>
+      </w:r>
+      <w:r>
+        <w:rPr>
+          <w:b w:val="0"/>
+        </w:rPr>
+        <w:t>.</w:t>
+      </w:r>
+    </w:p>
+    <w:p>
+      <w:pPr>
+        <w:spacing w:line="336" w:lineRule="auto" w:after="180"/>
+      </w:pPr>
+      <w:r>
+        <w:rPr>
+          <w:b w:val="0"/>
+        </w:rPr>
         <w:t>PROOF NEEDED  Use an unseen case, visible calculation, error analysis, and a stated limitation.</w:t>
       </w:r>
     </w:p>
     <w:p>
-      <w:r>
-        <w:t>UNDER THE HOOD  Root asks whether spot_count ≥ 3. Yes branch predicts spotted; no branch asks whether yellow_ratio ≥ 0.25.</w:t>
-      </w:r>
-    </w:p>
-    <w:p>
-      <w:r>
-        <w:t>Draw a fresh data → model → prediction → evaluation trace:</w:t>
+      <w:pPr>
+        <w:pStyle w:val="Heading3"/>
+      </w:pPr>
+      <w:r>
+        <w:t>How the mechanism works</w:t>
+      </w:r>
+    </w:p>
+    <w:p>
+      <w:pPr>
+        <w:spacing w:line="336" w:lineRule="auto" w:after="180"/>
+        <w:shd w:fill="F1F6F8"/>
+      </w:pPr>
+      <w:r>
+        <w:rPr>
+          <w:b w:val="0"/>
+        </w:rPr>
+        <w:t xml:space="preserve">UNDER THE HOOD  </w:t>
+      </w:r>
+      <w:r>
+        <w:rPr>
+          <w:b/>
+        </w:rPr>
+        <w:t>Root</w:t>
+      </w:r>
+      <w:r>
+        <w:rPr>
+          <w:b w:val="0"/>
+        </w:rPr>
+        <w:t xml:space="preserve"> asks whether spot_count ≥ 3. Yes </w:t>
+      </w:r>
+      <w:r>
+        <w:rPr>
+          <w:b/>
+        </w:rPr>
+        <w:t>branch</w:t>
+      </w:r>
+      <w:r>
+        <w:rPr>
+          <w:b w:val="0"/>
+        </w:rPr>
+        <w:t xml:space="preserve"> predicts spotted; no </w:t>
+      </w:r>
+      <w:r>
+        <w:rPr>
+          <w:b/>
+        </w:rPr>
+        <w:t>branch</w:t>
+      </w:r>
+      <w:r>
+        <w:rPr>
+          <w:b w:val="0"/>
+        </w:rPr>
+        <w:t xml:space="preserve"> asks whether yellow_ratio ≥ 0.25.</w:t>
+      </w:r>
+    </w:p>
+    <w:p>
+      <w:pPr>
+        <w:spacing w:line="336" w:lineRule="auto" w:after="180"/>
+      </w:pPr>
+      <w:r>
+        <w:rPr>
+          <w:b w:val="0"/>
+        </w:rPr>
+        <w:t xml:space="preserve">Draw a fresh data → model → </w:t>
+      </w:r>
+      <w:r>
+        <w:rPr>
+          <w:b/>
+        </w:rPr>
+        <w:t>prediction</w:t>
+      </w:r>
+      <w:r>
+        <w:rPr>
+          <w:b w:val="0"/>
+        </w:rPr>
+        <w:t xml:space="preserve"> → evaluation trace:</w:t>
       </w:r>
     </w:p>
     <w:p>
@@ -820,18 +1481,189 @@
       </w:r>
     </w:p>
     <w:p>
-      <w:r>
-        <w:t>Feature 0 is near; feature 1 is tall; row[2] is the label. Output is 0 1, then 1 2, then 0 clear blocked. Near makes one training mistake: near=0 contains two clear labels and one blocked, so that leaf predicts clear. Near=1 contains three blocked labels. Tall makes two mistakes because both its groups have a blocked majority.</w:t>
-      </w:r>
-    </w:p>
-    <w:p>
-      <w:r>
-        <w:t>The stored tree contains the chosen feature and its two learned leaves. The code assumes nonempty data, binary flags, allowed labels and examples on both branches of each candidate. An empty branch would need a declared fallback; this small example does not implement one. The score is total training mistakes, not an average giving small and large branches equal weight.</w:t>
-      </w:r>
-    </w:p>
-    <w:p>
-      <w:r>
-        <w:t>This is an explicitly limited depth-one learner. General tree algorithms can repeat split selection within branches and often use impurity criteria such as Gini. Our code does not implement that full procedure. Keeping the scope small lets you inspect every decision.</w:t>
+      <w:pPr>
+        <w:spacing w:line="336" w:lineRule="auto" w:after="180"/>
+      </w:pPr>
+      <w:r>
+        <w:rPr>
+          <w:b w:val="0"/>
+        </w:rPr>
+        <w:t xml:space="preserve">Feature 0 is near; feature 1 is tall; row[2] is the label. </w:t>
+      </w:r>
+      <w:r>
+        <w:rPr>
+          <w:b/>
+        </w:rPr>
+        <w:t>Output</w:t>
+      </w:r>
+      <w:r>
+        <w:rPr>
+          <w:b w:val="0"/>
+        </w:rPr>
+        <w:t xml:space="preserve"> is 0 1, then 1 2, then 0 clear blocked. Near makes one </w:t>
+      </w:r>
+      <w:r>
+        <w:rPr>
+          <w:b/>
+        </w:rPr>
+        <w:t>training</w:t>
+      </w:r>
+      <w:r>
+        <w:rPr>
+          <w:b w:val="0"/>
+        </w:rPr>
+        <w:t xml:space="preserve"> mistake: near=0 contains two clear labels and one blocked, so that </w:t>
+      </w:r>
+      <w:r>
+        <w:rPr>
+          <w:b/>
+        </w:rPr>
+        <w:t>leaf</w:t>
+      </w:r>
+      <w:r>
+        <w:rPr>
+          <w:b w:val="0"/>
+        </w:rPr>
+        <w:t xml:space="preserve"> predicts clear.</w:t>
+      </w:r>
+    </w:p>
+    <w:p>
+      <w:pPr>
+        <w:spacing w:line="336" w:lineRule="auto" w:after="180"/>
+      </w:pPr>
+      <w:r>
+        <w:rPr>
+          <w:b w:val="0"/>
+        </w:rPr>
+        <w:t>Near=1 contains three blocked labels. Tall makes two mistakes because both its groups have a blocked majority.</w:t>
+      </w:r>
+    </w:p>
+    <w:p>
+      <w:pPr>
+        <w:spacing w:line="336" w:lineRule="auto" w:after="180"/>
+      </w:pPr>
+      <w:r>
+        <w:rPr>
+          <w:b w:val="0"/>
+        </w:rPr>
+        <w:t xml:space="preserve">The stored tree contains the chosen feature and its two learned leaves. The code assumes nonempty data, binary flags, allowed labels and examples on both </w:t>
+      </w:r>
+      <w:r>
+        <w:rPr>
+          <w:b/>
+        </w:rPr>
+        <w:t>branch</w:t>
+      </w:r>
+      <w:r>
+        <w:rPr>
+          <w:b w:val="0"/>
+        </w:rPr>
+        <w:t>es of each candidate.</w:t>
+      </w:r>
+    </w:p>
+    <w:p>
+      <w:pPr>
+        <w:spacing w:line="336" w:lineRule="auto" w:after="180"/>
+      </w:pPr>
+      <w:r>
+        <w:rPr>
+          <w:b w:val="0"/>
+        </w:rPr>
+        <w:t xml:space="preserve">An empty </w:t>
+      </w:r>
+      <w:r>
+        <w:rPr>
+          <w:b/>
+        </w:rPr>
+        <w:t>branch</w:t>
+      </w:r>
+      <w:r>
+        <w:rPr>
+          <w:b w:val="0"/>
+        </w:rPr>
+        <w:t xml:space="preserve"> would need a declared fallback; this small example does not implement one. The score is total </w:t>
+      </w:r>
+      <w:r>
+        <w:rPr>
+          <w:b/>
+        </w:rPr>
+        <w:t>training</w:t>
+      </w:r>
+      <w:r>
+        <w:rPr>
+          <w:b w:val="0"/>
+        </w:rPr>
+        <w:t xml:space="preserve"> mistakes, not an average giving small and large </w:t>
+      </w:r>
+      <w:r>
+        <w:rPr>
+          <w:b/>
+        </w:rPr>
+        <w:t>branch</w:t>
+      </w:r>
+      <w:r>
+        <w:rPr>
+          <w:b w:val="0"/>
+        </w:rPr>
+        <w:t>es equal weight.</w:t>
+      </w:r>
+    </w:p>
+    <w:p>
+      <w:pPr>
+        <w:spacing w:line="336" w:lineRule="auto" w:after="180"/>
+      </w:pPr>
+      <w:r>
+        <w:rPr>
+          <w:b w:val="0"/>
+        </w:rPr>
+        <w:t xml:space="preserve">This is an explicitly limited </w:t>
+      </w:r>
+      <w:r>
+        <w:rPr>
+          <w:b/>
+        </w:rPr>
+        <w:t>depth</w:t>
+      </w:r>
+      <w:r>
+        <w:rPr>
+          <w:b w:val="0"/>
+        </w:rPr>
+        <w:t xml:space="preserve">-one learner. General tree algorithms can repeat </w:t>
+      </w:r>
+      <w:r>
+        <w:rPr>
+          <w:b/>
+        </w:rPr>
+        <w:t>split</w:t>
+      </w:r>
+      <w:r>
+        <w:rPr>
+          <w:b w:val="0"/>
+        </w:rPr>
+        <w:t xml:space="preserve"> selection within </w:t>
+      </w:r>
+      <w:r>
+        <w:rPr>
+          <w:b/>
+        </w:rPr>
+        <w:t>branch</w:t>
+      </w:r>
+      <w:r>
+        <w:rPr>
+          <w:b w:val="0"/>
+        </w:rPr>
+        <w:t>es and often use impurity criteria such as Gini. Our code does not implement that full procedure.</w:t>
+      </w:r>
+    </w:p>
+    <w:p>
+      <w:pPr>
+        <w:spacing w:line="336" w:lineRule="auto" w:after="180"/>
+      </w:pPr>
+      <w:r>
+        <w:rPr>
+          <w:b w:val="0"/>
+        </w:rPr>
+        <w:t>Keeping the scope small lets you inspect every decision.</w:t>
       </w:r>
     </w:p>
     <w:p>
@@ -843,8 +1675,26 @@
       </w:r>
     </w:p>
     <w:p>
-      <w:r>
-        <w:t>Point to the input, the deciding step and the result in this week’s visual. Explain the same step in ordinary words. A picture helps when you can say what each part represents.</w:t>
+      <w:pPr>
+        <w:spacing w:line="336" w:lineRule="auto" w:after="180"/>
+      </w:pPr>
+      <w:r>
+        <w:rPr>
+          <w:b w:val="0"/>
+        </w:rPr>
+        <w:t xml:space="preserve">Point to the </w:t>
+      </w:r>
+      <w:r>
+        <w:rPr>
+          <w:b/>
+        </w:rPr>
+        <w:t>input</w:t>
+      </w:r>
+      <w:r>
+        <w:rPr>
+          <w:b w:val="0"/>
+        </w:rPr>
+        <w:t>, the deciding step and the result in this week’s visual. Explain the same step in ordinary words. A picture helps when you can say what each part represents.</w:t>
       </w:r>
     </w:p>
     <w:p>
@@ -857,6 +1707,17 @@
     </w:p>
     <w:p>
       <w:r>
+        <w:t>Compare the supplied cases for Decision Trees. Identify the detail that changes the conclusion.</w:t>
+      </w:r>
+    </w:p>
+    <w:p>
+      <w:pPr>
+        <w:spacing w:line="336" w:lineRule="auto" w:after="180"/>
+      </w:pPr>
+      <w:r>
+        <w:rPr>
+          <w:b/>
+        </w:rPr>
         <w:t>EVALUATION DESIGN</w:t>
       </w:r>
     </w:p>
@@ -869,7 +1730,13 @@
       </w:r>
     </w:p>
     <w:p>
-      <w:r>
+      <w:pPr>
+        <w:spacing w:line="336" w:lineRule="auto" w:after="180"/>
+      </w:pPr>
+      <w:r>
+        <w:rPr>
+          <w:b w:val="0"/>
+        </w:rPr>
         <w:t>A system is not understood until it survives more than one comfortable example.</w:t>
       </w:r>
     </w:p>
@@ -1018,32 +1885,103 @@
       </w:r>
     </w:p>
     <w:p>
-      <w:r>
+      <w:pPr>
+        <w:spacing w:line="336" w:lineRule="auto" w:after="180"/>
+      </w:pPr>
+      <w:r>
+        <w:rPr>
+          <w:b w:val="0"/>
+        </w:rPr>
         <w:t>NORMAL  Expected data and expected behavior.</w:t>
       </w:r>
     </w:p>
     <w:p>
-      <w:r>
-        <w:t>BOUNDARY  Value close to a threshold, ambiguous label, or uncertain prediction.</w:t>
-      </w:r>
-    </w:p>
-    <w:p>
-      <w:r>
+      <w:pPr>
+        <w:pStyle w:val="Heading3"/>
+      </w:pPr>
+      <w:r>
+        <w:t>Keep this boundary clear</w:t>
+      </w:r>
+    </w:p>
+    <w:p>
+      <w:pPr>
+        <w:spacing w:line="336" w:lineRule="auto" w:after="180"/>
+        <w:shd w:fill="FFF5E6"/>
+      </w:pPr>
+      <w:r>
+        <w:rPr>
+          <w:b w:val="0"/>
+        </w:rPr>
+        <w:t xml:space="preserve">BOUNDARY  Value close to a </w:t>
+      </w:r>
+      <w:r>
+        <w:rPr>
+          <w:b/>
+        </w:rPr>
+        <w:t>threshold</w:t>
+      </w:r>
+      <w:r>
+        <w:rPr>
+          <w:b w:val="0"/>
+        </w:rPr>
+        <w:t xml:space="preserve">, ambiguous label, or uncertain </w:t>
+      </w:r>
+      <w:r>
+        <w:rPr>
+          <w:b/>
+        </w:rPr>
+        <w:t>prediction</w:t>
+      </w:r>
+      <w:r>
+        <w:rPr>
+          <w:b w:val="0"/>
+        </w:rPr>
+        <w:t>.</w:t>
+      </w:r>
+    </w:p>
+    <w:p>
+      <w:pPr>
+        <w:spacing w:line="336" w:lineRule="auto" w:after="180"/>
+      </w:pPr>
+      <w:r>
+        <w:rPr>
+          <w:b w:val="0"/>
+        </w:rPr>
         <w:t>MISSING  Necessary field, label, source, or measurement is unavailable.</w:t>
       </w:r>
     </w:p>
     <w:p>
-      <w:r>
+      <w:pPr>
+        <w:spacing w:line="336" w:lineRule="auto" w:after="180"/>
+      </w:pPr>
+      <w:r>
+        <w:rPr>
+          <w:b w:val="0"/>
+        </w:rPr>
         <w:t>SHIFTED  New lighting, species, device, subgroup, or time condition.</w:t>
       </w:r>
     </w:p>
     <w:p>
-      <w:r>
+      <w:pPr>
+        <w:spacing w:line="336" w:lineRule="auto" w:after="180"/>
+        <w:shd w:fill="FFF5E6"/>
+      </w:pPr>
+      <w:r>
+        <w:rPr>
+          <w:b w:val="0"/>
+        </w:rPr>
         <w:t>RELEASE RULE  Passing one case never proves generalization. Predefine expected behavior for all four categories.</w:t>
       </w:r>
     </w:p>
     <w:p>
-      <w:r>
+      <w:pPr>
+        <w:spacing w:line="336" w:lineRule="auto" w:after="180"/>
+        <w:shd w:fill="F5F1FB"/>
+      </w:pPr>
+      <w:r>
+        <w:rPr>
+          <w:b w:val="0"/>
+        </w:rPr>
         <w:t>Which case most threatens today's claim, and why?</w:t>
       </w:r>
     </w:p>
@@ -1056,18 +1994,81 @@
       </w:r>
     </w:p>
     <w:p>
-      <w:r>
+      <w:pPr>
+        <w:pStyle w:val="Heading3"/>
+      </w:pPr>
+      <w:r>
+        <w:t>Change one thing</w:t>
+      </w:r>
+    </w:p>
+    <w:p>
+      <w:pPr>
+        <w:spacing w:line="336" w:lineRule="auto" w:after="180"/>
+        <w:shd w:fill="F5F1FB"/>
+      </w:pPr>
+      <w:r>
+        <w:rPr>
+          <w:b w:val="0"/>
+        </w:rPr>
         <w:t>Change: The stored rule changes to visible_spots&gt;2.</w:t>
       </w:r>
     </w:p>
     <w:p>
-      <w:r>
-        <w:t>Prediction: M is now predicted healthy.</w:t>
-      </w:r>
-    </w:p>
-    <w:p>
-      <w:r>
-        <w:t>Reason: Changing &gt;= to &gt; moves the exact value 2 to the other branch.</w:t>
+      <w:pPr>
+        <w:pStyle w:val="Heading3"/>
+      </w:pPr>
+      <w:r>
+        <w:t>Predicted result</w:t>
+      </w:r>
+    </w:p>
+    <w:p>
+      <w:pPr>
+        <w:spacing w:line="336" w:lineRule="auto" w:after="180"/>
+        <w:shd w:fill="F1F6FC"/>
+      </w:pPr>
+      <w:r>
+        <w:rPr>
+          <w:b/>
+        </w:rPr>
+        <w:t>Prediction</w:t>
+      </w:r>
+      <w:r>
+        <w:rPr>
+          <w:b w:val="0"/>
+        </w:rPr>
+        <w:t>: M is now predicted healthy.</w:t>
+      </w:r>
+    </w:p>
+    <w:p>
+      <w:pPr>
+        <w:pStyle w:val="Heading3"/>
+      </w:pPr>
+      <w:r>
+        <w:t>Why the result follows</w:t>
+      </w:r>
+    </w:p>
+    <w:p>
+      <w:pPr>
+        <w:spacing w:line="336" w:lineRule="auto" w:after="180"/>
+        <w:shd w:fill="F1F6FC"/>
+      </w:pPr>
+      <w:r>
+        <w:rPr>
+          <w:b w:val="0"/>
+        </w:rPr>
+        <w:t xml:space="preserve">Reason: Changing &gt;= to &gt; moves the exact value 2 to the other </w:t>
+      </w:r>
+      <w:r>
+        <w:rPr>
+          <w:b/>
+        </w:rPr>
+        <w:t>branch</w:t>
+      </w:r>
+      <w:r>
+        <w:rPr>
+          <w:b w:val="0"/>
+        </w:rPr>
+        <w:t>.</w:t>
       </w:r>
     </w:p>
     <w:p>
@@ -1080,6 +2081,17 @@
     </w:p>
     <w:p>
       <w:r>
+        <w:t>Use the vocabulary of Decision Trees to explain a concrete decision, rather than only memorising definitions.</w:t>
+      </w:r>
+    </w:p>
+    <w:p>
+      <w:pPr>
+        <w:spacing w:line="336" w:lineRule="auto" w:after="180"/>
+      </w:pPr>
+      <w:r>
+        <w:rPr>
+          <w:b/>
+        </w:rPr>
         <w:t>VOCABULARY</w:t>
       </w:r>
     </w:p>
@@ -1092,7 +2104,13 @@
       </w:r>
     </w:p>
     <w:p>
-      <w:r>
+      <w:pPr>
+        <w:spacing w:line="336" w:lineRule="auto" w:after="180"/>
+      </w:pPr>
+      <w:r>
+        <w:rPr>
+          <w:b w:val="0"/>
+        </w:rPr>
         <w:t>A definition matters when it lets you interpret a new dataset, model, or result.</w:t>
       </w:r>
     </w:p>
@@ -1408,12 +2426,25 @@
       </w:tr>
     </w:tbl>
     <w:p>
-      <w:r>
+      <w:pPr>
+        <w:spacing w:line="336" w:lineRule="auto" w:after="180"/>
+        <w:shd w:fill="FFF5E6"/>
+      </w:pPr>
+      <w:r>
+        <w:rPr>
+          <w:b w:val="0"/>
+        </w:rPr>
         <w:t>MISCONCEPTION TO REPAIR  A deeper tree must be better because it asks more detailed questions.</w:t>
       </w:r>
     </w:p>
     <w:p>
-      <w:r>
+      <w:pPr>
+        <w:spacing w:line="336" w:lineRule="auto" w:after="180"/>
+      </w:pPr>
+      <w:r>
+        <w:rPr>
+          <w:b w:val="0"/>
+        </w:rPr>
         <w:t>Repair the claim using a definition, calculation, or test record:</w:t>
       </w:r>
     </w:p>
@@ -1559,7 +2590,24 @@
     </w:p>
     <w:p>
       <w:r>
-        <w:t>WORKED EVIDENCE</w:t>
+        <w:t>Follow the worked trace for Decision Trees, predict a step, then compare with its explanation.</w:t>
+      </w:r>
+    </w:p>
+    <w:p>
+      <w:pPr>
+        <w:spacing w:line="336" w:lineRule="auto" w:after="180"/>
+      </w:pPr>
+      <w:r>
+        <w:rPr>
+          <w:b/>
+        </w:rPr>
+        <w:t xml:space="preserve">WORKED </w:t>
+      </w:r>
+      <w:r>
+        <w:rPr>
+          <w:b/>
+        </w:rPr>
+        <w:t>EVIDENCE</w:t>
       </w:r>
     </w:p>
     <w:p>
@@ -1571,8 +2619,26 @@
       </w:r>
     </w:p>
     <w:p>
-      <w:r>
-        <w:t>Predict first. Then check each step. A correct answer without visible evidence cannot be audited.</w:t>
+      <w:pPr>
+        <w:spacing w:line="336" w:lineRule="auto" w:after="180"/>
+      </w:pPr>
+      <w:r>
+        <w:rPr>
+          <w:b w:val="0"/>
+        </w:rPr>
+        <w:t xml:space="preserve">Predict first. Then check each step. A correct answer without visible </w:t>
+      </w:r>
+      <w:r>
+        <w:rPr>
+          <w:b/>
+        </w:rPr>
+        <w:t>evidence</w:t>
+      </w:r>
+      <w:r>
+        <w:rPr>
+          <w:b w:val="0"/>
+        </w:rPr>
+        <w:t xml:space="preserve"> cannot be audited.</w:t>
       </w:r>
     </w:p>
     <w:p>
@@ -1612,33 +2678,214 @@
       </w:r>
     </w:p>
     <w:p>
-      <w:r>
-        <w:t>STEP 1  Root asks whether spot_count ≥ 3.</w:t>
-      </w:r>
-    </w:p>
-    <w:p>
-      <w:r>
-        <w:t>STEP 2  Yes branch predicts spotted; no branch asks whether yellow_ratio ≥ 0.25.</w:t>
-      </w:r>
-    </w:p>
-    <w:p>
-      <w:r>
-        <w:t>STEP 3  Trace leaf A: spot_count=1, yellow_ratio=0.10 → healthy.</w:t>
-      </w:r>
-    </w:p>
-    <w:p>
-      <w:r>
-        <w:t>STEP 4  A branch fitting one training oddity hurts test results, so prune and retest.</w:t>
-      </w:r>
-    </w:p>
-    <w:p>
-      <w:r>
-        <w:t>CHECK  Verify the denominator, unit, split, class definition, and data version before interpreting a score.</w:t>
-      </w:r>
-    </w:p>
-    <w:p>
-      <w:r>
-        <w:t>Recalculate, retrace, or restate the evidence independently:</w:t>
+      <w:pPr>
+        <w:pStyle w:val="Heading3"/>
+      </w:pPr>
+      <w:r>
+        <w:t>Step 1</w:t>
+      </w:r>
+    </w:p>
+    <w:p>
+      <w:pPr>
+        <w:spacing w:line="336" w:lineRule="auto" w:after="180"/>
+        <w:shd w:fill="F4F9FC"/>
+      </w:pPr>
+      <w:r>
+        <w:rPr>
+          <w:b w:val="0"/>
+        </w:rPr>
+        <w:t xml:space="preserve">STEP 1  </w:t>
+      </w:r>
+      <w:r>
+        <w:rPr>
+          <w:b/>
+        </w:rPr>
+        <w:t>Root</w:t>
+      </w:r>
+      <w:r>
+        <w:rPr>
+          <w:b w:val="0"/>
+        </w:rPr>
+        <w:t xml:space="preserve"> asks whether spot_count ≥ 3.</w:t>
+      </w:r>
+    </w:p>
+    <w:p>
+      <w:pPr>
+        <w:pStyle w:val="Heading3"/>
+      </w:pPr>
+      <w:r>
+        <w:t>Step 2</w:t>
+      </w:r>
+    </w:p>
+    <w:p>
+      <w:pPr>
+        <w:spacing w:line="336" w:lineRule="auto" w:after="180"/>
+        <w:shd w:fill="F4F9FC"/>
+      </w:pPr>
+      <w:r>
+        <w:rPr>
+          <w:b w:val="0"/>
+        </w:rPr>
+        <w:t xml:space="preserve">STEP 2  Yes </w:t>
+      </w:r>
+      <w:r>
+        <w:rPr>
+          <w:b/>
+        </w:rPr>
+        <w:t>branch</w:t>
+      </w:r>
+      <w:r>
+        <w:rPr>
+          <w:b w:val="0"/>
+        </w:rPr>
+        <w:t xml:space="preserve"> predicts spotted; no </w:t>
+      </w:r>
+      <w:r>
+        <w:rPr>
+          <w:b/>
+        </w:rPr>
+        <w:t>branch</w:t>
+      </w:r>
+      <w:r>
+        <w:rPr>
+          <w:b w:val="0"/>
+        </w:rPr>
+        <w:t xml:space="preserve"> asks whether yellow_ratio ≥ 0.25.</w:t>
+      </w:r>
+    </w:p>
+    <w:p>
+      <w:pPr>
+        <w:pStyle w:val="Heading3"/>
+      </w:pPr>
+      <w:r>
+        <w:t>Step 3</w:t>
+      </w:r>
+    </w:p>
+    <w:p>
+      <w:pPr>
+        <w:spacing w:line="336" w:lineRule="auto" w:after="180"/>
+        <w:shd w:fill="F4F9FC"/>
+      </w:pPr>
+      <w:r>
+        <w:rPr>
+          <w:b w:val="0"/>
+        </w:rPr>
+        <w:t xml:space="preserve">STEP 3  Trace </w:t>
+      </w:r>
+      <w:r>
+        <w:rPr>
+          <w:b/>
+        </w:rPr>
+        <w:t>leaf</w:t>
+      </w:r>
+      <w:r>
+        <w:rPr>
+          <w:b w:val="0"/>
+        </w:rPr>
+        <w:t xml:space="preserve"> A: spot_count=1, yellow_ratio=0.10 → healthy.</w:t>
+      </w:r>
+    </w:p>
+    <w:p>
+      <w:pPr>
+        <w:pStyle w:val="Heading3"/>
+      </w:pPr>
+      <w:r>
+        <w:t>Step 4</w:t>
+      </w:r>
+    </w:p>
+    <w:p>
+      <w:pPr>
+        <w:spacing w:line="336" w:lineRule="auto" w:after="180"/>
+        <w:shd w:fill="F4F9FC"/>
+      </w:pPr>
+      <w:r>
+        <w:rPr>
+          <w:b w:val="0"/>
+        </w:rPr>
+        <w:t xml:space="preserve">STEP 4  A </w:t>
+      </w:r>
+      <w:r>
+        <w:rPr>
+          <w:b/>
+        </w:rPr>
+        <w:t>branch</w:t>
+      </w:r>
+      <w:r>
+        <w:rPr>
+          <w:b w:val="0"/>
+        </w:rPr>
+        <w:t xml:space="preserve"> </w:t>
+      </w:r>
+      <w:r>
+        <w:rPr>
+          <w:b/>
+        </w:rPr>
+        <w:t>fitting</w:t>
+      </w:r>
+      <w:r>
+        <w:rPr>
+          <w:b w:val="0"/>
+        </w:rPr>
+        <w:t xml:space="preserve"> one </w:t>
+      </w:r>
+      <w:r>
+        <w:rPr>
+          <w:b/>
+        </w:rPr>
+        <w:t>training</w:t>
+      </w:r>
+      <w:r>
+        <w:rPr>
+          <w:b w:val="0"/>
+        </w:rPr>
+        <w:t xml:space="preserve"> oddity hurts test results, so prune and retest.</w:t>
+      </w:r>
+    </w:p>
+    <w:p>
+      <w:pPr>
+        <w:spacing w:line="336" w:lineRule="auto" w:after="180"/>
+        <w:shd w:fill="EDF7F3"/>
+      </w:pPr>
+      <w:r>
+        <w:rPr>
+          <w:b w:val="0"/>
+        </w:rPr>
+        <w:t xml:space="preserve">CHECK  Verify the denominator, unit, </w:t>
+      </w:r>
+      <w:r>
+        <w:rPr>
+          <w:b/>
+        </w:rPr>
+        <w:t>split</w:t>
+      </w:r>
+      <w:r>
+        <w:rPr>
+          <w:b w:val="0"/>
+        </w:rPr>
+        <w:t>, class definition, and data version before interpreting a score.</w:t>
+      </w:r>
+    </w:p>
+    <w:p>
+      <w:pPr>
+        <w:spacing w:line="336" w:lineRule="auto" w:after="180"/>
+      </w:pPr>
+      <w:r>
+        <w:rPr>
+          <w:b w:val="0"/>
+        </w:rPr>
+        <w:t xml:space="preserve">Recalculate, retrace, or restate the </w:t>
+      </w:r>
+      <w:r>
+        <w:rPr>
+          <w:b/>
+        </w:rPr>
+        <w:t>evidence</w:t>
+      </w:r>
+      <w:r>
+        <w:rPr>
+          <w:b w:val="0"/>
+        </w:rPr>
+        <w:t xml:space="preserve"> independently:</w:t>
       </w:r>
     </w:p>
     <w:p>
@@ -1774,15 +3021,78 @@
       </w:r>
     </w:p>
     <w:p>
-      <w:r>
-        <w:t>Validation rows are (near=1,tall=1,blocked), (0,0,clear), (0,1,blocked), (1,0,clear). Follow only near: predictions are blocked, clear, clear, blocked. Two of four match. The training-majority baseline predicts blocked, since training has four blocked and two clear; it also matches two of four validation labels.</w:t>
-      </w:r>
-    </w:p>
-    <w:p>
       <w:pPr>
         <w:pStyle w:val="Heading3"/>
       </w:pPr>
       <w:r>
+        <w:t>Worked explanation · Decision Trees</w:t>
+      </w:r>
+    </w:p>
+    <w:p>
+      <w:pPr>
+        <w:spacing w:line="336" w:lineRule="auto" w:after="180"/>
+        <w:shd w:fill="F1F6FC"/>
+      </w:pPr>
+      <w:r>
+        <w:rPr>
+          <w:b w:val="0"/>
+        </w:rPr>
+        <w:t xml:space="preserve">Validation rows are (near=1,tall=1,blocked), (0,0,clear), (0,1,blocked), (1,0,clear). Follow only near: </w:t>
+      </w:r>
+      <w:r>
+        <w:rPr>
+          <w:b/>
+        </w:rPr>
+        <w:t>prediction</w:t>
+      </w:r>
+      <w:r>
+        <w:rPr>
+          <w:b w:val="0"/>
+        </w:rPr>
+        <w:t>s are blocked, clear, clear, blocked. Two of four match.</w:t>
+      </w:r>
+    </w:p>
+    <w:p>
+      <w:pPr>
+        <w:spacing w:line="336" w:lineRule="auto" w:after="180"/>
+        <w:shd w:fill="F1F6FC"/>
+      </w:pPr>
+      <w:r>
+        <w:rPr>
+          <w:b w:val="0"/>
+        </w:rPr>
+        <w:t xml:space="preserve">The </w:t>
+      </w:r>
+      <w:r>
+        <w:rPr>
+          <w:b/>
+        </w:rPr>
+        <w:t>training</w:t>
+      </w:r>
+      <w:r>
+        <w:rPr>
+          <w:b w:val="0"/>
+        </w:rPr>
+        <w:t xml:space="preserve">-majority baseline predicts blocked, since </w:t>
+      </w:r>
+      <w:r>
+        <w:rPr>
+          <w:b/>
+        </w:rPr>
+        <w:t>training</w:t>
+      </w:r>
+      <w:r>
+        <w:rPr>
+          <w:b w:val="0"/>
+        </w:rPr>
+        <w:t xml:space="preserve"> has four blocked and two clear; it also matches two of four validation labels.</w:t>
+      </w:r>
+    </w:p>
+    <w:p>
+      <w:pPr>
+        <w:pStyle w:val="Heading3"/>
+      </w:pPr>
+      <w:r>
         <w:t>Which validation rows does the tree miss, and which does the baseline miss? Explain why the tall value cannot change this tree’s prediction.</w:t>
       </w:r>
     </w:p>
@@ -1807,8 +3117,50 @@
       </w:r>
     </w:p>
     <w:p>
-      <w:r>
-        <w:t>Keep the fitted root and leaves unchanged while scoring. Equal accuracy does not mean identical errors, and five correct training predictions out of six is not the validation result.</w:t>
+      <w:pPr>
+        <w:spacing w:line="336" w:lineRule="auto" w:after="180"/>
+      </w:pPr>
+      <w:r>
+        <w:rPr>
+          <w:b w:val="0"/>
+        </w:rPr>
+        <w:t xml:space="preserve">Keep the fitted </w:t>
+      </w:r>
+      <w:r>
+        <w:rPr>
+          <w:b/>
+        </w:rPr>
+        <w:t>root</w:t>
+      </w:r>
+      <w:r>
+        <w:rPr>
+          <w:b w:val="0"/>
+        </w:rPr>
+        <w:t xml:space="preserve"> and leaves unchanged while scoring. Equal accuracy does not mean identical errors, and five correct </w:t>
+      </w:r>
+      <w:r>
+        <w:rPr>
+          <w:b/>
+        </w:rPr>
+        <w:t>training</w:t>
+      </w:r>
+      <w:r>
+        <w:rPr>
+          <w:b w:val="0"/>
+        </w:rPr>
+        <w:t xml:space="preserve"> </w:t>
+      </w:r>
+      <w:r>
+        <w:rPr>
+          <w:b/>
+        </w:rPr>
+        <w:t>prediction</w:t>
+      </w:r>
+      <w:r>
+        <w:rPr>
+          <w:b w:val="0"/>
+        </w:rPr>
+        <w:t>s out of six is not the validation result.</w:t>
       </w:r>
     </w:p>
     <w:p>
@@ -1820,7 +3172,13 @@
       </w:r>
     </w:p>
     <w:p>
-      <w:r>
+      <w:pPr>
+        <w:spacing w:line="336" w:lineRule="auto" w:after="180"/>
+      </w:pPr>
+      <w:r>
+        <w:rPr>
+          <w:b w:val="0"/>
+        </w:rPr>
         <w:t>Cover the result before checking it. Say what is given, choose the procedure, and follow one step at a time. Then uncover the result and explain your first mismatch. Ask why a step is allowed, not only what number it produces.</w:t>
       </w:r>
     </w:p>
@@ -1833,7 +3191,13 @@
       </w:r>
     </w:p>
     <w:p>
-      <w:r>
+      <w:pPr>
+        <w:spacing w:line="336" w:lineRule="auto" w:after="180"/>
+      </w:pPr>
+      <w:r>
+        <w:rPr>
+          <w:b w:val="0"/>
+        </w:rPr>
         <w:t>Trace a small fitted tree, including its exact boundary.</w:t>
       </w:r>
     </w:p>
@@ -1846,13 +3210,67 @@
       </w:r>
     </w:p>
     <w:p>
-      <w:r>
-        <w:t>Toy stored tree: if visible_spots&gt;=2 predict spotted; otherwise healthy. Missing visible_spots requires review. Inputs L=1, M=2, N=None.</w:t>
-      </w:r>
-    </w:p>
-    <w:p>
-      <w:r>
-        <w:t>All inputs and outcomes in this worked example are invented classroom data; no real model run is claimed.</w:t>
+      <w:pPr>
+        <w:pStyle w:val="Heading3"/>
+      </w:pPr>
+      <w:r>
+        <w:t>Supplied facts</w:t>
+      </w:r>
+    </w:p>
+    <w:p>
+      <w:pPr>
+        <w:spacing w:line="336" w:lineRule="auto" w:after="180"/>
+        <w:shd w:fill="F1F6FC"/>
+      </w:pPr>
+      <w:r>
+        <w:rPr>
+          <w:b w:val="0"/>
+        </w:rPr>
+        <w:t xml:space="preserve">Toy stored tree: if visible_spots&gt;=2 predict spotted; otherwise healthy. Missing visible_spots requires review. </w:t>
+      </w:r>
+      <w:r>
+        <w:rPr>
+          <w:b/>
+        </w:rPr>
+        <w:t>Input</w:t>
+      </w:r>
+      <w:r>
+        <w:rPr>
+          <w:b w:val="0"/>
+        </w:rPr>
+        <w:t>s L=1, M=2, N=None.</w:t>
+      </w:r>
+    </w:p>
+    <w:p>
+      <w:pPr>
+        <w:pStyle w:val="Heading3"/>
+      </w:pPr>
+      <w:r>
+        <w:t>Supplied facts</w:t>
+      </w:r>
+    </w:p>
+    <w:p>
+      <w:pPr>
+        <w:spacing w:line="336" w:lineRule="auto" w:after="180"/>
+        <w:shd w:fill="F1F6FC"/>
+      </w:pPr>
+      <w:r>
+        <w:rPr>
+          <w:b w:val="0"/>
+        </w:rPr>
+        <w:t xml:space="preserve">All </w:t>
+      </w:r>
+      <w:r>
+        <w:rPr>
+          <w:b/>
+        </w:rPr>
+        <w:t>input</w:t>
+      </w:r>
+      <w:r>
+        <w:rPr>
+          <w:b w:val="0"/>
+        </w:rPr>
+        <w:t>s and outcomes in this worked example are invented classroom data; no real model run is claimed.</w:t>
       </w:r>
     </w:p>
     <w:p>
@@ -2015,30 +3433,174 @@
       </w:r>
     </w:p>
     <w:p>
-      <w:r>
-        <w:t>Read the picture in order. N lacks a count, so use review rather than inventing zero. The arrows show which recorded input or intermediate result each decision uses. Explain the deciding step aloud before checking the changed case; pointing to the final answer alone does not show how it follows.</w:t>
-      </w:r>
-    </w:p>
-    <w:p>
       <w:pPr>
         <w:pStyle w:val="Heading3"/>
       </w:pPr>
       <w:r>
+        <w:t>Why the result follows</w:t>
+      </w:r>
+    </w:p>
+    <w:p>
+      <w:pPr>
+        <w:spacing w:line="336" w:lineRule="auto" w:after="180"/>
+        <w:shd w:fill="F1F6FC"/>
+      </w:pPr>
+      <w:r>
+        <w:rPr>
+          <w:b w:val="0"/>
+        </w:rPr>
+        <w:t xml:space="preserve">Read the picture in order. N lacks a count, so use review rather than inventing zero. The arrows show which recorded </w:t>
+      </w:r>
+      <w:r>
+        <w:rPr>
+          <w:b/>
+        </w:rPr>
+        <w:t>input</w:t>
+      </w:r>
+      <w:r>
+        <w:rPr>
+          <w:b w:val="0"/>
+        </w:rPr>
+        <w:t xml:space="preserve"> or intermediate result each decision uses.</w:t>
+      </w:r>
+    </w:p>
+    <w:p>
+      <w:pPr>
+        <w:spacing w:line="336" w:lineRule="auto" w:after="180"/>
+        <w:shd w:fill="F1F6FC"/>
+      </w:pPr>
+      <w:r>
+        <w:rPr>
+          <w:b w:val="0"/>
+        </w:rPr>
+        <w:t>Explain the deciding step aloud before checking the changed case; pointing to the final answer alone does not show how it follows.</w:t>
+      </w:r>
+    </w:p>
+    <w:p>
+      <w:pPr>
+        <w:pStyle w:val="Heading3"/>
+      </w:pPr>
+      <w:r>
         <w:t>What this example does not establish</w:t>
       </w:r>
     </w:p>
     <w:p>
-      <w:r>
-        <w:t>Applying a stored tree is inference. Selecting a threshold from labelled training data is a separate fitting step.</w:t>
-      </w:r>
-    </w:p>
-    <w:p>
-      <w:r>
-        <w:t>Read the labelled picture: Which input distinguishes the original and changed tree? Point to the relevant step in the picture, then write the changed result and the rule or evidence that supports it.</w:t>
-      </w:r>
-    </w:p>
-    <w:p>
-      <w:r>
+      <w:pPr>
+        <w:pStyle w:val="Heading3"/>
+      </w:pPr>
+      <w:r>
+        <w:t>Keep the stated limit</w:t>
+      </w:r>
+    </w:p>
+    <w:p>
+      <w:pPr>
+        <w:spacing w:line="336" w:lineRule="auto" w:after="180"/>
+        <w:shd w:fill="FFF5E6"/>
+      </w:pPr>
+      <w:r>
+        <w:rPr>
+          <w:b w:val="0"/>
+        </w:rPr>
+        <w:t xml:space="preserve">Applying a stored tree is inference. Selecting a </w:t>
+      </w:r>
+      <w:r>
+        <w:rPr>
+          <w:b/>
+        </w:rPr>
+        <w:t>threshold</w:t>
+      </w:r>
+      <w:r>
+        <w:rPr>
+          <w:b w:val="0"/>
+        </w:rPr>
+        <w:t xml:space="preserve"> from labelled </w:t>
+      </w:r>
+      <w:r>
+        <w:rPr>
+          <w:b/>
+        </w:rPr>
+        <w:t>training</w:t>
+      </w:r>
+      <w:r>
+        <w:rPr>
+          <w:b w:val="0"/>
+        </w:rPr>
+        <w:t xml:space="preserve"> data is a separate </w:t>
+      </w:r>
+      <w:r>
+        <w:rPr>
+          <w:b/>
+        </w:rPr>
+        <w:t>fitting</w:t>
+      </w:r>
+      <w:r>
+        <w:rPr>
+          <w:b w:val="0"/>
+        </w:rPr>
+        <w:t xml:space="preserve"> step.</w:t>
+      </w:r>
+    </w:p>
+    <w:p>
+      <w:pPr>
+        <w:pStyle w:val="Heading3"/>
+      </w:pPr>
+      <w:r>
+        <w:t>Keep the stated limit</w:t>
+      </w:r>
+    </w:p>
+    <w:p>
+      <w:pPr>
+        <w:spacing w:line="336" w:lineRule="auto" w:after="180"/>
+        <w:shd w:fill="FFF5E6"/>
+      </w:pPr>
+      <w:r>
+        <w:rPr>
+          <w:b w:val="0"/>
+        </w:rPr>
+        <w:t xml:space="preserve">Read the labelled picture: Which </w:t>
+      </w:r>
+      <w:r>
+        <w:rPr>
+          <w:b/>
+        </w:rPr>
+        <w:t>input</w:t>
+      </w:r>
+      <w:r>
+        <w:rPr>
+          <w:b w:val="0"/>
+        </w:rPr>
+        <w:t xml:space="preserve"> distinguishes the original and changed tree? Point to the relevant step in the picture, then write the changed result and the rule or </w:t>
+      </w:r>
+      <w:r>
+        <w:rPr>
+          <w:b/>
+        </w:rPr>
+        <w:t>evidence</w:t>
+      </w:r>
+      <w:r>
+        <w:rPr>
+          <w:b w:val="0"/>
+        </w:rPr>
+        <w:t xml:space="preserve"> that supports it.</w:t>
+      </w:r>
+    </w:p>
+    <w:p>
+      <w:pPr>
+        <w:pStyle w:val="Heading3"/>
+      </w:pPr>
+      <w:r>
+        <w:t>Keep the stated limit</w:t>
+      </w:r>
+    </w:p>
+    <w:p>
+      <w:pPr>
+        <w:spacing w:line="336" w:lineRule="auto" w:after="180"/>
+        <w:shd w:fill="FFF5E6"/>
+      </w:pPr>
+      <w:r>
+        <w:rPr>
+          <w:b w:val="0"/>
+        </w:rPr>
         <w:t>Change one thing: The stored rule changes to visible_spots&gt;2. Predict the result before checking the explanation. What remains the same?</w:t>
       </w:r>
     </w:p>
@@ -2052,6 +3614,26 @@
     </w:p>
     <w:p>
       <w:r>
+        <w:t>Find the unsupported step in the Decision Trees claim and explain a repair using the supplied evidence.</w:t>
+      </w:r>
+    </w:p>
+    <w:p>
+      <w:pPr>
+        <w:pStyle w:val="Heading3"/>
+      </w:pPr>
+      <w:r>
+        <w:t>Find the first error</w:t>
+      </w:r>
+    </w:p>
+    <w:p>
+      <w:pPr>
+        <w:spacing w:line="336" w:lineRule="auto" w:after="180"/>
+        <w:shd w:fill="FFF5E6"/>
+      </w:pPr>
+      <w:r>
+        <w:rPr>
+          <w:b w:val="0"/>
+        </w:rPr>
         <w:t>ERROR DETECTIVE</w:t>
       </w:r>
     </w:p>
@@ -2064,7 +3646,13 @@
       </w:r>
     </w:p>
     <w:p>
-      <w:r>
+      <w:pPr>
+        <w:spacing w:line="336" w:lineRule="auto" w:after="180"/>
+      </w:pPr>
+      <w:r>
+        <w:rPr>
+          <w:b w:val="0"/>
+        </w:rPr>
         <w:t>Do not patch the answer. Find the earliest unsupported assumption, data problem, or experiment error.</w:t>
       </w:r>
     </w:p>
@@ -2315,12 +3903,25 @@
       </w:tr>
     </w:tbl>
     <w:p>
-      <w:r>
+      <w:pPr>
+        <w:spacing w:line="336" w:lineRule="auto" w:after="180"/>
+        <w:shd w:fill="FFF5E6"/>
+      </w:pPr>
+      <w:r>
+        <w:rPr>
+          <w:b w:val="0"/>
+        </w:rPr>
         <w:t>CLAIM TO CHALLENGE  A deeper tree must be better because it asks more detailed questions.</w:t>
       </w:r>
     </w:p>
     <w:p>
-      <w:r>
+      <w:pPr>
+        <w:spacing w:line="336" w:lineRule="auto" w:after="180"/>
+      </w:pPr>
+      <w:r>
+        <w:rPr>
+          <w:b w:val="0"/>
+        </w:rPr>
         <w:t>Diagnose one cause and name the cleanest next experiment:</w:t>
       </w:r>
     </w:p>
@@ -2333,13 +3934,85 @@
       </w:r>
     </w:p>
     <w:p>
-      <w:r>
-        <w:t>Record the two candidate questions, branch label counts, total errors, tie rules, depth limit, stored tree and validation predictions. Retain all rows, including the blocked example in the near=0 branch; removing a disagreement would change the evidence.</w:t>
-      </w:r>
-    </w:p>
-    <w:p>
-      <w:r>
-        <w:t>Our tree uses a single feature because that question scored better under this procedure. This neither establishes that near causes blockage nor that tall is useless in every dataset. Next week a nearest-neighbour method will predict by comparing examples instead of following learned questions.</w:t>
+      <w:pPr>
+        <w:spacing w:line="336" w:lineRule="auto" w:after="180"/>
+      </w:pPr>
+      <w:r>
+        <w:rPr>
+          <w:b w:val="0"/>
+        </w:rPr>
+        <w:t xml:space="preserve">Record the two candidate questions, </w:t>
+      </w:r>
+      <w:r>
+        <w:rPr>
+          <w:b/>
+        </w:rPr>
+        <w:t>branch</w:t>
+      </w:r>
+      <w:r>
+        <w:rPr>
+          <w:b w:val="0"/>
+        </w:rPr>
+        <w:t xml:space="preserve"> label counts, total errors, tie rules, </w:t>
+      </w:r>
+      <w:r>
+        <w:rPr>
+          <w:b/>
+        </w:rPr>
+        <w:t>depth</w:t>
+      </w:r>
+      <w:r>
+        <w:rPr>
+          <w:b w:val="0"/>
+        </w:rPr>
+        <w:t xml:space="preserve"> limit, stored tree and validation </w:t>
+      </w:r>
+      <w:r>
+        <w:rPr>
+          <w:b/>
+        </w:rPr>
+        <w:t>prediction</w:t>
+      </w:r>
+      <w:r>
+        <w:rPr>
+          <w:b w:val="0"/>
+        </w:rPr>
+        <w:t>s.</w:t>
+      </w:r>
+    </w:p>
+    <w:p>
+      <w:pPr>
+        <w:spacing w:line="336" w:lineRule="auto" w:after="180"/>
+      </w:pPr>
+      <w:r>
+        <w:rPr>
+          <w:b w:val="0"/>
+        </w:rPr>
+        <w:t xml:space="preserve">Retain all rows, including the blocked example in the near=0 </w:t>
+      </w:r>
+      <w:r>
+        <w:rPr>
+          <w:b/>
+        </w:rPr>
+        <w:t>branch</w:t>
+      </w:r>
+      <w:r>
+        <w:rPr>
+          <w:b w:val="0"/>
+        </w:rPr>
+        <w:t xml:space="preserve">; removing a disagreement would change the </w:t>
+      </w:r>
+      <w:r>
+        <w:rPr>
+          <w:b/>
+        </w:rPr>
+        <w:t>evidence</w:t>
+      </w:r>
+      <w:r>
+        <w:rPr>
+          <w:b w:val="0"/>
+        </w:rPr>
+        <w:t>.</w:t>
       </w:r>
     </w:p>
     <w:p>
@@ -2347,6 +4020,38 @@
         <w:pStyle w:val="Heading3"/>
       </w:pPr>
       <w:r>
+        <w:t>Check the claim against the facts</w:t>
+      </w:r>
+    </w:p>
+    <w:p>
+      <w:pPr>
+        <w:spacing w:line="336" w:lineRule="auto" w:after="180"/>
+        <w:shd w:fill="FFF5E6"/>
+      </w:pPr>
+      <w:r>
+        <w:rPr>
+          <w:b w:val="0"/>
+        </w:rPr>
+        <w:t>Our tree uses a single feature because that question scored better under this procedure. This neither establishes that near causes blockage nor that tall is useless in every dataset.</w:t>
+      </w:r>
+    </w:p>
+    <w:p>
+      <w:pPr>
+        <w:spacing w:line="336" w:lineRule="auto" w:after="180"/>
+        <w:shd w:fill="FFF5E6"/>
+      </w:pPr>
+      <w:r>
+        <w:rPr>
+          <w:b w:val="0"/>
+        </w:rPr>
+        <w:t>Next week a nearest-neighbour method will predict by comparing examples instead of following learned questions.</w:t>
+      </w:r>
+    </w:p>
+    <w:p>
+      <w:pPr>
+        <w:pStyle w:val="Heading3"/>
+      </w:pPr>
+      <w:r>
         <w:t>A learner says the tree is reliable because near=1 has only blocked training labels. Rewrite this claim using the leaf evidence, validation score and one limitation.</w:t>
       </w:r>
     </w:p>
@@ -2380,6 +4085,17 @@
     </w:p>
     <w:p>
       <w:r>
+        <w:t>Practise Decision Trees with support, then explain the deciding step in your own words.</w:t>
+      </w:r>
+    </w:p>
+    <w:p>
+      <w:pPr>
+        <w:spacing w:line="336" w:lineRule="auto" w:after="180"/>
+      </w:pPr>
+      <w:r>
+        <w:rPr>
+          <w:b/>
+        </w:rPr>
         <w:t>ML STUDIO</w:t>
       </w:r>
     </w:p>
@@ -2392,7 +4108,13 @@
       </w:r>
     </w:p>
     <w:p>
-      <w:r>
+      <w:pPr>
+        <w:spacing w:line="336" w:lineRule="auto" w:after="180"/>
+      </w:pPr>
+      <w:r>
+        <w:rPr>
+          <w:b w:val="0"/>
+        </w:rPr>
         <w:t>A trustworthy result can be reproduced from the recorded data, code, settings, and evaluation rule.</w:t>
       </w:r>
     </w:p>
@@ -2441,37 +4163,124 @@
       </w:r>
     </w:p>
     <w:p>
-      <w:r>
-        <w:t>QUESTION + intended use + success threshold</w:t>
-      </w:r>
-    </w:p>
-    <w:p>
-      <w:r>
-        <w:t>DATA version + grouped split + leakage check</w:t>
-      </w:r>
-    </w:p>
-    <w:p>
-      <w:r>
-        <w:t>CODE/preprocessing + features + model + settings + seed</w:t>
-      </w:r>
-    </w:p>
-    <w:p>
-      <w:r>
+      <w:pPr>
+        <w:pStyle w:val="Heading3"/>
+      </w:pPr>
+      <w:r>
+        <w:t>Question to explain</w:t>
+      </w:r>
+    </w:p>
+    <w:p>
+      <w:pPr>
+        <w:spacing w:line="336" w:lineRule="auto" w:after="180"/>
+        <w:shd w:fill="F5F1FB"/>
+      </w:pPr>
+      <w:r>
+        <w:rPr>
+          <w:b w:val="0"/>
+        </w:rPr>
+        <w:t xml:space="preserve">QUESTION + intended use + success </w:t>
+      </w:r>
+      <w:r>
+        <w:rPr>
+          <w:b/>
+        </w:rPr>
+        <w:t>threshold</w:t>
+      </w:r>
+    </w:p>
+    <w:p>
+      <w:pPr>
+        <w:spacing w:line="336" w:lineRule="auto" w:after="180"/>
+      </w:pPr>
+      <w:r>
+        <w:rPr>
+          <w:b w:val="0"/>
+        </w:rPr>
+        <w:t xml:space="preserve">DATA version + grouped </w:t>
+      </w:r>
+      <w:r>
+        <w:rPr>
+          <w:b/>
+        </w:rPr>
+        <w:t>split</w:t>
+      </w:r>
+      <w:r>
+        <w:rPr>
+          <w:b w:val="0"/>
+        </w:rPr>
+        <w:t xml:space="preserve"> + leakage check</w:t>
+      </w:r>
+    </w:p>
+    <w:p>
+      <w:pPr>
+        <w:spacing w:line="336" w:lineRule="auto" w:after="180"/>
+      </w:pPr>
+      <w:r>
+        <w:rPr>
+          <w:b w:val="0"/>
+        </w:rPr>
+        <w:t>CODE/pre</w:t>
+      </w:r>
+      <w:r>
+        <w:rPr>
+          <w:b/>
+        </w:rPr>
+        <w:t>process</w:t>
+      </w:r>
+      <w:r>
+        <w:rPr>
+          <w:b w:val="0"/>
+        </w:rPr>
+        <w:t>ing + features + model + settings + seed</w:t>
+      </w:r>
+    </w:p>
+    <w:p>
+      <w:pPr>
+        <w:spacing w:line="336" w:lineRule="auto" w:after="180"/>
+      </w:pPr>
+      <w:r>
+        <w:rPr>
+          <w:b w:val="0"/>
+        </w:rPr>
         <w:t>METRICS + positive class + units + denominators</w:t>
       </w:r>
     </w:p>
     <w:p>
-      <w:r>
-        <w:t>PREDICTIONS + errors + subgroup slices + limitations</w:t>
-      </w:r>
-    </w:p>
-    <w:p>
-      <w:r>
+      <w:pPr>
+        <w:spacing w:line="336" w:lineRule="auto" w:after="180"/>
+      </w:pPr>
+      <w:r>
+        <w:rPr>
+          <w:b/>
+        </w:rPr>
+        <w:t>PREDICTION</w:t>
+      </w:r>
+      <w:r>
+        <w:rPr>
+          <w:b w:val="0"/>
+        </w:rPr>
+        <w:t>S + errors + subgroup slices + limitations</w:t>
+      </w:r>
+    </w:p>
+    <w:p>
+      <w:pPr>
+        <w:spacing w:line="336" w:lineRule="auto" w:after="180"/>
+      </w:pPr>
+      <w:r>
+        <w:rPr>
+          <w:b w:val="0"/>
+        </w:rPr>
         <w:t>HUMAN reviewer + release, revise, limit, or stop decision</w:t>
       </w:r>
     </w:p>
     <w:p>
-      <w:r>
+      <w:pPr>
+        <w:spacing w:line="336" w:lineRule="auto" w:after="180"/>
+      </w:pPr>
+      <w:r>
+        <w:rPr>
+          <w:b w:val="0"/>
+        </w:rPr>
         <w:t>Write the minimum record needed to reproduce today's result:</w:t>
       </w:r>
     </w:p>
@@ -2484,13 +4293,143 @@
       </w:r>
     </w:p>
     <w:p>
-      <w:r>
-        <w:t>Do not assume near=1 must always predict blocked. If a new training set gives that branch a clear majority, this same learner will store clear there. A feature name is not the answer. Use the training labels belonging to that branch.</w:t>
-      </w:r>
-    </w:p>
-    <w:p>
-      <w:r>
-        <w:t>Adding more questions can fit finer training details but does not guarantee better new-case performance. Record any depth choice made during development, and keep final test data separate. A leaf majority describes this training group; it is not a promise about every future example.</w:t>
+      <w:pPr>
+        <w:spacing w:line="336" w:lineRule="auto" w:after="180"/>
+      </w:pPr>
+      <w:r>
+        <w:rPr>
+          <w:b w:val="0"/>
+        </w:rPr>
+        <w:t xml:space="preserve">Do not assume near=1 must always predict blocked. If a new </w:t>
+      </w:r>
+      <w:r>
+        <w:rPr>
+          <w:b/>
+        </w:rPr>
+        <w:t>training</w:t>
+      </w:r>
+      <w:r>
+        <w:rPr>
+          <w:b w:val="0"/>
+        </w:rPr>
+        <w:t xml:space="preserve"> set gives that </w:t>
+      </w:r>
+      <w:r>
+        <w:rPr>
+          <w:b/>
+        </w:rPr>
+        <w:t>branch</w:t>
+      </w:r>
+      <w:r>
+        <w:rPr>
+          <w:b w:val="0"/>
+        </w:rPr>
+        <w:t xml:space="preserve"> a clear majority, this same learner will store clear there. A feature name is not the answer.</w:t>
+      </w:r>
+    </w:p>
+    <w:p>
+      <w:pPr>
+        <w:spacing w:line="336" w:lineRule="auto" w:after="180"/>
+      </w:pPr>
+      <w:r>
+        <w:rPr>
+          <w:b w:val="0"/>
+        </w:rPr>
+        <w:t xml:space="preserve">Use the </w:t>
+      </w:r>
+      <w:r>
+        <w:rPr>
+          <w:b/>
+        </w:rPr>
+        <w:t>training</w:t>
+      </w:r>
+      <w:r>
+        <w:rPr>
+          <w:b w:val="0"/>
+        </w:rPr>
+        <w:t xml:space="preserve"> labels belonging to that </w:t>
+      </w:r>
+      <w:r>
+        <w:rPr>
+          <w:b/>
+        </w:rPr>
+        <w:t>branch</w:t>
+      </w:r>
+      <w:r>
+        <w:rPr>
+          <w:b w:val="0"/>
+        </w:rPr>
+        <w:t>.</w:t>
+      </w:r>
+    </w:p>
+    <w:p>
+      <w:pPr>
+        <w:spacing w:line="336" w:lineRule="auto" w:after="180"/>
+      </w:pPr>
+      <w:r>
+        <w:rPr>
+          <w:b w:val="0"/>
+        </w:rPr>
+        <w:t xml:space="preserve">Adding more questions can fit finer </w:t>
+      </w:r>
+      <w:r>
+        <w:rPr>
+          <w:b/>
+        </w:rPr>
+        <w:t>training</w:t>
+      </w:r>
+      <w:r>
+        <w:rPr>
+          <w:b w:val="0"/>
+        </w:rPr>
+        <w:t xml:space="preserve"> details but does not guarantee better new-case performance. Record any </w:t>
+      </w:r>
+      <w:r>
+        <w:rPr>
+          <w:b/>
+        </w:rPr>
+        <w:t>depth</w:t>
+      </w:r>
+      <w:r>
+        <w:rPr>
+          <w:b w:val="0"/>
+        </w:rPr>
+        <w:t xml:space="preserve"> choice made during development, and keep final test data separate.</w:t>
+      </w:r>
+    </w:p>
+    <w:p>
+      <w:pPr>
+        <w:spacing w:line="336" w:lineRule="auto" w:after="180"/>
+      </w:pPr>
+      <w:r>
+        <w:rPr>
+          <w:b w:val="0"/>
+        </w:rPr>
+        <w:t xml:space="preserve">A </w:t>
+      </w:r>
+      <w:r>
+        <w:rPr>
+          <w:b/>
+        </w:rPr>
+        <w:t>leaf</w:t>
+      </w:r>
+      <w:r>
+        <w:rPr>
+          <w:b w:val="0"/>
+        </w:rPr>
+        <w:t xml:space="preserve"> majority describes this </w:t>
+      </w:r>
+      <w:r>
+        <w:rPr>
+          <w:b/>
+        </w:rPr>
+        <w:t>training</w:t>
+      </w:r>
+      <w:r>
+        <w:rPr>
+          <w:b w:val="0"/>
+        </w:rPr>
+        <w:t xml:space="preserve"> group; it is not a promise about every future example.</w:t>
       </w:r>
     </w:p>
     <w:p>
@@ -2502,8 +4441,38 @@
       </w:r>
     </w:p>
     <w:p>
-      <w:r>
-        <w:t>Use workbook W2 for the connected example “Fitting a decision tree”. First fill the input and rule boxes. Try the middle steps before asking for a hint. After a hint, try the next step yourself.</w:t>
+      <w:pPr>
+        <w:spacing w:line="336" w:lineRule="auto" w:after="180"/>
+      </w:pPr>
+      <w:r>
+        <w:rPr>
+          <w:b w:val="0"/>
+        </w:rPr>
+        <w:t>Use workbook W2 for the connected example “</w:t>
+      </w:r>
+      <w:r>
+        <w:rPr>
+          <w:b/>
+        </w:rPr>
+        <w:t>Fitting</w:t>
+      </w:r>
+      <w:r>
+        <w:rPr>
+          <w:b w:val="0"/>
+        </w:rPr>
+        <w:t xml:space="preserve"> a decision tree”. First fill the </w:t>
+      </w:r>
+      <w:r>
+        <w:rPr>
+          <w:b/>
+        </w:rPr>
+        <w:t>input</w:t>
+      </w:r>
+      <w:r>
+        <w:rPr>
+          <w:b w:val="0"/>
+        </w:rPr>
+        <w:t xml:space="preserve"> and rule boxes. Try the middle steps before asking for a hint. After a hint, try the next step yourself.</w:t>
       </w:r>
     </w:p>
     <w:tbl>
@@ -2586,7 +4555,13 @@
       </w:tr>
     </w:tbl>
     <w:p>
-      <w:r>
+      <w:pPr>
+        <w:spacing w:line="336" w:lineRule="auto" w:after="180"/>
+      </w:pPr>
+      <w:r>
+        <w:rPr>
+          <w:b w:val="0"/>
+        </w:rPr>
         <w:t>Explain your trace to a partner. Your partner points to one step to check. Swap roles on the next case. Each person writes their own explanation.</w:t>
       </w:r>
     </w:p>
@@ -2599,12 +4574,59 @@
       </w:r>
     </w:p>
     <w:p>
-      <w:r>
-        <w:t>Use the worked case for Fitting a decision tree. Proposed explanation: “A near branch must predict blocked”. Decide whether this explanation is supported. Point to the step or supplied fact that decides; explain your repair if needed.</w:t>
-      </w:r>
-    </w:p>
-    <w:p>
-      <w:r>
+      <w:pPr>
+        <w:spacing w:line="336" w:lineRule="auto" w:after="180"/>
+      </w:pPr>
+      <w:r>
+        <w:rPr>
+          <w:b w:val="0"/>
+        </w:rPr>
+        <w:t xml:space="preserve">Use the worked case for </w:t>
+      </w:r>
+      <w:r>
+        <w:rPr>
+          <w:b/>
+        </w:rPr>
+        <w:t>Fitting</w:t>
+      </w:r>
+      <w:r>
+        <w:rPr>
+          <w:b w:val="0"/>
+        </w:rPr>
+        <w:t xml:space="preserve"> a decision tree. Proposed explanation: “A near </w:t>
+      </w:r>
+      <w:r>
+        <w:rPr>
+          <w:b/>
+        </w:rPr>
+        <w:t>branch</w:t>
+      </w:r>
+      <w:r>
+        <w:rPr>
+          <w:b w:val="0"/>
+        </w:rPr>
+        <w:t xml:space="preserve"> must predict blocked”. Decide whether this explanation is supported.</w:t>
+      </w:r>
+    </w:p>
+    <w:p>
+      <w:pPr>
+        <w:spacing w:line="336" w:lineRule="auto" w:after="180"/>
+      </w:pPr>
+      <w:r>
+        <w:rPr>
+          <w:b w:val="0"/>
+        </w:rPr>
+        <w:t>Point to the step or supplied fact that decides; explain your repair if needed.</w:t>
+      </w:r>
+    </w:p>
+    <w:p>
+      <w:pPr>
+        <w:spacing w:line="336" w:lineRule="auto" w:after="180"/>
+      </w:pPr>
+      <w:r>
+        <w:rPr>
+          <w:b w:val="0"/>
+        </w:rPr>
         <w:t>Answer on your own before discussion. If you are unsure, say which step you need help with.</w:t>
       </w:r>
     </w:p>
@@ -2617,8 +4639,38 @@
       </w:r>
     </w:p>
     <w:p>
-      <w:r>
-        <w:t>Which input distinguishes the original and changed tree? Point to the relevant step in the picture, then write the changed result and the rule or evidence that supports it.</w:t>
+      <w:pPr>
+        <w:spacing w:line="336" w:lineRule="auto" w:after="180"/>
+      </w:pPr>
+      <w:r>
+        <w:rPr>
+          <w:b w:val="0"/>
+        </w:rPr>
+        <w:t xml:space="preserve">Which </w:t>
+      </w:r>
+      <w:r>
+        <w:rPr>
+          <w:b/>
+        </w:rPr>
+        <w:t>input</w:t>
+      </w:r>
+      <w:r>
+        <w:rPr>
+          <w:b w:val="0"/>
+        </w:rPr>
+        <w:t xml:space="preserve"> distinguishes the original and changed tree? Point to the relevant step in the picture, then write the changed result and the rule or </w:t>
+      </w:r>
+      <w:r>
+        <w:rPr>
+          <w:b/>
+        </w:rPr>
+        <w:t>evidence</w:t>
+      </w:r>
+      <w:r>
+        <w:rPr>
+          <w:b w:val="0"/>
+        </w:rPr>
+        <w:t xml:space="preserve"> that supports it.</w:t>
       </w:r>
     </w:p>
     <w:p>
@@ -2650,7 +4702,13 @@
       </w:r>
     </w:p>
     <w:p>
-      <w:r>
+      <w:pPr>
+        <w:spacing w:line="336" w:lineRule="auto" w:after="180"/>
+      </w:pPr>
+      <w:r>
+        <w:rPr>
+          <w:b w:val="0"/>
+        </w:rPr>
         <w:t>This is supported practice. Keep the separately named independent case for an attempt before feedback.</w:t>
       </w:r>
     </w:p>
@@ -2664,7 +4722,24 @@
     </w:p>
     <w:p>
       <w:r>
-        <w:t>EVIDENCE LAB</w:t>
+        <w:t>Investigate Decision Trees. Record the prediction, actual observation or labelled paper trace, explanation and next test separately.</w:t>
+      </w:r>
+    </w:p>
+    <w:p>
+      <w:pPr>
+        <w:spacing w:line="336" w:lineRule="auto" w:after="180"/>
+      </w:pPr>
+      <w:r>
+        <w:rPr>
+          <w:b/>
+        </w:rPr>
+        <w:t>EVIDENCE</w:t>
+      </w:r>
+      <w:r>
+        <w:rPr>
+          <w:b/>
+        </w:rPr>
+        <w:t xml:space="preserve"> LAB</w:t>
       </w:r>
     </w:p>
     <w:p>
@@ -2676,7 +4751,13 @@
       </w:r>
     </w:p>
     <w:p>
-      <w:r>
+      <w:pPr>
+        <w:spacing w:line="336" w:lineRule="auto" w:after="180"/>
+      </w:pPr>
+      <w:r>
+        <w:rPr>
+          <w:b w:val="0"/>
+        </w:rPr>
         <w:t>Keep the test conditions fixed, record every result, and change only one planned factor.</w:t>
       </w:r>
     </w:p>
@@ -2717,27 +4798,98 @@
       </w:r>
     </w:p>
     <w:p>
-      <w:r>
-        <w:t>1.  Write the hypothesis and expected evidence before running.</w:t>
-      </w:r>
-    </w:p>
-    <w:p>
-      <w:r>
-        <w:t>2.  Human Tree Builder: choose splits, trace six examples, compare train/test errors, then prune one weak branch.</w:t>
-      </w:r>
-    </w:p>
-    <w:p>
-      <w:r>
+      <w:pPr>
+        <w:spacing w:line="336" w:lineRule="auto" w:after="180"/>
+        <w:shd w:fill="F4F9FC"/>
+      </w:pPr>
+      <w:r>
+        <w:rPr>
+          <w:b w:val="0"/>
+        </w:rPr>
+        <w:t xml:space="preserve">1.  Write the hypothesis and expected </w:t>
+      </w:r>
+      <w:r>
+        <w:rPr>
+          <w:b/>
+        </w:rPr>
+        <w:t>evidence</w:t>
+      </w:r>
+      <w:r>
+        <w:rPr>
+          <w:b w:val="0"/>
+        </w:rPr>
+        <w:t xml:space="preserve"> before running.</w:t>
+      </w:r>
+    </w:p>
+    <w:p>
+      <w:pPr>
+        <w:spacing w:line="336" w:lineRule="auto" w:after="180"/>
+        <w:shd w:fill="F4F9FC"/>
+      </w:pPr>
+      <w:r>
+        <w:rPr>
+          <w:b w:val="0"/>
+        </w:rPr>
+        <w:t xml:space="preserve">2.  Human Tree Builder: choose </w:t>
+      </w:r>
+      <w:r>
+        <w:rPr>
+          <w:b/>
+        </w:rPr>
+        <w:t>split</w:t>
+      </w:r>
+      <w:r>
+        <w:rPr>
+          <w:b w:val="0"/>
+        </w:rPr>
+        <w:t xml:space="preserve">s, trace six examples, compare train/test errors, then prune one weak </w:t>
+      </w:r>
+      <w:r>
+        <w:rPr>
+          <w:b/>
+        </w:rPr>
+        <w:t>branch</w:t>
+      </w:r>
+      <w:r>
+        <w:rPr>
+          <w:b w:val="0"/>
+        </w:rPr>
+        <w:t>.</w:t>
+      </w:r>
+    </w:p>
+    <w:p>
+      <w:pPr>
+        <w:spacing w:line="336" w:lineRule="auto" w:after="180"/>
+        <w:shd w:fill="F4F9FC"/>
+      </w:pPr>
+      <w:r>
+        <w:rPr>
+          <w:b w:val="0"/>
+        </w:rPr>
         <w:t>3.  Run one normal, one boundary, one missing, and one shifted case.</w:t>
       </w:r>
     </w:p>
     <w:p>
-      <w:r>
+      <w:pPr>
+        <w:spacing w:line="336" w:lineRule="auto" w:after="180"/>
+        <w:shd w:fill="F4F9FC"/>
+      </w:pPr>
+      <w:r>
+        <w:rPr>
+          <w:b w:val="0"/>
+        </w:rPr>
         <w:t>4.  Calculate the metric from raw counts or row-level errors.</w:t>
       </w:r>
     </w:p>
     <w:p>
-      <w:r>
+      <w:pPr>
+        <w:spacing w:line="336" w:lineRule="auto" w:after="180"/>
+        <w:shd w:fill="F4F9FC"/>
+      </w:pPr>
+      <w:r>
+        <w:rPr>
+          <w:b w:val="0"/>
+        </w:rPr>
         <w:t>5.  Interpret what changed, what did not, and what remains unsafe or unknown.</w:t>
       </w:r>
     </w:p>
@@ -2995,7 +5147,13 @@
       </w:r>
     </w:p>
     <w:p>
-      <w:r>
+      <w:pPr>
+        <w:spacing w:line="336" w:lineRule="auto" w:after="180"/>
+      </w:pPr>
+      <w:r>
+        <w:rPr>
+          <w:b w:val="0"/>
+        </w:rPr>
         <w:t>Before trying: what do I expect, and why? While trying: which step could first go wrong? Afterwards: what did I actually observe, and what should change? Keep “not run” if you only traced the procedure.</w:t>
       </w:r>
     </w:p>
@@ -3009,6 +5167,17 @@
     </w:p>
     <w:p>
       <w:r>
+        <w:t>Move from recall to tracing, diagnosis and transfer in Decision Trees. Explain why each step is justified.</w:t>
+      </w:r>
+    </w:p>
+    <w:p>
+      <w:pPr>
+        <w:spacing w:line="336" w:lineRule="auto" w:after="180"/>
+      </w:pPr>
+      <w:r>
+        <w:rPr>
+          <w:b/>
+        </w:rPr>
         <w:t>MASTERY</w:t>
       </w:r>
     </w:p>
@@ -3021,8 +5190,26 @@
       </w:r>
     </w:p>
     <w:p>
-      <w:r>
-        <w:t>Move upward only when you can produce evidence without copying the example.</w:t>
+      <w:pPr>
+        <w:spacing w:line="336" w:lineRule="auto" w:after="180"/>
+      </w:pPr>
+      <w:r>
+        <w:rPr>
+          <w:b w:val="0"/>
+        </w:rPr>
+        <w:t xml:space="preserve">Move upward only when you can produce </w:t>
+      </w:r>
+      <w:r>
+        <w:rPr>
+          <w:b/>
+        </w:rPr>
+        <w:t>evidence</w:t>
+      </w:r>
+      <w:r>
+        <w:rPr>
+          <w:b w:val="0"/>
+        </w:rPr>
+        <w:t xml:space="preserve"> without copying the example.</w:t>
       </w:r>
     </w:p>
     <w:p>
@@ -3062,42 +5249,167 @@
       </w:r>
     </w:p>
     <w:p>
-      <w:r>
-        <w:t>DEFINE  Use all four terms precisely: split, threshold, leaf node, pruning.</w:t>
-      </w:r>
-    </w:p>
-    <w:p>
-      <w:r>
-        <w:t>CALCULATE  Reproduce the worked evidence with units and denominator.</w:t>
-      </w:r>
-    </w:p>
-    <w:p>
-      <w:r>
+      <w:pPr>
+        <w:spacing w:line="336" w:lineRule="auto" w:after="180"/>
+      </w:pPr>
+      <w:r>
+        <w:rPr>
+          <w:b w:val="0"/>
+        </w:rPr>
+        <w:t xml:space="preserve">DEFINE  Use all four terms precisely: </w:t>
+      </w:r>
+      <w:r>
+        <w:rPr>
+          <w:b/>
+        </w:rPr>
+        <w:t>split</w:t>
+      </w:r>
+      <w:r>
+        <w:rPr>
+          <w:b w:val="0"/>
+        </w:rPr>
+        <w:t xml:space="preserve">, </w:t>
+      </w:r>
+      <w:r>
+        <w:rPr>
+          <w:b/>
+        </w:rPr>
+        <w:t>threshold</w:t>
+      </w:r>
+      <w:r>
+        <w:rPr>
+          <w:b w:val="0"/>
+        </w:rPr>
+        <w:t xml:space="preserve">, </w:t>
+      </w:r>
+      <w:r>
+        <w:rPr>
+          <w:b/>
+        </w:rPr>
+        <w:t>leaf node</w:t>
+      </w:r>
+      <w:r>
+        <w:rPr>
+          <w:b w:val="0"/>
+        </w:rPr>
+        <w:t xml:space="preserve">, </w:t>
+      </w:r>
+      <w:r>
+        <w:rPr>
+          <w:b/>
+        </w:rPr>
+        <w:t>pruning</w:t>
+      </w:r>
+      <w:r>
+        <w:rPr>
+          <w:b w:val="0"/>
+        </w:rPr>
+        <w:t>.</w:t>
+      </w:r>
+    </w:p>
+    <w:p>
+      <w:pPr>
+        <w:spacing w:line="336" w:lineRule="auto" w:after="180"/>
+      </w:pPr>
+      <w:r>
+        <w:rPr>
+          <w:b w:val="0"/>
+        </w:rPr>
+        <w:t xml:space="preserve">CALCULATE  Reproduce the worked </w:t>
+      </w:r>
+      <w:r>
+        <w:rPr>
+          <w:b/>
+        </w:rPr>
+        <w:t>evidence</w:t>
+      </w:r>
+      <w:r>
+        <w:rPr>
+          <w:b w:val="0"/>
+        </w:rPr>
+        <w:t xml:space="preserve"> with units and denominator.</w:t>
+      </w:r>
+    </w:p>
+    <w:p>
+      <w:pPr>
+        <w:spacing w:line="336" w:lineRule="auto" w:after="180"/>
+        <w:shd w:fill="F4F9FC"/>
+      </w:pPr>
+      <w:r>
+        <w:rPr>
+          <w:b w:val="0"/>
+        </w:rPr>
         <w:t>TRACE  Explain the data, code or decision path.</w:t>
       </w:r>
     </w:p>
     <w:p>
-      <w:r>
+      <w:pPr>
+        <w:spacing w:line="336" w:lineRule="auto" w:after="180"/>
+        <w:shd w:fill="F4F9FC"/>
+      </w:pPr>
+      <w:r>
+        <w:rPr>
+          <w:b w:val="0"/>
+        </w:rPr>
         <w:t>DIAGNOSE  A deeper tree must be better because it asks more detailed questions.</w:t>
       </w:r>
     </w:p>
     <w:p>
-      <w:r>
+      <w:pPr>
+        <w:spacing w:line="336" w:lineRule="auto" w:after="180"/>
+        <w:shd w:fill="F4F9FC"/>
+      </w:pPr>
+      <w:r>
+        <w:rPr>
+          <w:b w:val="0"/>
+        </w:rPr>
         <w:t>TRANSFER  Solve a fresh dataset or model case.</w:t>
       </w:r>
     </w:p>
     <w:p>
-      <w:r>
-        <w:t>IMPROVE  Change one cause and rerun fixed evidence.</w:t>
-      </w:r>
-    </w:p>
-    <w:p>
-      <w:r>
+      <w:pPr>
+        <w:spacing w:line="336" w:lineRule="auto" w:after="180"/>
+      </w:pPr>
+      <w:r>
+        <w:rPr>
+          <w:b w:val="0"/>
+        </w:rPr>
+        <w:t xml:space="preserve">IMPROVE  Change one cause and rerun fixed </w:t>
+      </w:r>
+      <w:r>
+        <w:rPr>
+          <w:b/>
+        </w:rPr>
+        <w:t>evidence</w:t>
+      </w:r>
+      <w:r>
+        <w:rPr>
+          <w:b w:val="0"/>
+        </w:rPr>
+        <w:t>.</w:t>
+      </w:r>
+    </w:p>
+    <w:p>
+      <w:pPr>
+        <w:spacing w:line="336" w:lineRule="auto" w:after="180"/>
+        <w:shd w:fill="F4F9FC"/>
+      </w:pPr>
+      <w:r>
+        <w:rPr>
+          <w:b w:val="0"/>
+        </w:rPr>
         <w:t>DEFEND  State intended use, metric, limitation, and human responsibility.</w:t>
       </w:r>
     </w:p>
     <w:p>
-      <w:r>
+      <w:pPr>
+        <w:spacing w:line="336" w:lineRule="auto" w:after="180"/>
+        <w:shd w:fill="F1F6F8"/>
+      </w:pPr>
+      <w:r>
+        <w:rPr>
+          <w:b w:val="0"/>
+        </w:rPr>
         <w:t>MASTERY RULE  A coached calculation becomes mastery only after a different case is completed independently.</w:t>
       </w:r>
     </w:p>
@@ -3111,6 +5423,17 @@
     </w:p>
     <w:p>
       <w:r>
+        <w:t>Apply this week’s idea to Responsible Plant Classifier. Keep an annotated decision and the evidence supporting it.</w:t>
+      </w:r>
+    </w:p>
+    <w:p>
+      <w:pPr>
+        <w:spacing w:line="336" w:lineRule="auto" w:after="180"/>
+      </w:pPr>
+      <w:r>
+        <w:rPr>
+          <w:b/>
+        </w:rPr>
         <w:t>CUMULATIVE PROJECT</w:t>
       </w:r>
     </w:p>
@@ -3123,8 +5446,26 @@
       </w:r>
     </w:p>
     <w:p>
-      <w:r>
-        <w:t>Every week adds one reviewable artifact to the same evidence-based capstone.</w:t>
+      <w:pPr>
+        <w:spacing w:line="336" w:lineRule="auto" w:after="180"/>
+      </w:pPr>
+      <w:r>
+        <w:rPr>
+          <w:b w:val="0"/>
+        </w:rPr>
+        <w:t xml:space="preserve">Every week adds one reviewable artifact to the same </w:t>
+      </w:r>
+      <w:r>
+        <w:rPr>
+          <w:b/>
+        </w:rPr>
+        <w:t>evidence</w:t>
+      </w:r>
+      <w:r>
+        <w:rPr>
+          <w:b w:val="0"/>
+        </w:rPr>
+        <w:t>-based capstone.</w:t>
       </w:r>
     </w:p>
     <w:p>
@@ -3164,43 +5505,170 @@
       </w:r>
     </w:p>
     <w:p>
-      <w:r>
-        <w:t>THIS WEEK'S CHECKPOINT  Draw the current Plant Classifier tree and annotate feature, threshold, prediction, and test evidence at each leaf.</w:t>
-      </w:r>
-    </w:p>
-    <w:p>
-      <w:r>
+      <w:pPr>
+        <w:spacing w:line="336" w:lineRule="auto" w:after="180"/>
+        <w:shd w:fill="EDF7F3"/>
+      </w:pPr>
+      <w:r>
+        <w:rPr>
+          <w:b w:val="0"/>
+        </w:rPr>
+        <w:t xml:space="preserve">THIS WEEK'S CHECKPOINT  Draw the current Plant Classifier tree and annotate feature, </w:t>
+      </w:r>
+      <w:r>
+        <w:rPr>
+          <w:b/>
+        </w:rPr>
+        <w:t>threshold</w:t>
+      </w:r>
+      <w:r>
+        <w:rPr>
+          <w:b w:val="0"/>
+        </w:rPr>
+        <w:t xml:space="preserve">, </w:t>
+      </w:r>
+      <w:r>
+        <w:rPr>
+          <w:b/>
+        </w:rPr>
+        <w:t>prediction</w:t>
+      </w:r>
+      <w:r>
+        <w:rPr>
+          <w:b w:val="0"/>
+        </w:rPr>
+        <w:t xml:space="preserve">, and test </w:t>
+      </w:r>
+      <w:r>
+        <w:rPr>
+          <w:b/>
+        </w:rPr>
+        <w:t>evidence</w:t>
+      </w:r>
+      <w:r>
+        <w:rPr>
+          <w:b w:val="0"/>
+        </w:rPr>
+        <w:t xml:space="preserve"> at each </w:t>
+      </w:r>
+      <w:r>
+        <w:rPr>
+          <w:b/>
+        </w:rPr>
+        <w:t>leaf</w:t>
+      </w:r>
+      <w:r>
+        <w:rPr>
+          <w:b w:val="0"/>
+        </w:rPr>
+        <w:t>.</w:t>
+      </w:r>
+    </w:p>
+    <w:p>
+      <w:pPr>
+        <w:spacing w:line="336" w:lineRule="auto" w:after="180"/>
+        <w:shd w:fill="F5F1FB"/>
+      </w:pPr>
+      <w:r>
+        <w:rPr>
+          <w:b w:val="0"/>
+        </w:rPr>
         <w:t>Which requirement or risk does this artifact address?</w:t>
       </w:r>
     </w:p>
     <w:p>
-      <w:r>
-        <w:t>Which dataset, split, code, and metric version does it use?</w:t>
-      </w:r>
-    </w:p>
-    <w:p>
-      <w:r>
+      <w:pPr>
+        <w:spacing w:line="336" w:lineRule="auto" w:after="180"/>
+        <w:shd w:fill="F5F1FB"/>
+      </w:pPr>
+      <w:r>
+        <w:rPr>
+          <w:b w:val="0"/>
+        </w:rPr>
+        <w:t xml:space="preserve">Which dataset, </w:t>
+      </w:r>
+      <w:r>
+        <w:rPr>
+          <w:b/>
+        </w:rPr>
+        <w:t>split</w:t>
+      </w:r>
+      <w:r>
+        <w:rPr>
+          <w:b w:val="0"/>
+        </w:rPr>
+        <w:t>, code, and metric version does it use?</w:t>
+      </w:r>
+    </w:p>
+    <w:p>
+      <w:pPr>
+        <w:spacing w:line="336" w:lineRule="auto" w:after="180"/>
+        <w:shd w:fill="F5F1FB"/>
+      </w:pPr>
+      <w:r>
+        <w:rPr>
+          <w:b w:val="0"/>
+        </w:rPr>
         <w:t>What normal and shifted cases were tested?</w:t>
       </w:r>
     </w:p>
     <w:p>
-      <w:r>
+      <w:pPr>
+        <w:spacing w:line="336" w:lineRule="auto" w:after="180"/>
+        <w:shd w:fill="F5F1FB"/>
+      </w:pPr>
+      <w:r>
+        <w:rPr>
+          <w:b w:val="0"/>
+        </w:rPr>
         <w:t>What remains uncertain or weak?</w:t>
       </w:r>
     </w:p>
     <w:p>
-      <w:r>
+      <w:pPr>
+        <w:spacing w:line="336" w:lineRule="auto" w:after="180"/>
+        <w:shd w:fill="F5F1FB"/>
+      </w:pPr>
+      <w:r>
+        <w:rPr>
+          <w:b w:val="0"/>
+        </w:rPr>
         <w:t>What decision still belongs to a teacher or qualified human?</w:t>
       </w:r>
     </w:p>
     <w:p>
-      <w:r>
+      <w:pPr>
+        <w:spacing w:line="336" w:lineRule="auto" w:after="180"/>
+        <w:shd w:fill="FFF5E6"/>
+      </w:pPr>
+      <w:r>
+        <w:rPr>
+          <w:b w:val="0"/>
+        </w:rPr>
         <w:t>RESPONSIBLE RELEASE  Never use this classroom prototype for medical, pesticide, agricultural, or other consequential decisions.</w:t>
       </w:r>
     </w:p>
     <w:p>
-      <w:r>
-        <w:t>My evidence-linked project decision:</w:t>
+      <w:pPr>
+        <w:spacing w:line="336" w:lineRule="auto" w:after="180"/>
+      </w:pPr>
+      <w:r>
+        <w:rPr>
+          <w:b w:val="0"/>
+        </w:rPr>
+        <w:t xml:space="preserve">My </w:t>
+      </w:r>
+      <w:r>
+        <w:rPr>
+          <w:b/>
+        </w:rPr>
+        <w:t>evidence</w:t>
+      </w:r>
+      <w:r>
+        <w:rPr>
+          <w:b w:val="0"/>
+        </w:rPr>
+        <w:t>-linked project decision:</w:t>
       </w:r>
     </w:p>
     <w:p>
@@ -3212,8 +5680,37 @@
       </w:r>
     </w:p>
     <w:p>
-      <w:r>
-        <w:t>For your Responsible Plant Classifier, save the input, procedure, observed result and limitation of this check. Label this worked example as practice; use a different, previously unreviewed case when checking independent understanding.</w:t>
+      <w:pPr>
+        <w:spacing w:line="336" w:lineRule="auto" w:after="180"/>
+      </w:pPr>
+      <w:r>
+        <w:rPr>
+          <w:b w:val="0"/>
+        </w:rPr>
+        <w:t xml:space="preserve">For your Responsible Plant Classifier, save the </w:t>
+      </w:r>
+      <w:r>
+        <w:rPr>
+          <w:b/>
+        </w:rPr>
+        <w:t>input</w:t>
+      </w:r>
+      <w:r>
+        <w:rPr>
+          <w:b w:val="0"/>
+        </w:rPr>
+        <w:t>, procedure, observed result and limitation of this check.</w:t>
+      </w:r>
+    </w:p>
+    <w:p>
+      <w:pPr>
+        <w:spacing w:line="336" w:lineRule="auto" w:after="180"/>
+      </w:pPr>
+      <w:r>
+        <w:rPr>
+          <w:b w:val="0"/>
+        </w:rPr>
+        <w:t>Label this worked example as practice; use a different, previously unreviewed case when checking independent understanding.</w:t>
       </w:r>
     </w:p>
     <w:p>
@@ -3226,6 +5723,17 @@
     </w:p>
     <w:p>
       <w:r>
+        <w:t>Use a genuinely new case for independent evidence. Previously discussed examples remain practice; use the separately named independent case before feedback.</w:t>
+      </w:r>
+    </w:p>
+    <w:p>
+      <w:pPr>
+        <w:spacing w:line="336" w:lineRule="auto" w:after="180"/>
+      </w:pPr>
+      <w:r>
+        <w:rPr>
+          <w:b/>
+        </w:rPr>
         <w:t>INDEPENDENT PROOF</w:t>
       </w:r>
     </w:p>
@@ -3238,7 +5746,13 @@
       </w:r>
     </w:p>
     <w:p>
-      <w:r>
+      <w:pPr>
+        <w:spacing w:line="336" w:lineRule="auto" w:after="180"/>
+      </w:pPr>
+      <w:r>
+        <w:rPr>
+          <w:b w:val="0"/>
+        </w:rPr>
         <w:t>Complete this with a fresh case after guided practice and compare it with the mastery criteria.</w:t>
       </w:r>
     </w:p>
@@ -3279,48 +5793,144 @@
       </w:r>
     </w:p>
     <w:p>
-      <w:r>
+      <w:pPr>
+        <w:pStyle w:val="Heading3"/>
+      </w:pPr>
+      <w:r>
+        <w:t>What success looks like</w:t>
+      </w:r>
+    </w:p>
+    <w:p>
+      <w:pPr>
+        <w:spacing w:line="336" w:lineRule="auto" w:after="180"/>
+        <w:shd w:fill="EDF7F3"/>
+      </w:pPr>
+      <w:r>
+        <w:rPr>
+          <w:b w:val="0"/>
+        </w:rPr>
         <w:t>REQUIRED PROOF  Trace, draw, and prune a tiny tree while preserving test behavior.</w:t>
       </w:r>
     </w:p>
     <w:p>
-      <w:r>
+      <w:pPr>
+        <w:spacing w:line="336" w:lineRule="auto" w:after="180"/>
+      </w:pPr>
+      <w:r>
+        <w:rPr>
+          <w:b w:val="0"/>
+        </w:rPr>
         <w:t>□ Define the task, feature/target roles, and intended-use boundary.</w:t>
       </w:r>
     </w:p>
     <w:p>
-      <w:r>
+      <w:pPr>
+        <w:spacing w:line="336" w:lineRule="auto" w:after="180"/>
+      </w:pPr>
+      <w:r>
+        <w:rPr>
+          <w:b w:val="0"/>
+        </w:rPr>
         <w:t>□ Show the calculation, code trace, or experiment record.</w:t>
       </w:r>
     </w:p>
     <w:p>
-      <w:r>
+      <w:pPr>
+        <w:spacing w:line="336" w:lineRule="auto" w:after="180"/>
+      </w:pPr>
+      <w:r>
+        <w:rPr>
+          <w:b w:val="0"/>
+        </w:rPr>
         <w:t>□ Test a normal case and one revealing boundary, missing, or shifted case.</w:t>
       </w:r>
     </w:p>
     <w:p>
-      <w:r>
+      <w:pPr>
+        <w:spacing w:line="336" w:lineRule="auto" w:after="180"/>
+      </w:pPr>
+      <w:r>
+        <w:rPr>
+          <w:b w:val="0"/>
+        </w:rPr>
         <w:t>□ Diagnose one failure without changing several factors at once.</w:t>
       </w:r>
     </w:p>
     <w:p>
-      <w:r>
+      <w:pPr>
+        <w:spacing w:line="336" w:lineRule="auto" w:after="180"/>
+      </w:pPr>
+      <w:r>
+        <w:rPr>
+          <w:b w:val="0"/>
+        </w:rPr>
         <w:t>□ Name a limitation, fairness concern, and the human-review action.</w:t>
       </w:r>
     </w:p>
     <w:p>
-      <w:r>
-        <w:t>Independent evidence and defense:</w:t>
-      </w:r>
-    </w:p>
-    <w:p>
-      <w:r>
+      <w:pPr>
+        <w:spacing w:line="336" w:lineRule="auto" w:after="180"/>
+      </w:pPr>
+      <w:r>
+        <w:rPr>
+          <w:b w:val="0"/>
+        </w:rPr>
+        <w:t xml:space="preserve">Independent </w:t>
+      </w:r>
+      <w:r>
+        <w:rPr>
+          <w:b/>
+        </w:rPr>
+        <w:t>evidence</w:t>
+      </w:r>
+      <w:r>
+        <w:rPr>
+          <w:b w:val="0"/>
+        </w:rPr>
+        <w:t xml:space="preserve"> and defense:</w:t>
+      </w:r>
+    </w:p>
+    <w:p>
+      <w:pPr>
+        <w:spacing w:line="336" w:lineRule="auto" w:after="180"/>
+      </w:pPr>
+      <w:r>
+        <w:rPr>
+          <w:b w:val="0"/>
+        </w:rPr>
         <w:t>My level:  □ Not yet  □ With one hint  □ Independently  □ I can teach and defend it</w:t>
       </w:r>
     </w:p>
     <w:p>
-      <w:r>
-        <w:t>NEXT BRIDGE  Carry the experiment evidence into: Nearest Neighbors.</w:t>
+      <w:pPr>
+        <w:pStyle w:val="Heading3"/>
+      </w:pPr>
+      <w:r>
+        <w:t>Connect to the next lesson</w:t>
+      </w:r>
+    </w:p>
+    <w:p>
+      <w:pPr>
+        <w:spacing w:line="336" w:lineRule="auto" w:after="180"/>
+        <w:shd w:fill="F1F6F8"/>
+      </w:pPr>
+      <w:r>
+        <w:rPr>
+          <w:b w:val="0"/>
+        </w:rPr>
+        <w:t xml:space="preserve">NEXT BRIDGE  Carry the experiment </w:t>
+      </w:r>
+      <w:r>
+        <w:rPr>
+          <w:b/>
+        </w:rPr>
+        <w:t>evidence</w:t>
+      </w:r>
+      <w:r>
+        <w:rPr>
+          <w:b w:val="0"/>
+        </w:rPr>
+        <w:t xml:space="preserve"> into: Nearest Neighbors.</w:t>
       </w:r>
     </w:p>
     <w:p>
@@ -3332,6 +5942,11 @@
       </w:r>
     </w:p>
     <w:p>
+      <w:r>
+        <w:t>Revisit the complete Decision Trees case for supported practice. Repeated examples do not become fresh assessments.</w:t>
+      </w:r>
+    </w:p>
+    <w:p>
       <w:pPr>
         <w:pStyle w:val="Heading3"/>
       </w:pPr>
@@ -3340,7 +5955,13 @@
       </w:r>
     </w:p>
     <w:p>
-      <w:r>
+      <w:pPr>
+        <w:spacing w:line="336" w:lineRule="auto" w:after="180"/>
+      </w:pPr>
+      <w:r>
+        <w:rPr>
+          <w:b w:val="0"/>
+        </w:rPr>
         <w:t>Use the supplied details to practise the weekly concept before attempting the independent question. This case extends the illustrated lesson.</w:t>
       </w:r>
     </w:p>
@@ -3353,7 +5974,13 @@
       </w:r>
     </w:p>
     <w:p>
-      <w:r>
+      <w:pPr>
+        <w:spacing w:line="336" w:lineRule="auto" w:after="180"/>
+      </w:pPr>
+      <w:r>
+        <w:rPr>
+          <w:b w:val="0"/>
+        </w:rPr>
         <w:t>A supplied tree predicts spotted for spot_count&gt;=3, otherwise healthy.</w:t>
       </w:r>
     </w:p>
@@ -3366,7 +5993,13 @@
       </w:r>
     </w:p>
     <w:p>
-      <w:r>
+      <w:pPr>
+        <w:spacing w:line="336" w:lineRule="auto" w:after="180"/>
+      </w:pPr>
+      <w:r>
+        <w:rPr>
+          <w:b w:val="0"/>
+        </w:rPr>
         <w:t>Trace 2,3,4 and state boundary.</w:t>
       </w:r>
     </w:p>
@@ -3379,8 +6012,26 @@
       </w:r>
     </w:p>
     <w:p>
-      <w:r>
-        <w:t>Healthy, spotted, spotted. Three is included. This supplied rule does not show an optimal learned threshold.</w:t>
+      <w:pPr>
+        <w:spacing w:line="336" w:lineRule="auto" w:after="180"/>
+      </w:pPr>
+      <w:r>
+        <w:rPr>
+          <w:b w:val="0"/>
+        </w:rPr>
+        <w:t xml:space="preserve">Healthy, spotted, spotted. Three is included. This supplied rule does not show an optimal learned </w:t>
+      </w:r>
+      <w:r>
+        <w:rPr>
+          <w:b/>
+        </w:rPr>
+        <w:t>threshold</w:t>
+      </w:r>
+      <w:r>
+        <w:rPr>
+          <w:b w:val="0"/>
+        </w:rPr>
+        <w:t>.</w:t>
       </w:r>
     </w:p>
     <w:p>
@@ -3392,7 +6043,14 @@
       </w:r>
     </w:p>
     <w:p>
-      <w:r>
+      <w:pPr>
+        <w:spacing w:line="336" w:lineRule="auto" w:after="180"/>
+        <w:shd w:fill="F5F1FB"/>
+      </w:pPr>
+      <w:r>
+        <w:rPr>
+          <w:b w:val="0"/>
+        </w:rPr>
         <w:t>Which detail supports the answer, and why does it matter?</w:t>
       </w:r>
     </w:p>
@@ -3548,18 +6206,48 @@
       </w:tr>
     </w:tbl>
     <w:p>
-      <w:r>
+      <w:pPr>
+        <w:spacing w:line="336" w:lineRule="auto" w:after="180"/>
+      </w:pPr>
+      <w:r>
+        <w:rPr>
+          <w:b w:val="0"/>
+        </w:rPr>
         <w:t>A supplied tree predicts spotted for spot_count&gt;=3, otherwise healthy.</w:t>
       </w:r>
     </w:p>
     <w:p>
-      <w:r>
+      <w:pPr>
+        <w:spacing w:line="336" w:lineRule="auto" w:after="180"/>
+      </w:pPr>
+      <w:r>
+        <w:rPr>
+          <w:b w:val="0"/>
+        </w:rPr>
         <w:t>Trace 2,3,4 and state boundary.</w:t>
       </w:r>
     </w:p>
     <w:p>
-      <w:r>
-        <w:t>Healthy, spotted, spotted. Three is included. This supplied rule does not show an optimal learned threshold.</w:t>
+      <w:pPr>
+        <w:spacing w:line="336" w:lineRule="auto" w:after="180"/>
+      </w:pPr>
+      <w:r>
+        <w:rPr>
+          <w:b w:val="0"/>
+        </w:rPr>
+        <w:t xml:space="preserve">Healthy, spotted, spotted. Three is included. This supplied rule does not show an optimal learned </w:t>
+      </w:r>
+      <w:r>
+        <w:rPr>
+          <w:b/>
+        </w:rPr>
+        <w:t>threshold</w:t>
+      </w:r>
+      <w:r>
+        <w:rPr>
+          <w:b w:val="0"/>
+        </w:rPr>
+        <w:t>.</w:t>
       </w:r>
     </w:p>
     <w:p>
@@ -3571,6 +6259,11 @@
       </w:r>
     </w:p>
     <w:p>
+      <w:r>
+        <w:t>Attempt the reserved new case before feedback. Record support; the earlier examples below remain additional practice.</w:t>
+      </w:r>
+    </w:p>
+    <w:p>
       <w:pPr>
         <w:pStyle w:val="Heading3"/>
       </w:pPr>
@@ -3579,7 +6272,14 @@
       </w:r>
     </w:p>
     <w:p>
-      <w:r>
+      <w:pPr>
+        <w:spacing w:line="336" w:lineRule="auto" w:after="180"/>
+        <w:shd w:fill="F5F1FB"/>
+      </w:pPr>
+      <w:r>
+        <w:rPr>
+          <w:b w:val="0"/>
+        </w:rPr>
         <w:t>A stored fitted rule says spots &gt;=5 predicts spotted; otherwise healthy. Trace4,5,6 and a missing count. Policy: missing count requires review. Can test labels be used to choose this cutoff?</w:t>
       </w:r>
     </w:p>
@@ -3627,7 +6327,13 @@
       </w:r>
     </w:p>
     <w:p>
-      <w:r>
+      <w:pPr>
+        <w:spacing w:line="336" w:lineRule="auto" w:after="180"/>
+      </w:pPr>
+      <w:r>
+        <w:rPr>
+          <w:b w:val="0"/>
+        </w:rPr>
         <w:t>Attempt this case before feedback. Record any help. Earlier examples below are further practice; a case already practised with feedback cannot establish fresh transfer.</w:t>
       </w:r>
     </w:p>
@@ -3640,18 +6346,55 @@
       </w:r>
     </w:p>
     <w:p>
-      <w:r>
+      <w:pPr>
+        <w:spacing w:line="336" w:lineRule="auto" w:after="180"/>
+      </w:pPr>
+      <w:r>
+        <w:rPr>
+          <w:b w:val="0"/>
+        </w:rPr>
         <w:t>Close the worked explanation. Apply the idea to this different question without copying.</w:t>
       </w:r>
     </w:p>
     <w:p>
-      <w:r>
-        <w:t>A tree predicts fern when leaf_width_cm &lt;= 3 and grass otherwise. Trace widths 2, 3 and 4. Which case checks the boundary?</w:t>
-      </w:r>
-    </w:p>
-    <w:p>
-      <w:r>
-        <w:t>My answer, with a trace, calculation or supporting evidence</w:t>
+      <w:pPr>
+        <w:spacing w:line="336" w:lineRule="auto" w:after="180"/>
+        <w:shd w:fill="F5F1FB"/>
+      </w:pPr>
+      <w:r>
+        <w:rPr>
+          <w:b w:val="0"/>
+        </w:rPr>
+        <w:t xml:space="preserve">A tree predicts fern when </w:t>
+      </w:r>
+      <w:r>
+        <w:rPr>
+          <w:b/>
+        </w:rPr>
+        <w:t>leaf</w:t>
+      </w:r>
+      <w:r>
+        <w:rPr>
+          <w:b w:val="0"/>
+        </w:rPr>
+        <w:t>_width_cm &lt;= 3 and grass otherwise. Trace widths 2, 3 and 4. Which case checks the boundary?</w:t>
+      </w:r>
+    </w:p>
+    <w:p>
+      <w:pPr>
+        <w:spacing w:line="336" w:lineRule="auto" w:after="180"/>
+      </w:pPr>
+      <w:r>
+        <w:rPr>
+          <w:b w:val="0"/>
+        </w:rPr>
+        <w:t xml:space="preserve">My answer, with a trace, calculation or supporting </w:t>
+      </w:r>
+      <w:r>
+        <w:rPr>
+          <w:b/>
+        </w:rPr>
+        <w:t>evidence</w:t>
       </w:r>
     </w:p>
     <w:p>
@@ -3696,13 +6439,37 @@
       </w:r>
     </w:p>
     <w:p>
-      <w:r>
+      <w:pPr>
+        <w:spacing w:line="336" w:lineRule="auto" w:after="180"/>
+      </w:pPr>
+      <w:r>
+        <w:rPr>
+          <w:b w:val="0"/>
+        </w:rPr>
         <w:t>Change one relevant detail. Predict the result before testing. Include a boundary or missing-information case when it helps reveal a limit.</w:t>
       </w:r>
     </w:p>
     <w:p>
-      <w:r>
-        <w:t>My changed input and expected result</w:t>
+      <w:pPr>
+        <w:spacing w:line="336" w:lineRule="auto" w:after="180"/>
+      </w:pPr>
+      <w:r>
+        <w:rPr>
+          <w:b w:val="0"/>
+        </w:rPr>
+        <w:t xml:space="preserve">My changed </w:t>
+      </w:r>
+      <w:r>
+        <w:rPr>
+          <w:b/>
+        </w:rPr>
+        <w:t>input</w:t>
+      </w:r>
+      <w:r>
+        <w:rPr>
+          <w:b w:val="0"/>
+        </w:rPr>
+        <w:t xml:space="preserve"> and expected result</w:t>
       </w:r>
     </w:p>
     <w:p>
@@ -3747,13 +6514,85 @@
       </w:r>
     </w:p>
     <w:p>
-      <w:r>
-        <w:t>Draw the current Plant Classifier tree and annotate feature, threshold, prediction, and test evidence at each leaf.</w:t>
-      </w:r>
-    </w:p>
-    <w:p>
-      <w:r>
-        <w:t>The evidence I will keep</w:t>
+      <w:pPr>
+        <w:spacing w:line="336" w:lineRule="auto" w:after="180"/>
+      </w:pPr>
+      <w:r>
+        <w:rPr>
+          <w:b w:val="0"/>
+        </w:rPr>
+        <w:t xml:space="preserve">Draw the current Plant Classifier tree and annotate feature, </w:t>
+      </w:r>
+      <w:r>
+        <w:rPr>
+          <w:b/>
+        </w:rPr>
+        <w:t>threshold</w:t>
+      </w:r>
+      <w:r>
+        <w:rPr>
+          <w:b w:val="0"/>
+        </w:rPr>
+        <w:t xml:space="preserve">, </w:t>
+      </w:r>
+      <w:r>
+        <w:rPr>
+          <w:b/>
+        </w:rPr>
+        <w:t>prediction</w:t>
+      </w:r>
+      <w:r>
+        <w:rPr>
+          <w:b w:val="0"/>
+        </w:rPr>
+        <w:t xml:space="preserve">, and test </w:t>
+      </w:r>
+      <w:r>
+        <w:rPr>
+          <w:b/>
+        </w:rPr>
+        <w:t>evidence</w:t>
+      </w:r>
+      <w:r>
+        <w:rPr>
+          <w:b w:val="0"/>
+        </w:rPr>
+        <w:t xml:space="preserve"> at each </w:t>
+      </w:r>
+      <w:r>
+        <w:rPr>
+          <w:b/>
+        </w:rPr>
+        <w:t>leaf</w:t>
+      </w:r>
+      <w:r>
+        <w:rPr>
+          <w:b w:val="0"/>
+        </w:rPr>
+        <w:t>.</w:t>
+      </w:r>
+    </w:p>
+    <w:p>
+      <w:pPr>
+        <w:spacing w:line="336" w:lineRule="auto" w:after="180"/>
+      </w:pPr>
+      <w:r>
+        <w:rPr>
+          <w:b w:val="0"/>
+        </w:rPr>
+        <w:t xml:space="preserve">The </w:t>
+      </w:r>
+      <w:r>
+        <w:rPr>
+          <w:b/>
+        </w:rPr>
+        <w:t>evidence</w:t>
+      </w:r>
+      <w:r>
+        <w:rPr>
+          <w:b w:val="0"/>
+        </w:rPr>
+        <w:t xml:space="preserve"> I will keep</w:t>
       </w:r>
     </w:p>
     <w:p>
@@ -3790,8 +6629,26 @@
       </w:r>
     </w:p>
     <w:p>
-      <w:r>
-        <w:t>Your teacher has the independent answer and scoring criteria. Complete the matching workbook week to keep your practice evidence together.</w:t>
+      <w:pPr>
+        <w:spacing w:line="336" w:lineRule="auto" w:after="180"/>
+      </w:pPr>
+      <w:r>
+        <w:rPr>
+          <w:b w:val="0"/>
+        </w:rPr>
+        <w:t xml:space="preserve">Your teacher has the independent answer and scoring criteria. Complete the matching workbook week to keep your practice </w:t>
+      </w:r>
+      <w:r>
+        <w:rPr>
+          <w:b/>
+        </w:rPr>
+        <w:t>evidence</w:t>
+      </w:r>
+      <w:r>
+        <w:rPr>
+          <w:b w:val="0"/>
+        </w:rPr>
+        <w:t xml:space="preserve"> together.</w:t>
       </w:r>
     </w:p>
     <w:p>
@@ -3803,8 +6660,39 @@
       </w:r>
     </w:p>
     <w:p>
-      <w:r>
-        <w:t>Rule: if spots&gt;=4 predict spotted, otherwise healthy. Trace 3,4,5 and missing. Does applying this rule demonstrate that training found the threshold?</w:t>
+      <w:pPr>
+        <w:spacing w:line="336" w:lineRule="auto" w:after="180"/>
+        <w:shd w:fill="F5F1FB"/>
+      </w:pPr>
+      <w:r>
+        <w:rPr>
+          <w:b w:val="0"/>
+        </w:rPr>
+        <w:t xml:space="preserve">Rule: if spots&gt;=4 predict spotted, otherwise healthy. Trace 3,4,5 and missing. Does applying this rule demonstrate that </w:t>
+      </w:r>
+      <w:r>
+        <w:rPr>
+          <w:b/>
+        </w:rPr>
+        <w:t>training</w:t>
+      </w:r>
+      <w:r>
+        <w:rPr>
+          <w:b w:val="0"/>
+        </w:rPr>
+        <w:t xml:space="preserve"> found the </w:t>
+      </w:r>
+      <w:r>
+        <w:rPr>
+          <w:b/>
+        </w:rPr>
+        <w:t>threshold</w:t>
+      </w:r>
+      <w:r>
+        <w:rPr>
+          <w:b w:val="0"/>
+        </w:rPr>
+        <w:t>?</w:t>
       </w:r>
     </w:p>
     <w:p>
@@ -3859,8 +6747,25 @@
       </w:r>
     </w:p>
     <w:p>
-      <w:r>
-        <w:t>Attempt the independent case before hints. Record whether you worked alone, used a hint or followed a model. After feedback, fix the first unsupported step and explain why it changed. A later check uses a changed case, not a copied answer.</w:t>
+      <w:pPr>
+        <w:spacing w:line="336" w:lineRule="auto" w:after="180"/>
+      </w:pPr>
+      <w:r>
+        <w:rPr>
+          <w:b w:val="0"/>
+        </w:rPr>
+        <w:t>Attempt the independent case before hints. Record whether you worked alone, used a hint or followed a model. After feedback, fix the first unsupported step and explain why it changed.</w:t>
+      </w:r>
+    </w:p>
+    <w:p>
+      <w:pPr>
+        <w:spacing w:line="336" w:lineRule="auto" w:after="180"/>
+      </w:pPr>
+      <w:r>
+        <w:rPr>
+          <w:b w:val="0"/>
+        </w:rPr>
+        <w:t>A later check uses a changed case, not a copied answer.</w:t>
       </w:r>
     </w:p>
     <w:p>
@@ -3873,6 +6778,17 @@
     </w:p>
     <w:p>
       <w:r>
+        <w:t>Use this map to navigate Decision Trees, connect the goals to tasks and keep one evidence record for each attempt.</w:t>
+      </w:r>
+    </w:p>
+    <w:p>
+      <w:pPr>
+        <w:spacing w:line="336" w:lineRule="auto" w:after="180"/>
+      </w:pPr>
+      <w:r>
+        <w:rPr>
+          <w:b w:val="0"/>
+        </w:rPr>
         <w:t>Start with this question: Trace a small fitted tree, including its exact boundary.</w:t>
       </w:r>
     </w:p>
@@ -3979,13 +6895,61 @@
       </w:tr>
     </w:tbl>
     <w:p>
-      <w:r>
-        <w:t>Remember → watch and explain → try with help → investigate → try independently → keep project evidence. Your teacher may spread this lesson across several classes.</w:t>
-      </w:r>
-    </w:p>
-    <w:p>
-      <w:r>
-        <w:t>Keep your first prediction. Compare it with what the evidence shows and explain any change.</w:t>
+      <w:pPr>
+        <w:spacing w:line="336" w:lineRule="auto" w:after="180"/>
+      </w:pPr>
+      <w:r>
+        <w:rPr>
+          <w:b w:val="0"/>
+        </w:rPr>
+        <w:t xml:space="preserve">Remember → watch and explain → try with help → investigate → try independently → keep project </w:t>
+      </w:r>
+      <w:r>
+        <w:rPr>
+          <w:b/>
+        </w:rPr>
+        <w:t>evidence</w:t>
+      </w:r>
+      <w:r>
+        <w:rPr>
+          <w:b w:val="0"/>
+        </w:rPr>
+        <w:t>. Your teacher may spread this lesson across several classes.</w:t>
+      </w:r>
+    </w:p>
+    <w:p>
+      <w:pPr>
+        <w:spacing w:line="336" w:lineRule="auto" w:after="180"/>
+      </w:pPr>
+      <w:r>
+        <w:rPr>
+          <w:b w:val="0"/>
+        </w:rPr>
+        <w:t xml:space="preserve">Keep your first </w:t>
+      </w:r>
+      <w:r>
+        <w:rPr>
+          <w:b/>
+        </w:rPr>
+        <w:t>prediction</w:t>
+      </w:r>
+      <w:r>
+        <w:rPr>
+          <w:b w:val="0"/>
+        </w:rPr>
+        <w:t xml:space="preserve">. Compare it with what the </w:t>
+      </w:r>
+      <w:r>
+        <w:rPr>
+          <w:b/>
+        </w:rPr>
+        <w:t>evidence</w:t>
+      </w:r>
+      <w:r>
+        <w:rPr>
+          <w:b w:val="0"/>
+        </w:rPr>
+        <w:t xml:space="preserve"> shows and explain any change.</w:t>
       </w:r>
     </w:p>
     <w:p>
@@ -3998,7 +6962,66 @@
     </w:p>
     <w:p>
       <w:r>
-        <w:t>Close your notes. Explain this goal in your own words: Fit a root question and leaf predictions from training examples</w:t>
+        <w:t>Explain Decision Trees without notes, identify a remaining question and plan a later check with a changed case.</w:t>
+      </w:r>
+    </w:p>
+    <w:p>
+      <w:pPr>
+        <w:spacing w:line="336" w:lineRule="auto" w:after="180"/>
+      </w:pPr>
+      <w:r>
+        <w:rPr>
+          <w:b w:val="0"/>
+        </w:rPr>
+        <w:t xml:space="preserve">Close your notes. Explain this goal in your own words: Fit a </w:t>
+      </w:r>
+      <w:r>
+        <w:rPr>
+          <w:b/>
+        </w:rPr>
+        <w:t>root</w:t>
+      </w:r>
+      <w:r>
+        <w:rPr>
+          <w:b w:val="0"/>
+        </w:rPr>
+        <w:t xml:space="preserve"> question and </w:t>
+      </w:r>
+      <w:r>
+        <w:rPr>
+          <w:b/>
+        </w:rPr>
+        <w:t>leaf</w:t>
+      </w:r>
+      <w:r>
+        <w:rPr>
+          <w:b w:val="0"/>
+        </w:rPr>
+        <w:t xml:space="preserve"> </w:t>
+      </w:r>
+      <w:r>
+        <w:rPr>
+          <w:b/>
+        </w:rPr>
+        <w:t>prediction</w:t>
+      </w:r>
+      <w:r>
+        <w:rPr>
+          <w:b w:val="0"/>
+        </w:rPr>
+        <w:t xml:space="preserve">s from </w:t>
+      </w:r>
+      <w:r>
+        <w:rPr>
+          <w:b/>
+        </w:rPr>
+        <w:t>training</w:t>
+      </w:r>
+      <w:r>
+        <w:rPr>
+          <w:b w:val="0"/>
+        </w:rPr>
+        <w:t xml:space="preserve"> examples</w:t>
       </w:r>
     </w:p>
     <w:p>
@@ -4035,13 +7058,61 @@
       </w:r>
     </w:p>
     <w:p>
-      <w:r>
-        <w:t>If you are unsure, return to the worked picture and explain one arrow. If you are ready, change an input or assumption and justify your prediction.</w:t>
-      </w:r>
-    </w:p>
-    <w:p>
-      <w:r>
-        <w:t>Save your workbook evidence. At the next review, try a different case before opening your old answer.</w:t>
+      <w:pPr>
+        <w:spacing w:line="336" w:lineRule="auto" w:after="180"/>
+      </w:pPr>
+      <w:r>
+        <w:rPr>
+          <w:b w:val="0"/>
+        </w:rPr>
+        <w:t xml:space="preserve">If you are unsure, return to the worked picture and explain one arrow. If you are ready, change an </w:t>
+      </w:r>
+      <w:r>
+        <w:rPr>
+          <w:b/>
+        </w:rPr>
+        <w:t>input</w:t>
+      </w:r>
+      <w:r>
+        <w:rPr>
+          <w:b w:val="0"/>
+        </w:rPr>
+        <w:t xml:space="preserve"> or assumption and justify your </w:t>
+      </w:r>
+      <w:r>
+        <w:rPr>
+          <w:b/>
+        </w:rPr>
+        <w:t>prediction</w:t>
+      </w:r>
+      <w:r>
+        <w:rPr>
+          <w:b w:val="0"/>
+        </w:rPr>
+        <w:t>.</w:t>
+      </w:r>
+    </w:p>
+    <w:p>
+      <w:pPr>
+        <w:spacing w:line="336" w:lineRule="auto" w:after="180"/>
+      </w:pPr>
+      <w:r>
+        <w:rPr>
+          <w:b w:val="0"/>
+        </w:rPr>
+        <w:t xml:space="preserve">Save your workbook </w:t>
+      </w:r>
+      <w:r>
+        <w:rPr>
+          <w:b/>
+        </w:rPr>
+        <w:t>evidence</w:t>
+      </w:r>
+      <w:r>
+        <w:rPr>
+          <w:b w:val="0"/>
+        </w:rPr>
+        <w:t>. At the next review, try a different case before opening your old answer.</w:t>
       </w:r>
     </w:p>
     <w:p>
@@ -4054,11 +7125,28 @@
     </w:p>
     <w:p>
       <w:r>
+        <w:t>Attempt supported questions before using hints or feedback. Review a missing building block, then keep the completed work.</w:t>
+      </w:r>
+    </w:p>
+    <w:p>
+      <w:pPr>
+        <w:spacing w:line="336" w:lineRule="auto" w:after="180"/>
+      </w:pPr>
+      <w:r>
+        <w:rPr>
+          <w:b w:val="0"/>
+        </w:rPr>
         <w:t>Use this supported practice once, in the browser or on paper. Keep the reserved independent assessment for a separate first attempt before teacher feedback.</w:t>
       </w:r>
     </w:p>
     <w:p>
-      <w:r>
+      <w:pPr>
+        <w:spacing w:line="336" w:lineRule="auto" w:after="180"/>
+      </w:pPr>
+      <w:r>
+        <w:rPr>
+          <w:b w:val="0"/>
+        </w:rPr>
         <w:t>Trace a small fitted tree, including its exact boundary.</w:t>
       </w:r>
     </w:p>
@@ -4071,22 +7159,55 @@
       </w:r>
     </w:p>
     <w:p>
-      <w:r>
+      <w:pPr>
+        <w:spacing w:line="336" w:lineRule="auto" w:after="180"/>
+      </w:pPr>
+      <w:r>
+        <w:rPr>
+          <w:b w:val="0"/>
+        </w:rPr>
         <w:t>Which labelled step matches this detail? N lacks a count, so use review rather than inventing zero.</w:t>
       </w:r>
     </w:p>
     <w:p>
-      <w:r>
+      <w:pPr>
+        <w:spacing w:line="336" w:lineRule="auto" w:after="180"/>
+        <w:shd w:fill="F4F9FC"/>
+      </w:pPr>
+      <w:r>
+        <w:rPr>
+          <w:b w:val="0"/>
+        </w:rPr>
         <w:t>1. Read boundary</w:t>
       </w:r>
     </w:p>
     <w:p>
-      <w:r>
-        <w:t>2. Read first branch</w:t>
-      </w:r>
-    </w:p>
-    <w:p>
-      <w:r>
+      <w:pPr>
+        <w:spacing w:line="336" w:lineRule="auto" w:after="180"/>
+        <w:shd w:fill="F4F9FC"/>
+      </w:pPr>
+      <w:r>
+        <w:rPr>
+          <w:b w:val="0"/>
+        </w:rPr>
+        <w:t xml:space="preserve">2. Read first </w:t>
+      </w:r>
+      <w:r>
+        <w:rPr>
+          <w:b/>
+        </w:rPr>
+        <w:t>branch</w:t>
+      </w:r>
+    </w:p>
+    <w:p>
+      <w:pPr>
+        <w:spacing w:line="336" w:lineRule="auto" w:after="180"/>
+        <w:shd w:fill="F4F9FC"/>
+      </w:pPr>
+      <w:r>
+        <w:rPr>
+          <w:b w:val="0"/>
+        </w:rPr>
         <w:t>3. Stop missing path</w:t>
       </w:r>
     </w:p>
@@ -4124,40 +7245,154 @@
       </w:r>
     </w:p>
     <w:p>
-      <w:r>
+      <w:pPr>
+        <w:pStyle w:val="Heading3"/>
+      </w:pPr>
+      <w:r>
+        <w:t>Hint · try first</w:t>
+      </w:r>
+    </w:p>
+    <w:p>
+      <w:pPr>
+        <w:spacing w:line="336" w:lineRule="auto" w:after="180"/>
+        <w:shd w:fill="F1F6F8"/>
+      </w:pPr>
+      <w:r>
+        <w:rPr>
+          <w:b w:val="0"/>
+        </w:rPr>
         <w:t>Hint if needed: Read the steps in the pictorial case. Match the supplied detail to the stage that performs or records it.</w:t>
       </w:r>
     </w:p>
     <w:p>
-      <w:r>
-        <w:t>After your attempt, compare with the supported explanation: Stop missing path N lacks a count, so use review rather than inventing zero. Read the picture in order. N lacks a count, so use review rather than inventing zero. The arrows show which recorded input or intermediate result each decision uses. Explain the deciding step aloud before checking the changed case; pointing to the final answer alone does not show how it follows.</w:t>
-      </w:r>
-    </w:p>
-    <w:p>
       <w:pPr>
         <w:pStyle w:val="Heading3"/>
       </w:pPr>
       <w:r>
+        <w:t>Feedback · compare after trying</w:t>
+      </w:r>
+    </w:p>
+    <w:p>
+      <w:pPr>
+        <w:spacing w:line="336" w:lineRule="auto" w:after="180"/>
+        <w:shd w:fill="F1F6FC"/>
+      </w:pPr>
+      <w:r>
+        <w:rPr>
+          <w:b w:val="0"/>
+        </w:rPr>
+        <w:t>After your attempt, compare with the supported explanation: Stop missing path N lacks a count, so use review rather than inventing zero. Read the picture in order. N lacks a count, so use review rather than inventing zero.</w:t>
+      </w:r>
+    </w:p>
+    <w:p>
+      <w:pPr>
+        <w:spacing w:line="336" w:lineRule="auto" w:after="180"/>
+        <w:shd w:fill="F1F6FC"/>
+      </w:pPr>
+      <w:r>
+        <w:rPr>
+          <w:b w:val="0"/>
+        </w:rPr>
+        <w:t xml:space="preserve">The arrows show which recorded </w:t>
+      </w:r>
+      <w:r>
+        <w:rPr>
+          <w:b/>
+        </w:rPr>
+        <w:t>input</w:t>
+      </w:r>
+      <w:r>
+        <w:rPr>
+          <w:b w:val="0"/>
+        </w:rPr>
+        <w:t xml:space="preserve"> or intermediate result each decision uses. Explain the deciding step aloud before checking the changed case; pointing to the final answer alone does not show how it follows.</w:t>
+      </w:r>
+    </w:p>
+    <w:p>
+      <w:pPr>
+        <w:pStyle w:val="Heading3"/>
+      </w:pPr>
+      <w:r>
         <w:t>Practice 2: explain the deciding evidence</w:t>
       </w:r>
     </w:p>
     <w:p>
-      <w:r>
+      <w:pPr>
+        <w:pStyle w:val="Heading3"/>
+      </w:pPr>
+      <w:r>
+        <w:t>Changed case · predict first</w:t>
+      </w:r>
+    </w:p>
+    <w:p>
+      <w:pPr>
+        <w:spacing w:line="336" w:lineRule="auto" w:after="180"/>
+        <w:shd w:fill="F5F1FB"/>
+      </w:pPr>
+      <w:r>
+        <w:rPr>
+          <w:b w:val="0"/>
+        </w:rPr>
         <w:t>Changed-case practice: The stored rule changes to visible_spots&gt;2. Which conclusion is supported by the supplied facts?</w:t>
       </w:r>
     </w:p>
     <w:p>
-      <w:r>
-        <w:t>1. We can decide the result without examining the changed input or the procedure.</w:t>
-      </w:r>
-    </w:p>
-    <w:p>
-      <w:r>
-        <w:t>2. This one example guarantees correct results for every future input.</w:t>
-      </w:r>
-    </w:p>
-    <w:p>
-      <w:r>
+      <w:pPr>
+        <w:spacing w:line="336" w:lineRule="auto" w:after="180"/>
+        <w:shd w:fill="F4F9FC"/>
+      </w:pPr>
+      <w:r>
+        <w:rPr>
+          <w:b w:val="0"/>
+        </w:rPr>
+        <w:t xml:space="preserve">1. We can decide the result without examining the changed </w:t>
+      </w:r>
+      <w:r>
+        <w:rPr>
+          <w:b/>
+        </w:rPr>
+        <w:t>input</w:t>
+      </w:r>
+      <w:r>
+        <w:rPr>
+          <w:b w:val="0"/>
+        </w:rPr>
+        <w:t xml:space="preserve"> or the procedure.</w:t>
+      </w:r>
+    </w:p>
+    <w:p>
+      <w:pPr>
+        <w:spacing w:line="336" w:lineRule="auto" w:after="180"/>
+        <w:shd w:fill="F4F9FC"/>
+      </w:pPr>
+      <w:r>
+        <w:rPr>
+          <w:b w:val="0"/>
+        </w:rPr>
+        <w:t xml:space="preserve">2. This one example guarantees correct results for every future </w:t>
+      </w:r>
+      <w:r>
+        <w:rPr>
+          <w:b/>
+        </w:rPr>
+        <w:t>input</w:t>
+      </w:r>
+      <w:r>
+        <w:rPr>
+          <w:b w:val="0"/>
+        </w:rPr>
+        <w:t>.</w:t>
+      </w:r>
+    </w:p>
+    <w:p>
+      <w:pPr>
+        <w:spacing w:line="336" w:lineRule="auto" w:after="180"/>
+        <w:shd w:fill="F4F9FC"/>
+      </w:pPr>
+      <w:r>
+        <w:rPr>
+          <w:b w:val="0"/>
+        </w:rPr>
         <w:t>3. M is now predicted healthy.</w:t>
       </w:r>
     </w:p>
@@ -4195,36 +7430,213 @@
       </w:r>
     </w:p>
     <w:p>
-      <w:r>
+      <w:pPr>
+        <w:pStyle w:val="Heading3"/>
+      </w:pPr>
+      <w:r>
+        <w:t>Hint · try first</w:t>
+      </w:r>
+    </w:p>
+    <w:p>
+      <w:pPr>
+        <w:spacing w:line="336" w:lineRule="auto" w:after="180"/>
+        <w:shd w:fill="F1F6F8"/>
+      </w:pPr>
+      <w:r>
+        <w:rPr>
+          <w:b w:val="0"/>
+        </w:rPr>
         <w:t>Hint if needed: Use the changed condition and the deciding step in the pictorial trace. The answer must say what follows from those facts.</w:t>
       </w:r>
     </w:p>
     <w:p>
-      <w:r>
-        <w:t>After your attempt, compare with the supported explanation: M is now predicted healthy. Changing &gt;= to &gt; moves the exact value 2 to the other branch.</w:t>
-      </w:r>
-    </w:p>
-    <w:p>
       <w:pPr>
         <w:pStyle w:val="Heading3"/>
       </w:pPr>
       <w:r>
+        <w:t>Feedback · compare after trying</w:t>
+      </w:r>
+    </w:p>
+    <w:p>
+      <w:pPr>
+        <w:spacing w:line="336" w:lineRule="auto" w:after="180"/>
+        <w:shd w:fill="F1F6FC"/>
+      </w:pPr>
+      <w:r>
+        <w:rPr>
+          <w:b w:val="0"/>
+        </w:rPr>
+        <w:t xml:space="preserve">After your attempt, compare with the supported explanation: M is now predicted healthy. Changing &gt;= to &gt; moves the exact value 2 to the other </w:t>
+      </w:r>
+      <w:r>
+        <w:rPr>
+          <w:b/>
+        </w:rPr>
+        <w:t>branch</w:t>
+      </w:r>
+      <w:r>
+        <w:rPr>
+          <w:b w:val="0"/>
+        </w:rPr>
+        <w:t>.</w:t>
+      </w:r>
+    </w:p>
+    <w:p>
+      <w:pPr>
+        <w:pStyle w:val="Heading3"/>
+      </w:pPr>
+      <w:r>
         <w:t>Repair a missing building block</w:t>
       </w:r>
     </w:p>
     <w:p>
-      <w:r>
-        <w:t>Review Baselines First (ai-4/10). Goal: Fit a majority label baseline using training labels only. Short practice: Can the candidate’s training accuracy replace this validation comparison? Point to the relevant step in the picture, then write the changed result and the rule or evidence that supports it.. Return to this week and explain what you changed.</w:t>
-      </w:r>
-    </w:p>
-    <w:p>
-      <w:r>
-        <w:t>Review Leakage (ai-4/8). Goal: Choose a split unit that matches the intended prediction claim. Short practice: How many independently new plant identities are in the original test? Point to the relevant step in the picture, then write the changed result and the rule or evidence that supports it.. Return to this week and explain what you changed.</w:t>
-      </w:r>
-    </w:p>
-    <w:p>
-      <w:r>
-        <w:t>Review Inspect Before Modeling (ai-4/5). Goal: Inspect row meaning missing values and repeated records. Short practice: Which original information should the inspection log preserve? Point to the relevant step in the picture, then write the changed result and the rule or evidence that supports it.. Return to this week and explain what you changed.</w:t>
+      <w:pPr>
+        <w:spacing w:line="336" w:lineRule="auto" w:after="180"/>
+      </w:pPr>
+      <w:r>
+        <w:rPr>
+          <w:b w:val="0"/>
+        </w:rPr>
+        <w:t xml:space="preserve">Review Baselines First (ai-4/10). Goal: Fit a majority label baseline using </w:t>
+      </w:r>
+      <w:r>
+        <w:rPr>
+          <w:b/>
+        </w:rPr>
+        <w:t>training</w:t>
+      </w:r>
+      <w:r>
+        <w:rPr>
+          <w:b w:val="0"/>
+        </w:rPr>
+        <w:t xml:space="preserve"> labels only. Short practice: Can the candidate’s </w:t>
+      </w:r>
+      <w:r>
+        <w:rPr>
+          <w:b/>
+        </w:rPr>
+        <w:t>training</w:t>
+      </w:r>
+      <w:r>
+        <w:rPr>
+          <w:b w:val="0"/>
+        </w:rPr>
+        <w:t xml:space="preserve"> accuracy replace this validation comparison?</w:t>
+      </w:r>
+    </w:p>
+    <w:p>
+      <w:pPr>
+        <w:spacing w:line="336" w:lineRule="auto" w:after="180"/>
+      </w:pPr>
+      <w:r>
+        <w:rPr>
+          <w:b w:val="0"/>
+        </w:rPr>
+        <w:t xml:space="preserve">Point to the relevant step in the picture, then write the changed result and the rule or </w:t>
+      </w:r>
+      <w:r>
+        <w:rPr>
+          <w:b/>
+        </w:rPr>
+        <w:t>evidence</w:t>
+      </w:r>
+      <w:r>
+        <w:rPr>
+          <w:b w:val="0"/>
+        </w:rPr>
+        <w:t xml:space="preserve"> that supports it.. Return to this week and explain what you changed.</w:t>
+      </w:r>
+    </w:p>
+    <w:p>
+      <w:pPr>
+        <w:spacing w:line="336" w:lineRule="auto" w:after="180"/>
+      </w:pPr>
+      <w:r>
+        <w:rPr>
+          <w:b w:val="0"/>
+        </w:rPr>
+        <w:t xml:space="preserve">Review Leakage (ai-4/8). Goal: Choose a </w:t>
+      </w:r>
+      <w:r>
+        <w:rPr>
+          <w:b/>
+        </w:rPr>
+        <w:t>split</w:t>
+      </w:r>
+      <w:r>
+        <w:rPr>
+          <w:b w:val="0"/>
+        </w:rPr>
+        <w:t xml:space="preserve"> unit that matches the intended </w:t>
+      </w:r>
+      <w:r>
+        <w:rPr>
+          <w:b/>
+        </w:rPr>
+        <w:t>prediction</w:t>
+      </w:r>
+      <w:r>
+        <w:rPr>
+          <w:b w:val="0"/>
+        </w:rPr>
+        <w:t xml:space="preserve"> claim. Short practice: How many independently new plant identities are in the original test?</w:t>
+      </w:r>
+    </w:p>
+    <w:p>
+      <w:pPr>
+        <w:spacing w:line="336" w:lineRule="auto" w:after="180"/>
+      </w:pPr>
+      <w:r>
+        <w:rPr>
+          <w:b w:val="0"/>
+        </w:rPr>
+        <w:t xml:space="preserve">Point to the relevant step in the picture, then write the changed result and the rule or </w:t>
+      </w:r>
+      <w:r>
+        <w:rPr>
+          <w:b/>
+        </w:rPr>
+        <w:t>evidence</w:t>
+      </w:r>
+      <w:r>
+        <w:rPr>
+          <w:b w:val="0"/>
+        </w:rPr>
+        <w:t xml:space="preserve"> that supports it.. Return to this week and explain what you changed.</w:t>
+      </w:r>
+    </w:p>
+    <w:p>
+      <w:pPr>
+        <w:spacing w:line="336" w:lineRule="auto" w:after="180"/>
+      </w:pPr>
+      <w:r>
+        <w:rPr>
+          <w:b w:val="0"/>
+        </w:rPr>
+        <w:t>Review Inspect Before Modeling (ai-4/5). Goal: Inspect row meaning missing values and repeated records. Short practice: Which original information should the inspection log preserve?</w:t>
+      </w:r>
+    </w:p>
+    <w:p>
+      <w:pPr>
+        <w:spacing w:line="336" w:lineRule="auto" w:after="180"/>
+      </w:pPr>
+      <w:r>
+        <w:rPr>
+          <w:b w:val="0"/>
+        </w:rPr>
+        <w:t xml:space="preserve">Point to the relevant step in the picture, then write the changed result and the rule or </w:t>
+      </w:r>
+      <w:r>
+        <w:rPr>
+          <w:b/>
+        </w:rPr>
+        <w:t>evidence</w:t>
+      </w:r>
+      <w:r>
+        <w:rPr>
+          <w:b w:val="0"/>
+        </w:rPr>
+        <w:t xml:space="preserve"> that supports it.. Return to this week and explain what you changed.</w:t>
       </w:r>
     </w:p>
     <w:p>
@@ -4236,8 +7648,61 @@
       </w:r>
     </w:p>
     <w:p>
-      <w:r>
-        <w:t>The browser lab lets you edit the supported Python examples already included in this lesson. Predict first, run, inspect the actual output or error, change one input, then run again. Keep code, predictions, actual results and a reasoned revision together. On paper, label your result as a trace rather than an execution.</w:t>
+      <w:pPr>
+        <w:spacing w:line="336" w:lineRule="auto" w:after="180"/>
+      </w:pPr>
+      <w:r>
+        <w:rPr>
+          <w:b w:val="0"/>
+        </w:rPr>
+        <w:t xml:space="preserve">The browser lab lets you edit the supported Python examples already included in this lesson. Predict first, run, inspect the actual </w:t>
+      </w:r>
+      <w:r>
+        <w:rPr>
+          <w:b/>
+        </w:rPr>
+        <w:t>output</w:t>
+      </w:r>
+      <w:r>
+        <w:rPr>
+          <w:b w:val="0"/>
+        </w:rPr>
+        <w:t xml:space="preserve"> or error, change one </w:t>
+      </w:r>
+      <w:r>
+        <w:rPr>
+          <w:b/>
+        </w:rPr>
+        <w:t>input</w:t>
+      </w:r>
+      <w:r>
+        <w:rPr>
+          <w:b w:val="0"/>
+        </w:rPr>
+        <w:t>, then run again.</w:t>
+      </w:r>
+    </w:p>
+    <w:p>
+      <w:pPr>
+        <w:spacing w:line="336" w:lineRule="auto" w:after="180"/>
+      </w:pPr>
+      <w:r>
+        <w:rPr>
+          <w:b w:val="0"/>
+        </w:rPr>
+        <w:t xml:space="preserve">Keep code, </w:t>
+      </w:r>
+      <w:r>
+        <w:rPr>
+          <w:b/>
+        </w:rPr>
+        <w:t>prediction</w:t>
+      </w:r>
+      <w:r>
+        <w:rPr>
+          <w:b w:val="0"/>
+        </w:rPr>
+        <w:t>s, actual results and a reasoned revision together. On paper, label your result as a trace rather than an execution.</w:t>
       </w:r>
     </w:p>
     <w:p>
@@ -4249,8 +7714,686 @@
       </w:r>
     </w:p>
     <w:p>
-      <w:r>
-        <w:t>Use Download completed work in the hosted lesson to export your answers, reflections, practice feedback and code-run evidence. Open the HTML copy to read or print it. Drafts stay in this browser when storage is available; clear drafts on a shared device.</w:t>
+      <w:pPr>
+        <w:spacing w:line="336" w:lineRule="auto" w:after="180"/>
+      </w:pPr>
+      <w:r>
+        <w:rPr>
+          <w:b w:val="0"/>
+        </w:rPr>
+        <w:t xml:space="preserve">Use Download completed work in the hosted lesson to export your answers, reflections, practice feedback and code-run </w:t>
+      </w:r>
+      <w:r>
+        <w:rPr>
+          <w:b/>
+        </w:rPr>
+        <w:t>evidence</w:t>
+      </w:r>
+      <w:r>
+        <w:rPr>
+          <w:b w:val="0"/>
+        </w:rPr>
+        <w:t>. Open the HTML copy to read or print it.</w:t>
+      </w:r>
+    </w:p>
+    <w:p>
+      <w:pPr>
+        <w:spacing w:line="336" w:lineRule="auto" w:after="180"/>
+      </w:pPr>
+      <w:r>
+        <w:rPr>
+          <w:b w:val="0"/>
+        </w:rPr>
+        <w:t>Drafts stay in this browser when storage is available; clear drafts on a shared device.</w:t>
+      </w:r>
+    </w:p>
+    <w:p>
+      <w:pPr>
+        <w:pStyle w:val="Heading1"/>
+      </w:pPr>
+      <w:r>
+        <w:t>18. Visual concept journey</w:t>
+      </w:r>
+    </w:p>
+    <w:p>
+      <w:r>
+        <w:t>Explain each Decision Trees graphic using its labels, deciding evidence and relevant limitation.</w:t>
+      </w:r>
+    </w:p>
+    <w:p>
+      <w:pPr>
+        <w:pStyle w:val="Heading3"/>
+      </w:pPr>
+      <w:r>
+        <w:t>01. Decision Trees: the case</w:t>
+      </w:r>
+    </w:p>
+    <w:p>
+      <w:r>
+        <w:drawing>
+          <wp:inline xmlns:a="http://schemas.openxmlformats.org/drawingml/2006/main" xmlns:pic="http://schemas.openxmlformats.org/drawingml/2006/picture">
+            <wp:extent cx="5486400" cy="3142488"/>
+            <wp:docPr id="22" name="Picture 22" descr="Trace a small fitted tree, including its exact boundary. Supplied facts: Toy stored tree: if visible_spots&gt;=2 predict spotted; otherwise healthy. Missing visible_spots requires review. Inputs L=1, M=2, N=None. All inputs and outcomes in this worked example are invented classroom data; no real model run is claimed."/>
+            <wp:cNvGraphicFramePr>
+              <a:graphicFrameLocks noChangeAspect="1"/>
+            </wp:cNvGraphicFramePr>
+            <a:graphic>
+              <a:graphicData uri="http://schemas.openxmlformats.org/drawingml/2006/picture">
+                <pic:pic>
+                  <pic:nvPicPr>
+                    <pic:cNvPr id="0" name="academy-story-ai-4-11-01.png"/>
+                    <pic:cNvPicPr/>
+                  </pic:nvPicPr>
+                  <pic:blipFill>
+                    <a:blip r:embed="rId29"/>
+                    <a:stretch>
+                      <a:fillRect/>
+                    </a:stretch>
+                  </pic:blipFill>
+                  <pic:spPr>
+                    <a:xfrm>
+                      <a:off x="0" y="0"/>
+                      <a:ext cx="5486400" cy="3142488"/>
+                    </a:xfrm>
+                    <a:prstGeom prst="rect"/>
+                  </pic:spPr>
+                </pic:pic>
+              </a:graphicData>
+            </a:graphic>
+          </wp:inline>
+        </w:drawing>
+      </w:r>
+    </w:p>
+    <w:p>
+      <w:pPr>
+        <w:spacing w:line="336" w:lineRule="auto" w:after="180"/>
+      </w:pPr>
+      <w:r>
+        <w:rPr>
+          <w:b w:val="0"/>
+        </w:rPr>
+        <w:t xml:space="preserve">Trace a small fitted tree, including its exact boundary. Supplied facts: Toy stored tree: if visible_spots&gt;=2 predict spotted; otherwise healthy. Missing visible_spots requires review. </w:t>
+      </w:r>
+      <w:r>
+        <w:rPr>
+          <w:b/>
+        </w:rPr>
+        <w:t>Input</w:t>
+      </w:r>
+      <w:r>
+        <w:rPr>
+          <w:b w:val="0"/>
+        </w:rPr>
+        <w:t>s L=1, M=2, N=None.</w:t>
+      </w:r>
+    </w:p>
+    <w:p>
+      <w:pPr>
+        <w:spacing w:line="336" w:lineRule="auto" w:after="180"/>
+      </w:pPr>
+      <w:r>
+        <w:rPr>
+          <w:b w:val="0"/>
+        </w:rPr>
+        <w:t xml:space="preserve">All </w:t>
+      </w:r>
+      <w:r>
+        <w:rPr>
+          <w:b/>
+        </w:rPr>
+        <w:t>input</w:t>
+      </w:r>
+      <w:r>
+        <w:rPr>
+          <w:b w:val="0"/>
+        </w:rPr>
+        <w:t>s and outcomes in this worked example are invented classroom data; no real model run is claimed.</w:t>
+      </w:r>
+    </w:p>
+    <w:p>
+      <w:pPr>
+        <w:spacing w:line="336" w:lineRule="auto" w:after="180"/>
+        <w:shd w:fill="F5F1FB"/>
+      </w:pPr>
+      <w:r>
+        <w:rPr>
+          <w:b w:val="0"/>
+        </w:rPr>
+        <w:t>Point to the given fact that matters most. Explain why it matters.</w:t>
+      </w:r>
+    </w:p>
+    <w:p>
+      <w:pPr>
+        <w:pStyle w:val="Heading3"/>
+      </w:pPr>
+      <w:r>
+        <w:t>02. Follow the deciding steps</w:t>
+      </w:r>
+    </w:p>
+    <w:p>
+      <w:r>
+        <w:drawing>
+          <wp:inline xmlns:a="http://schemas.openxmlformats.org/drawingml/2006/main" xmlns:pic="http://schemas.openxmlformats.org/drawingml/2006/picture">
+            <wp:extent cx="5486400" cy="3182112"/>
+            <wp:docPr id="23" name="Picture 23" descr="Read first branch: L: 1&gt;=2 is false, so predict healthy. → Read boundary: M: 2&gt;=2 is true, so predict spotted. → Stop missing path: N lacks a count, so use review rather than inventing zero."/>
+            <wp:cNvGraphicFramePr>
+              <a:graphicFrameLocks noChangeAspect="1"/>
+            </wp:cNvGraphicFramePr>
+            <a:graphic>
+              <a:graphicData uri="http://schemas.openxmlformats.org/drawingml/2006/picture">
+                <pic:pic>
+                  <pic:nvPicPr>
+                    <pic:cNvPr id="0" name="academy-story-ai-4-11-02.png"/>
+                    <pic:cNvPicPr/>
+                  </pic:nvPicPr>
+                  <pic:blipFill>
+                    <a:blip r:embed="rId30"/>
+                    <a:stretch>
+                      <a:fillRect/>
+                    </a:stretch>
+                  </pic:blipFill>
+                  <pic:spPr>
+                    <a:xfrm>
+                      <a:off x="0" y="0"/>
+                      <a:ext cx="5486400" cy="3182112"/>
+                    </a:xfrm>
+                    <a:prstGeom prst="rect"/>
+                  </pic:spPr>
+                </pic:pic>
+              </a:graphicData>
+            </a:graphic>
+          </wp:inline>
+        </w:drawing>
+      </w:r>
+    </w:p>
+    <w:p>
+      <w:pPr>
+        <w:spacing w:line="336" w:lineRule="auto" w:after="180"/>
+      </w:pPr>
+      <w:r>
+        <w:rPr>
+          <w:b w:val="0"/>
+        </w:rPr>
+        <w:t xml:space="preserve">Read first </w:t>
+      </w:r>
+      <w:r>
+        <w:rPr>
+          <w:b/>
+        </w:rPr>
+        <w:t>branch</w:t>
+      </w:r>
+      <w:r>
+        <w:rPr>
+          <w:b w:val="0"/>
+        </w:rPr>
+        <w:t>: L: 1&gt;=2 is false, so predict healthy. → Read boundary: M: 2&gt;=2 is true, so predict spotted. → Stop missing path: N lacks a count, so use review rather than inventing zero.</w:t>
+      </w:r>
+    </w:p>
+    <w:p>
+      <w:pPr>
+        <w:spacing w:line="336" w:lineRule="auto" w:after="180"/>
+        <w:shd w:fill="F5F1FB"/>
+      </w:pPr>
+      <w:r>
+        <w:rPr>
+          <w:b w:val="0"/>
+        </w:rPr>
+        <w:t xml:space="preserve">Point to each numbered stage and explain which recorded </w:t>
+      </w:r>
+      <w:r>
+        <w:rPr>
+          <w:b/>
+        </w:rPr>
+        <w:t>input</w:t>
+      </w:r>
+      <w:r>
+        <w:rPr>
+          <w:b w:val="0"/>
+        </w:rPr>
+        <w:t xml:space="preserve"> it uses.</w:t>
+      </w:r>
+    </w:p>
+    <w:p>
+      <w:pPr>
+        <w:pStyle w:val="Heading3"/>
+      </w:pPr>
+      <w:r>
+        <w:t>03. Two paths through the learned tree</w:t>
+      </w:r>
+    </w:p>
+    <w:p>
+      <w:r>
+        <w:drawing>
+          <wp:inline xmlns:a="http://schemas.openxmlformats.org/drawingml/2006/main" xmlns:pic="http://schemas.openxmlformats.org/drawingml/2006/picture">
+            <wp:extent cx="5486400" cy="2834640"/>
+            <wp:docPr id="24" name="Picture 24" descr="Two paths through the learned tree. Is near equal to 1 | No near is 0 | Predict clear. Is near equal to 1 | Yes near is 1 | Predict blocked"/>
+            <wp:cNvGraphicFramePr>
+              <a:graphicFrameLocks noChangeAspect="1"/>
+            </wp:cNvGraphicFramePr>
+            <a:graphic>
+              <a:graphicData uri="http://schemas.openxmlformats.org/drawingml/2006/picture">
+                <pic:pic>
+                  <pic:nvPicPr>
+                    <pic:cNvPr id="0" name="academy-story-ai-4-11-03.png"/>
+                    <pic:cNvPicPr/>
+                  </pic:nvPicPr>
+                  <pic:blipFill>
+                    <a:blip r:embed="rId31"/>
+                    <a:stretch>
+                      <a:fillRect/>
+                    </a:stretch>
+                  </pic:blipFill>
+                  <pic:spPr>
+                    <a:xfrm>
+                      <a:off x="0" y="0"/>
+                      <a:ext cx="5486400" cy="2834640"/>
+                    </a:xfrm>
+                    <a:prstGeom prst="rect"/>
+                  </pic:spPr>
+                </pic:pic>
+              </a:graphicData>
+            </a:graphic>
+          </wp:inline>
+        </w:drawing>
+      </w:r>
+    </w:p>
+    <w:p>
+      <w:pPr>
+        <w:spacing w:line="336" w:lineRule="auto" w:after="180"/>
+      </w:pPr>
+      <w:r>
+        <w:rPr>
+          <w:b w:val="0"/>
+        </w:rPr>
+        <w:t>Two paths through the learned tree. Is near equal to 1 | No near is 0 | Predict clear. Is near equal to 1 | Yes near is 1 | Predict blocked</w:t>
+      </w:r>
+    </w:p>
+    <w:p>
+      <w:pPr>
+        <w:spacing w:line="336" w:lineRule="auto" w:after="180"/>
+        <w:shd w:fill="F5F1FB"/>
+      </w:pPr>
+      <w:r>
+        <w:rPr>
+          <w:b w:val="0"/>
+        </w:rPr>
+        <w:t>Read the labels and values. Explain the relationship the model shows.</w:t>
+      </w:r>
+    </w:p>
+    <w:p>
+      <w:pPr>
+        <w:pStyle w:val="Heading3"/>
+      </w:pPr>
+      <w:r>
+        <w:t>04. Change one thing. Trace what follows.</w:t>
+      </w:r>
+    </w:p>
+    <w:p>
+      <w:r>
+        <w:drawing>
+          <wp:inline xmlns:a="http://schemas.openxmlformats.org/drawingml/2006/main" xmlns:pic="http://schemas.openxmlformats.org/drawingml/2006/picture">
+            <wp:extent cx="5486400" cy="3026664"/>
+            <wp:docPr id="25" name="Picture 25" descr="Original case: N lacks a count, so use review rather than inventing zero. Changed condition: The stored rule changes to visible_spots&gt;2. Expected result: M is now predicted healthy. Reason: Changing &gt;= to &gt; moves the exact value 2 to the other branch."/>
+            <wp:cNvGraphicFramePr>
+              <a:graphicFrameLocks noChangeAspect="1"/>
+            </wp:cNvGraphicFramePr>
+            <a:graphic>
+              <a:graphicData uri="http://schemas.openxmlformats.org/drawingml/2006/picture">
+                <pic:pic>
+                  <pic:nvPicPr>
+                    <pic:cNvPr id="0" name="academy-story-ai-4-11-04.png"/>
+                    <pic:cNvPicPr/>
+                  </pic:nvPicPr>
+                  <pic:blipFill>
+                    <a:blip r:embed="rId32"/>
+                    <a:stretch>
+                      <a:fillRect/>
+                    </a:stretch>
+                  </pic:blipFill>
+                  <pic:spPr>
+                    <a:xfrm>
+                      <a:off x="0" y="0"/>
+                      <a:ext cx="5486400" cy="3026664"/>
+                    </a:xfrm>
+                    <a:prstGeom prst="rect"/>
+                  </pic:spPr>
+                </pic:pic>
+              </a:graphicData>
+            </a:graphic>
+          </wp:inline>
+        </w:drawing>
+      </w:r>
+    </w:p>
+    <w:p>
+      <w:pPr>
+        <w:spacing w:line="336" w:lineRule="auto" w:after="180"/>
+      </w:pPr>
+      <w:r>
+        <w:rPr>
+          <w:b w:val="0"/>
+        </w:rPr>
+        <w:t>Original case: N lacks a count, so use review rather than inventing zero. Changed condition: The stored rule changes to visible_spots&gt;2. Expected result: M is now predicted healthy.</w:t>
+      </w:r>
+    </w:p>
+    <w:p>
+      <w:pPr>
+        <w:spacing w:line="336" w:lineRule="auto" w:after="180"/>
+      </w:pPr>
+      <w:r>
+        <w:rPr>
+          <w:b w:val="0"/>
+        </w:rPr>
+        <w:t xml:space="preserve">Reason: Changing &gt;= to &gt; moves the exact value 2 to the other </w:t>
+      </w:r>
+      <w:r>
+        <w:rPr>
+          <w:b/>
+        </w:rPr>
+        <w:t>branch</w:t>
+      </w:r>
+      <w:r>
+        <w:rPr>
+          <w:b w:val="0"/>
+        </w:rPr>
+        <w:t>.</w:t>
+      </w:r>
+    </w:p>
+    <w:p>
+      <w:pPr>
+        <w:spacing w:line="336" w:lineRule="auto" w:after="180"/>
+        <w:shd w:fill="F5F1FB"/>
+      </w:pPr>
+      <w:r>
+        <w:rPr>
+          <w:b w:val="0"/>
+        </w:rPr>
+        <w:t>Predict before checking the worked changed-case result. Name what changed and what the supplied facts allow you to conclude.</w:t>
+      </w:r>
+    </w:p>
+    <w:p>
+      <w:pPr>
+        <w:pStyle w:val="Heading3"/>
+      </w:pPr>
+      <w:r>
+        <w:t>05. Connect the explanation to its limit</w:t>
+      </w:r>
+    </w:p>
+    <w:p>
+      <w:r>
+        <w:drawing>
+          <wp:inline xmlns:a="http://schemas.openxmlformats.org/drawingml/2006/main" xmlns:pic="http://schemas.openxmlformats.org/drawingml/2006/picture">
+            <wp:extent cx="5486400" cy="2834640"/>
+            <wp:docPr id="26" name="Picture 26" descr="Read the picture in order. N lacks a count, so use review rather than inventing zero. The arrows show which recorded input or intermediate result each decision uses. Explain the deciding step aloud before checking the changed case; pointing to the final answer alone does not show how it follows. Limit: Applying a stored tree is inference. Selecting a threshold from labelled training data is a separate fitting step."/>
+            <wp:cNvGraphicFramePr>
+              <a:graphicFrameLocks noChangeAspect="1"/>
+            </wp:cNvGraphicFramePr>
+            <a:graphic>
+              <a:graphicData uri="http://schemas.openxmlformats.org/drawingml/2006/picture">
+                <pic:pic>
+                  <pic:nvPicPr>
+                    <pic:cNvPr id="0" name="academy-story-ai-4-11-05.png"/>
+                    <pic:cNvPicPr/>
+                  </pic:nvPicPr>
+                  <pic:blipFill>
+                    <a:blip r:embed="rId33"/>
+                    <a:stretch>
+                      <a:fillRect/>
+                    </a:stretch>
+                  </pic:blipFill>
+                  <pic:spPr>
+                    <a:xfrm>
+                      <a:off x="0" y="0"/>
+                      <a:ext cx="5486400" cy="2834640"/>
+                    </a:xfrm>
+                    <a:prstGeom prst="rect"/>
+                  </pic:spPr>
+                </pic:pic>
+              </a:graphicData>
+            </a:graphic>
+          </wp:inline>
+        </w:drawing>
+      </w:r>
+    </w:p>
+    <w:p>
+      <w:pPr>
+        <w:spacing w:line="336" w:lineRule="auto" w:after="180"/>
+      </w:pPr>
+      <w:r>
+        <w:rPr>
+          <w:b w:val="0"/>
+        </w:rPr>
+        <w:t xml:space="preserve">Read the picture in order. N lacks a count, so use review rather than inventing zero. The arrows show which recorded </w:t>
+      </w:r>
+      <w:r>
+        <w:rPr>
+          <w:b/>
+        </w:rPr>
+        <w:t>input</w:t>
+      </w:r>
+      <w:r>
+        <w:rPr>
+          <w:b w:val="0"/>
+        </w:rPr>
+        <w:t xml:space="preserve"> or intermediate result each decision uses.</w:t>
+      </w:r>
+    </w:p>
+    <w:p>
+      <w:pPr>
+        <w:spacing w:line="336" w:lineRule="auto" w:after="180"/>
+      </w:pPr>
+      <w:r>
+        <w:rPr>
+          <w:b w:val="0"/>
+        </w:rPr>
+        <w:t>Explain the deciding step aloud before checking the changed case; pointing to the final answer alone does not show how it follows. Limit: Applying a stored tree is inference.</w:t>
+      </w:r>
+    </w:p>
+    <w:p>
+      <w:pPr>
+        <w:spacing w:line="336" w:lineRule="auto" w:after="180"/>
+      </w:pPr>
+      <w:r>
+        <w:rPr>
+          <w:b w:val="0"/>
+        </w:rPr>
+        <w:t xml:space="preserve">Selecting a </w:t>
+      </w:r>
+      <w:r>
+        <w:rPr>
+          <w:b/>
+        </w:rPr>
+        <w:t>threshold</w:t>
+      </w:r>
+      <w:r>
+        <w:rPr>
+          <w:b w:val="0"/>
+        </w:rPr>
+        <w:t xml:space="preserve"> from labelled </w:t>
+      </w:r>
+      <w:r>
+        <w:rPr>
+          <w:b/>
+        </w:rPr>
+        <w:t>training</w:t>
+      </w:r>
+      <w:r>
+        <w:rPr>
+          <w:b w:val="0"/>
+        </w:rPr>
+        <w:t xml:space="preserve"> data is a separate </w:t>
+      </w:r>
+      <w:r>
+        <w:rPr>
+          <w:b/>
+        </w:rPr>
+        <w:t>fitting</w:t>
+      </w:r>
+      <w:r>
+        <w:rPr>
+          <w:b w:val="0"/>
+        </w:rPr>
+        <w:t xml:space="preserve"> step.</w:t>
+      </w:r>
+    </w:p>
+    <w:p>
+      <w:pPr>
+        <w:spacing w:line="336" w:lineRule="auto" w:after="180"/>
+        <w:shd w:fill="F5F1FB"/>
+      </w:pPr>
+      <w:r>
+        <w:rPr>
+          <w:b w:val="0"/>
+        </w:rPr>
+        <w:t>Explain the case, then point to a limit on the claim.</w:t>
+      </w:r>
+    </w:p>
+    <w:p>
+      <w:pPr>
+        <w:pStyle w:val="Heading3"/>
+      </w:pPr>
+      <w:r>
+        <w:t>06. Make the idea visible in your project</w:t>
+      </w:r>
+    </w:p>
+    <w:p>
+      <w:r>
+        <w:drawing>
+          <wp:inline xmlns:a="http://schemas.openxmlformats.org/drawingml/2006/main" xmlns:pic="http://schemas.openxmlformats.org/drawingml/2006/picture">
+            <wp:extent cx="5486400" cy="3681984"/>
+            <wp:docPr id="27" name="Picture 27" descr="For your Responsible Plant Classifier, save the input, procedure, observed result and limitation of this check. Label this worked example as practice; use a different, previously unreviewed case when checking independent understanding. Draw your input, deciding step, result and limit. Supported question: Which input distinguishes the original and changed tree? Point to the relevant step in the picture, then write the changed result and the rule or evidence that supports it."/>
+            <wp:cNvGraphicFramePr>
+              <a:graphicFrameLocks noChangeAspect="1"/>
+            </wp:cNvGraphicFramePr>
+            <a:graphic>
+              <a:graphicData uri="http://schemas.openxmlformats.org/drawingml/2006/picture">
+                <pic:pic>
+                  <pic:nvPicPr>
+                    <pic:cNvPr id="0" name="academy-story-ai-4-11-06.png"/>
+                    <pic:cNvPicPr/>
+                  </pic:nvPicPr>
+                  <pic:blipFill>
+                    <a:blip r:embed="rId34"/>
+                    <a:stretch>
+                      <a:fillRect/>
+                    </a:stretch>
+                  </pic:blipFill>
+                  <pic:spPr>
+                    <a:xfrm>
+                      <a:off x="0" y="0"/>
+                      <a:ext cx="5486400" cy="3681984"/>
+                    </a:xfrm>
+                    <a:prstGeom prst="rect"/>
+                  </pic:spPr>
+                </pic:pic>
+              </a:graphicData>
+            </a:graphic>
+          </wp:inline>
+        </w:drawing>
+      </w:r>
+    </w:p>
+    <w:p>
+      <w:pPr>
+        <w:spacing w:line="336" w:lineRule="auto" w:after="180"/>
+      </w:pPr>
+      <w:r>
+        <w:rPr>
+          <w:b w:val="0"/>
+        </w:rPr>
+        <w:t xml:space="preserve">For your Responsible Plant Classifier, save the </w:t>
+      </w:r>
+      <w:r>
+        <w:rPr>
+          <w:b/>
+        </w:rPr>
+        <w:t>input</w:t>
+      </w:r>
+      <w:r>
+        <w:rPr>
+          <w:b w:val="0"/>
+        </w:rPr>
+        <w:t>, procedure, observed result and limitation of this check.</w:t>
+      </w:r>
+    </w:p>
+    <w:p>
+      <w:pPr>
+        <w:spacing w:line="336" w:lineRule="auto" w:after="180"/>
+      </w:pPr>
+      <w:r>
+        <w:rPr>
+          <w:b w:val="0"/>
+        </w:rPr>
+        <w:t xml:space="preserve">Label this worked example as practice; use a different, previously unreviewed case when checking independent understanding. Draw your </w:t>
+      </w:r>
+      <w:r>
+        <w:rPr>
+          <w:b/>
+        </w:rPr>
+        <w:t>input</w:t>
+      </w:r>
+      <w:r>
+        <w:rPr>
+          <w:b w:val="0"/>
+        </w:rPr>
+        <w:t>, deciding step, result and limit.</w:t>
+      </w:r>
+    </w:p>
+    <w:p>
+      <w:pPr>
+        <w:spacing w:line="336" w:lineRule="auto" w:after="180"/>
+      </w:pPr>
+      <w:r>
+        <w:rPr>
+          <w:b w:val="0"/>
+        </w:rPr>
+        <w:t xml:space="preserve">Supported question: Which </w:t>
+      </w:r>
+      <w:r>
+        <w:rPr>
+          <w:b/>
+        </w:rPr>
+        <w:t>input</w:t>
+      </w:r>
+      <w:r>
+        <w:rPr>
+          <w:b w:val="0"/>
+        </w:rPr>
+        <w:t xml:space="preserve"> distinguishes the original and changed tree? Point to the relevant step in the picture, then write the changed result and the rule or </w:t>
+      </w:r>
+      <w:r>
+        <w:rPr>
+          <w:b/>
+        </w:rPr>
+        <w:t>evidence</w:t>
+      </w:r>
+      <w:r>
+        <w:rPr>
+          <w:b w:val="0"/>
+        </w:rPr>
+        <w:t xml:space="preserve"> that supports it.</w:t>
+      </w:r>
+    </w:p>
+    <w:p>
+      <w:pPr>
+        <w:spacing w:line="336" w:lineRule="auto" w:after="180"/>
+        <w:shd w:fill="F5F1FB"/>
+      </w:pPr>
+      <w:r>
+        <w:rPr>
+          <w:b w:val="0"/>
+        </w:rPr>
+        <w:t xml:space="preserve">Draw your project trace and justify the deciding step using </w:t>
+      </w:r>
+      <w:r>
+        <w:rPr>
+          <w:b/>
+        </w:rPr>
+        <w:t>evidence</w:t>
+      </w:r>
+      <w:r>
+        <w:rPr>
+          <w:b w:val="0"/>
+        </w:rPr>
+        <w:t>.</w:t>
       </w:r>
     </w:p>
     <w:sectPr>
